--- a/CodingChallenge7/CodingChallenge7.docx
+++ b/CodingChallenge7/CodingChallenge7.docx
@@ -1,13 +1,13 @@
 
 <file path=word/document.xml><?xml version="1.0" encoding="utf-8"?>
-<w:document xmlns:w="http://schemas.openxmlformats.org/wordprocessingml/2006/main" xmlns:m="http://schemas.openxmlformats.org/officeDocument/2006/math" xmlns:r="http://schemas.openxmlformats.org/officeDocument/2006/relationships" xmlns:o="urn:schemas-microsoft-com:office:office" xmlns:v="urn:schemas-microsoft-com:vml" xmlns:w10="urn:schemas-microsoft-com:office:word" xmlns:a="http://schemas.openxmlformats.org/drawingml/2006/main" xmlns:pic="http://schemas.openxmlformats.org/drawingml/2006/picture" xmlns:wp="http://schemas.openxmlformats.org/drawingml/2006/wordprocessingDrawing">
+<w:document xmlns:wpc="http://schemas.microsoft.com/office/word/2010/wordprocessingCanvas" xmlns:cx="http://schemas.microsoft.com/office/drawing/2014/chartex" xmlns:cx1="http://schemas.microsoft.com/office/drawing/2015/9/8/chartex" xmlns:cx2="http://schemas.microsoft.com/office/drawing/2015/10/21/chartex" xmlns:cx3="http://schemas.microsoft.com/office/drawing/2016/5/9/chartex" xmlns:cx4="http://schemas.microsoft.com/office/drawing/2016/5/10/chartex" xmlns:cx5="http://schemas.microsoft.com/office/drawing/2016/5/11/chartex" xmlns:cx6="http://schemas.microsoft.com/office/drawing/2016/5/12/chartex" xmlns:cx7="http://schemas.microsoft.com/office/drawing/2016/5/13/chartex" xmlns:cx8="http://schemas.microsoft.com/office/drawing/2016/5/14/chartex" xmlns:mc="http://schemas.openxmlformats.org/markup-compatibility/2006" xmlns:aink="http://schemas.microsoft.com/office/drawing/2016/ink" xmlns:am3d="http://schemas.microsoft.com/office/drawing/2017/model3d" xmlns:o="urn:schemas-microsoft-com:office:office" xmlns:oel="http://schemas.microsoft.com/office/2019/extlst" xmlns:r="http://schemas.openxmlformats.org/officeDocument/2006/relationships" xmlns:m="http://schemas.openxmlformats.org/officeDocument/2006/math" xmlns:v="urn:schemas-microsoft-com:vml" xmlns:wp14="http://schemas.microsoft.com/office/word/2010/wordprocessingDrawing" xmlns:wp="http://schemas.openxmlformats.org/drawingml/2006/wordprocessingDrawing" xmlns:w10="urn:schemas-microsoft-com:office:word" xmlns:w="http://schemas.openxmlformats.org/wordprocessingml/2006/main" xmlns:w14="http://schemas.microsoft.com/office/word/2010/wordml" xmlns:w15="http://schemas.microsoft.com/office/word/2012/wordml" xmlns:w16cex="http://schemas.microsoft.com/office/word/2018/wordml/cex" xmlns:w16cid="http://schemas.microsoft.com/office/word/2016/wordml/cid" xmlns:w16="http://schemas.microsoft.com/office/word/2018/wordml" xmlns:w16du="http://schemas.microsoft.com/office/word/2023/wordml/word16du" xmlns:w16sdtdh="http://schemas.microsoft.com/office/word/2020/wordml/sdtdatahash" xmlns:w16sdtfl="http://schemas.microsoft.com/office/word/2024/wordml/sdtformatlock" xmlns:w16se="http://schemas.microsoft.com/office/word/2015/wordml/symex" xmlns:wpg="http://schemas.microsoft.com/office/word/2010/wordprocessingGroup" xmlns:wpi="http://schemas.microsoft.com/office/word/2010/wordprocessingInk" xmlns:wne="http://schemas.microsoft.com/office/word/2006/wordml" xmlns:wps="http://schemas.microsoft.com/office/word/2010/wordprocessingShape" mc:Ignorable="w14 w15 w16se w16cid w16 w16cex w16sdtdh w16sdtfl w16du wp14">
   <w:body>
     <w:p>
       <w:pPr>
         <w:pStyle w:val="Title"/>
       </w:pPr>
       <w:r>
-        <w:t xml:space="preserve">CodingChallenge7</w:t>
+        <w:t>CodingChallenge7</w:t>
       </w:r>
     </w:p>
     <w:p>
@@ -15,7 +15,7 @@
         <w:pStyle w:val="Author"/>
       </w:pPr>
       <w:r>
-        <w:t xml:space="preserve">GB</w:t>
+        <w:t>GB</w:t>
       </w:r>
     </w:p>
     <w:p>
@@ -23,11 +23,18 @@
         <w:pStyle w:val="Date"/>
       </w:pPr>
       <w:r>
-        <w:t xml:space="preserve">2026-04-02</w:t>
+        <w:t>2026-04-02</w:t>
       </w:r>
     </w:p>
     <w:sdt>
       <w:sdtPr>
+        <w:rPr>
+          <w:rFonts w:asciiTheme="minorHAnsi" w:eastAsiaTheme="minorHAnsi" w:hAnsiTheme="minorHAnsi" w:cstheme="minorBidi"/>
+          <w:color w:val="auto"/>
+          <w:sz w:val="24"/>
+          <w:szCs w:val="24"/>
+        </w:rPr>
+        <w:id w:val="-46610703"/>
         <w:docPartObj>
           <w:docPartGallery w:val="Table of Contents"/>
           <w:docPartUnique/>
@@ -39,27 +46,375 @@
             <w:pStyle w:val="TOCHeading"/>
           </w:pPr>
           <w:r>
-            <w:t xml:space="preserve">Table of Contents</w:t>
+            <w:t>Table of Contents</w:t>
           </w:r>
         </w:p>
         <w:p>
+          <w:pPr>
+            <w:pStyle w:val="TOC1"/>
+            <w:tabs>
+              <w:tab w:val="right" w:leader="dot" w:pos="9350"/>
+            </w:tabs>
+            <w:rPr>
+              <w:noProof/>
+            </w:rPr>
+          </w:pPr>
           <w:r>
-            <w:fldChar w:fldCharType="begin" w:dirty="true"/>
-            <w:instrText xml:space="preserve">TOC \o "1-3" \h \z \u</w:instrText>
+            <w:fldChar w:fldCharType="begin"/>
+          </w:r>
+          <w:r>
+            <w:instrText>TOC \o "1-3" \h \z \u</w:instrText>
+          </w:r>
+          <w:r>
             <w:fldChar w:fldCharType="separate"/>
+          </w:r>
+          <w:hyperlink w:anchor="_Toc226021454" w:history="1">
+            <w:r>
+              <w:rPr>
+                <w:rStyle w:val="Hyperlink"/>
+                <w:noProof/>
+              </w:rPr>
+              <w:t>Question 1</w:t>
+            </w:r>
+            <w:r>
+              <w:rPr>
+                <w:noProof/>
+                <w:webHidden/>
+              </w:rPr>
+              <w:tab/>
+            </w:r>
+            <w:r>
+              <w:rPr>
+                <w:noProof/>
+                <w:webHidden/>
+              </w:rPr>
+              <w:fldChar w:fldCharType="begin"/>
+            </w:r>
+            <w:r>
+              <w:rPr>
+                <w:noProof/>
+                <w:webHidden/>
+              </w:rPr>
+              <w:instrText xml:space="preserve"> PAGEREF _Toc226021454 \h </w:instrText>
+            </w:r>
+            <w:r>
+              <w:rPr>
+                <w:noProof/>
+                <w:webHidden/>
+              </w:rPr>
+            </w:r>
+            <w:r>
+              <w:rPr>
+                <w:noProof/>
+                <w:webHidden/>
+              </w:rPr>
+              <w:fldChar w:fldCharType="separate"/>
+            </w:r>
+            <w:r>
+              <w:rPr>
+                <w:noProof/>
+                <w:webHidden/>
+              </w:rPr>
+              <w:t>1</w:t>
+            </w:r>
+            <w:r>
+              <w:rPr>
+                <w:noProof/>
+                <w:webHidden/>
+              </w:rPr>
+              <w:fldChar w:fldCharType="end"/>
+            </w:r>
+          </w:hyperlink>
+        </w:p>
+        <w:p>
+          <w:pPr>
+            <w:pStyle w:val="TOC1"/>
+            <w:tabs>
+              <w:tab w:val="right" w:leader="dot" w:pos="9350"/>
+            </w:tabs>
+            <w:rPr>
+              <w:noProof/>
+            </w:rPr>
+          </w:pPr>
+          <w:hyperlink w:anchor="_Toc226021455" w:history="1">
+            <w:r>
+              <w:rPr>
+                <w:rStyle w:val="Hyperlink"/>
+                <w:noProof/>
+              </w:rPr>
+              <w:t>Question 2</w:t>
+            </w:r>
+            <w:r>
+              <w:rPr>
+                <w:noProof/>
+                <w:webHidden/>
+              </w:rPr>
+              <w:tab/>
+            </w:r>
+            <w:r>
+              <w:rPr>
+                <w:noProof/>
+                <w:webHidden/>
+              </w:rPr>
+              <w:fldChar w:fldCharType="begin"/>
+            </w:r>
+            <w:r>
+              <w:rPr>
+                <w:noProof/>
+                <w:webHidden/>
+              </w:rPr>
+              <w:instrText xml:space="preserve"> PAGEREF _Toc226021455 \h </w:instrText>
+            </w:r>
+            <w:r>
+              <w:rPr>
+                <w:noProof/>
+                <w:webHidden/>
+              </w:rPr>
+            </w:r>
+            <w:r>
+              <w:rPr>
+                <w:noProof/>
+                <w:webHidden/>
+              </w:rPr>
+              <w:fldChar w:fldCharType="separate"/>
+            </w:r>
+            <w:r>
+              <w:rPr>
+                <w:noProof/>
+                <w:webHidden/>
+              </w:rPr>
+              <w:t>1</w:t>
+            </w:r>
+            <w:r>
+              <w:rPr>
+                <w:noProof/>
+                <w:webHidden/>
+              </w:rPr>
+              <w:fldChar w:fldCharType="end"/>
+            </w:r>
+          </w:hyperlink>
+        </w:p>
+        <w:p>
+          <w:pPr>
+            <w:pStyle w:val="TOC1"/>
+            <w:tabs>
+              <w:tab w:val="right" w:leader="dot" w:pos="9350"/>
+            </w:tabs>
+            <w:rPr>
+              <w:noProof/>
+            </w:rPr>
+          </w:pPr>
+          <w:hyperlink w:anchor="_Toc226021456" w:history="1">
+            <w:r>
+              <w:rPr>
+                <w:rStyle w:val="Hyperlink"/>
+                <w:noProof/>
+              </w:rPr>
+              <w:t>Question 3</w:t>
+            </w:r>
+            <w:r>
+              <w:rPr>
+                <w:noProof/>
+                <w:webHidden/>
+              </w:rPr>
+              <w:tab/>
+            </w:r>
+            <w:r>
+              <w:rPr>
+                <w:noProof/>
+                <w:webHidden/>
+              </w:rPr>
+              <w:fldChar w:fldCharType="begin"/>
+            </w:r>
+            <w:r>
+              <w:rPr>
+                <w:noProof/>
+                <w:webHidden/>
+              </w:rPr>
+              <w:instrText xml:space="preserve"> PAGEREF _Toc226021456 \h </w:instrText>
+            </w:r>
+            <w:r>
+              <w:rPr>
+                <w:noProof/>
+                <w:webHidden/>
+              </w:rPr>
+            </w:r>
+            <w:r>
+              <w:rPr>
+                <w:noProof/>
+                <w:webHidden/>
+              </w:rPr>
+              <w:fldChar w:fldCharType="separate"/>
+            </w:r>
+            <w:r>
+              <w:rPr>
+                <w:noProof/>
+                <w:webHidden/>
+              </w:rPr>
+              <w:t>1</w:t>
+            </w:r>
+            <w:r>
+              <w:rPr>
+                <w:noProof/>
+                <w:webHidden/>
+              </w:rPr>
+              <w:fldChar w:fldCharType="end"/>
+            </w:r>
+          </w:hyperlink>
+        </w:p>
+        <w:p>
+          <w:pPr>
+            <w:pStyle w:val="TOC1"/>
+            <w:tabs>
+              <w:tab w:val="right" w:leader="dot" w:pos="9350"/>
+            </w:tabs>
+            <w:rPr>
+              <w:noProof/>
+            </w:rPr>
+          </w:pPr>
+          <w:hyperlink w:anchor="_Toc226021457" w:history="1">
+            <w:r>
+              <w:rPr>
+                <w:rStyle w:val="Hyperlink"/>
+                <w:noProof/>
+              </w:rPr>
+              <w:t>Question 4</w:t>
+            </w:r>
+            <w:r>
+              <w:rPr>
+                <w:noProof/>
+                <w:webHidden/>
+              </w:rPr>
+              <w:tab/>
+            </w:r>
+            <w:r>
+              <w:rPr>
+                <w:noProof/>
+                <w:webHidden/>
+              </w:rPr>
+              <w:fldChar w:fldCharType="begin"/>
+            </w:r>
+            <w:r>
+              <w:rPr>
+                <w:noProof/>
+                <w:webHidden/>
+              </w:rPr>
+              <w:instrText xml:space="preserve"> PAGEREF _Toc226021457 \h </w:instrText>
+            </w:r>
+            <w:r>
+              <w:rPr>
+                <w:noProof/>
+                <w:webHidden/>
+              </w:rPr>
+            </w:r>
+            <w:r>
+              <w:rPr>
+                <w:noProof/>
+                <w:webHidden/>
+              </w:rPr>
+              <w:fldChar w:fldCharType="separate"/>
+            </w:r>
+            <w:r>
+              <w:rPr>
+                <w:noProof/>
+                <w:webHidden/>
+              </w:rPr>
+              <w:t>1</w:t>
+            </w:r>
+            <w:r>
+              <w:rPr>
+                <w:noProof/>
+                <w:webHidden/>
+              </w:rPr>
+              <w:fldChar w:fldCharType="end"/>
+            </w:r>
+          </w:hyperlink>
+        </w:p>
+        <w:p>
+          <w:pPr>
+            <w:pStyle w:val="TOC1"/>
+            <w:tabs>
+              <w:tab w:val="right" w:leader="dot" w:pos="9350"/>
+            </w:tabs>
+            <w:rPr>
+              <w:noProof/>
+            </w:rPr>
+          </w:pPr>
+          <w:hyperlink w:anchor="_Toc226021458" w:history="1">
+            <w:r>
+              <w:rPr>
+                <w:rStyle w:val="Hyperlink"/>
+                <w:noProof/>
+              </w:rPr>
+              <w:t>Question 5</w:t>
+            </w:r>
+            <w:r>
+              <w:rPr>
+                <w:noProof/>
+                <w:webHidden/>
+              </w:rPr>
+              <w:tab/>
+            </w:r>
+            <w:r>
+              <w:rPr>
+                <w:noProof/>
+                <w:webHidden/>
+              </w:rPr>
+              <w:fldChar w:fldCharType="begin"/>
+            </w:r>
+            <w:r>
+              <w:rPr>
+                <w:noProof/>
+                <w:webHidden/>
+              </w:rPr>
+              <w:instrText xml:space="preserve"> PAGEREF _Toc226021458 \h </w:instrText>
+            </w:r>
+            <w:r>
+              <w:rPr>
+                <w:noProof/>
+                <w:webHidden/>
+              </w:rPr>
+            </w:r>
+            <w:r>
+              <w:rPr>
+                <w:noProof/>
+                <w:webHidden/>
+              </w:rPr>
+              <w:fldChar w:fldCharType="separate"/>
+            </w:r>
+            <w:r>
+              <w:rPr>
+                <w:noProof/>
+                <w:webHidden/>
+              </w:rPr>
+              <w:t>1</w:t>
+            </w:r>
+            <w:r>
+              <w:rPr>
+                <w:noProof/>
+                <w:webHidden/>
+              </w:rPr>
+              <w:fldChar w:fldCharType="end"/>
+            </w:r>
+          </w:hyperlink>
+        </w:p>
+        <w:p>
+          <w:r>
             <w:fldChar w:fldCharType="end"/>
           </w:r>
         </w:p>
       </w:sdtContent>
     </w:sdt>
-    <w:bookmarkStart w:id="20" w:name="question-1"/>
     <w:p>
       <w:pPr>
         <w:pStyle w:val="Heading1"/>
       </w:pPr>
-      <w:r>
-        <w:t xml:space="preserve">Question 1</w:t>
-      </w:r>
+      <w:bookmarkStart w:id="0" w:name="question-1"/>
+      <w:bookmarkStart w:id="1" w:name="_Toc226021454"/>
+      <w:r>
+        <w:t>Question 1</w:t>
+      </w:r>
+      <w:bookmarkEnd w:id="1"/>
     </w:p>
     <w:p>
       <w:pPr>
@@ -69,13 +424,13 @@
         <w:rPr>
           <w:rStyle w:val="FunctionTok"/>
         </w:rPr>
-        <w:t xml:space="preserve">library</w:t>
-      </w:r>
-      <w:r>
-        <w:rPr>
-          <w:rStyle w:val="NormalTok"/>
-        </w:rPr>
-        <w:t xml:space="preserve">(tidyverse)</w:t>
+        <w:t>library</w:t>
+      </w:r>
+      <w:r>
+        <w:rPr>
+          <w:rStyle w:val="NormalTok"/>
+        </w:rPr>
+        <w:t>(tidyverse)</w:t>
       </w:r>
     </w:p>
     <w:p>
@@ -86,7 +441,7 @@
         <w:rPr>
           <w:rStyle w:val="VerbatimChar"/>
         </w:rPr>
-        <w:t xml:space="preserve">## Warning: package 'tidyverse' was built under R version 4.4.3</w:t>
+        <w:t>## Warning: package 'tidyverse' was built under R version 4.4.3</w:t>
       </w:r>
     </w:p>
     <w:p>
@@ -97,7 +452,7 @@
         <w:rPr>
           <w:rStyle w:val="VerbatimChar"/>
         </w:rPr>
-        <w:t xml:space="preserve">## Warning: package 'ggplot2' was built under R version 4.4.3</w:t>
+        <w:t>## Warning: package 'ggplot2' was built under R version 4.4.3</w:t>
       </w:r>
     </w:p>
     <w:p>
@@ -108,43 +463,43 @@
         <w:rPr>
           <w:rStyle w:val="VerbatimChar"/>
         </w:rPr>
-        <w:t xml:space="preserve">## ── Attaching core tidyverse packages ──────────────────────── tidyverse 2.0.0 ──</w:t>
-      </w:r>
-      <w:r>
-        <w:br/>
-      </w:r>
-      <w:r>
-        <w:rPr>
-          <w:rStyle w:val="VerbatimChar"/>
-        </w:rPr>
-        <w:t xml:space="preserve">## ✔ dplyr     1.1.4     ✔ readr     2.1.5</w:t>
-      </w:r>
-      <w:r>
-        <w:br/>
-      </w:r>
-      <w:r>
-        <w:rPr>
-          <w:rStyle w:val="VerbatimChar"/>
-        </w:rPr>
-        <w:t xml:space="preserve">## ✔ forcats   1.0.0     ✔ stringr   1.5.1</w:t>
-      </w:r>
-      <w:r>
-        <w:br/>
-      </w:r>
-      <w:r>
-        <w:rPr>
-          <w:rStyle w:val="VerbatimChar"/>
-        </w:rPr>
-        <w:t xml:space="preserve">## ✔ ggplot2   4.0.2     ✔ tibble    3.2.1</w:t>
-      </w:r>
-      <w:r>
-        <w:br/>
-      </w:r>
-      <w:r>
-        <w:rPr>
-          <w:rStyle w:val="VerbatimChar"/>
-        </w:rPr>
-        <w:t xml:space="preserve">## ✔ lubridate 1.9.4     ✔ tidyr     1.3.1</w:t>
+        <w:t>## ── Attaching core tidyverse packages ──────────────────────── tidyverse 2.0.0 ──</w:t>
+      </w:r>
+      <w:r>
+        <w:br/>
+      </w:r>
+      <w:r>
+        <w:rPr>
+          <w:rStyle w:val="VerbatimChar"/>
+        </w:rPr>
+        <w:t>## ✔ dplyr     1.1.4     ✔ readr     2.1.5</w:t>
+      </w:r>
+      <w:r>
+        <w:br/>
+      </w:r>
+      <w:r>
+        <w:rPr>
+          <w:rStyle w:val="VerbatimChar"/>
+        </w:rPr>
+        <w:t>## ✔ forcats   1.0.0     ✔ stringr   1.5.1</w:t>
+      </w:r>
+      <w:r>
+        <w:br/>
+      </w:r>
+      <w:r>
+        <w:rPr>
+          <w:rStyle w:val="VerbatimChar"/>
+        </w:rPr>
+        <w:t>## ✔ ggplot2   4.0.2     ✔ tibble    3.2.1</w:t>
+      </w:r>
+      <w:r>
+        <w:br/>
+      </w:r>
+      <w:r>
+        <w:rPr>
+          <w:rStyle w:val="VerbatimChar"/>
+        </w:rPr>
+        <w:t>## ✔ lubridate 1.9.4     ✔ tidyr     1.3.1</w:t>
       </w:r>
       <w:r>
         <w:br/>
@@ -162,34 +517,34 @@
         <w:rPr>
           <w:rStyle w:val="VerbatimChar"/>
         </w:rPr>
-        <w:t xml:space="preserve">## ── Conflicts ────────────────────────────────────────── tidyverse_conflicts() ──</w:t>
-      </w:r>
-      <w:r>
-        <w:br/>
-      </w:r>
-      <w:r>
-        <w:rPr>
-          <w:rStyle w:val="VerbatimChar"/>
-        </w:rPr>
-        <w:t xml:space="preserve">## ✖ dplyr::filter() masks stats::filter()</w:t>
-      </w:r>
-      <w:r>
-        <w:br/>
-      </w:r>
-      <w:r>
-        <w:rPr>
-          <w:rStyle w:val="VerbatimChar"/>
-        </w:rPr>
-        <w:t xml:space="preserve">## ✖ dplyr::lag()    masks stats::lag()</w:t>
-      </w:r>
-      <w:r>
-        <w:br/>
-      </w:r>
-      <w:r>
-        <w:rPr>
-          <w:rStyle w:val="VerbatimChar"/>
-        </w:rPr>
-        <w:t xml:space="preserve">## ℹ Use the conflicted package (&lt;http://conflicted.r-lib.org/&gt;) to force all conflicts to become errors</w:t>
+        <w:t>## ── Conflicts ────────────────────────────────────────── tidyverse_conflicts() ──</w:t>
+      </w:r>
+      <w:r>
+        <w:br/>
+      </w:r>
+      <w:r>
+        <w:rPr>
+          <w:rStyle w:val="VerbatimChar"/>
+        </w:rPr>
+        <w:t>## ✖ dplyr::filter() masks stats::filter()</w:t>
+      </w:r>
+      <w:r>
+        <w:br/>
+      </w:r>
+      <w:r>
+        <w:rPr>
+          <w:rStyle w:val="VerbatimChar"/>
+        </w:rPr>
+        <w:t>## ✖ dplyr::lag()    masks stats::lag()</w:t>
+      </w:r>
+      <w:r>
+        <w:br/>
+      </w:r>
+      <w:r>
+        <w:rPr>
+          <w:rStyle w:val="VerbatimChar"/>
+        </w:rPr>
+        <w:t>## ℹ Use the conflicted package (&lt;http://conflicted.r-lib.org/&gt;) to force all conflicts to become errors</w:t>
       </w:r>
     </w:p>
     <w:p>
@@ -200,13 +555,13 @@
         <w:rPr>
           <w:rStyle w:val="FunctionTok"/>
         </w:rPr>
-        <w:t xml:space="preserve">library</w:t>
-      </w:r>
-      <w:r>
-        <w:rPr>
-          <w:rStyle w:val="NormalTok"/>
-        </w:rPr>
-        <w:t xml:space="preserve">(lme4)</w:t>
+        <w:t>library</w:t>
+      </w:r>
+      <w:r>
+        <w:rPr>
+          <w:rStyle w:val="NormalTok"/>
+        </w:rPr>
+        <w:t>(lme4)</w:t>
       </w:r>
     </w:p>
     <w:p>
@@ -217,7 +572,7 @@
         <w:rPr>
           <w:rStyle w:val="VerbatimChar"/>
         </w:rPr>
-        <w:t xml:space="preserve">## Warning: package 'lme4' was built under R version 4.4.3</w:t>
+        <w:t>## Warning: package 'lme4' was built under R version 4.4.3</w:t>
       </w:r>
     </w:p>
     <w:p>
@@ -228,7 +583,7 @@
         <w:rPr>
           <w:rStyle w:val="VerbatimChar"/>
         </w:rPr>
-        <w:t xml:space="preserve">## Loading required package: Matrix</w:t>
+        <w:t>## Loading required package: Matrix</w:t>
       </w:r>
       <w:r>
         <w:br/>
@@ -246,7 +601,7 @@
         <w:rPr>
           <w:rStyle w:val="VerbatimChar"/>
         </w:rPr>
-        <w:t xml:space="preserve">## Attaching package: 'Matrix'</w:t>
+        <w:t>## Attaching package: 'Matrix'</w:t>
       </w:r>
       <w:r>
         <w:br/>
@@ -264,15 +619,16 @@
         <w:rPr>
           <w:rStyle w:val="VerbatimChar"/>
         </w:rPr>
-        <w:t xml:space="preserve">## The following objects are masked from 'package:tidyr':</w:t>
-      </w:r>
-      <w:r>
-        <w:br/>
-      </w:r>
-      <w:r>
-        <w:rPr>
-          <w:rStyle w:val="VerbatimChar"/>
-        </w:rPr>
+        <w:t>## The following objects are masked from 'package:tidyr':</w:t>
+      </w:r>
+      <w:r>
+        <w:br/>
+      </w:r>
+      <w:r>
+        <w:rPr>
+          <w:rStyle w:val="VerbatimChar"/>
+        </w:rPr>
+        <w:lastRenderedPageBreak/>
         <w:t xml:space="preserve">## </w:t>
       </w:r>
       <w:r>
@@ -282,7 +638,7 @@
         <w:rPr>
           <w:rStyle w:val="VerbatimChar"/>
         </w:rPr>
-        <w:t xml:space="preserve">##     expand, pack, unpack</w:t>
+        <w:t>##     expand, pack, unpack</w:t>
       </w:r>
     </w:p>
     <w:p>
@@ -293,13 +649,13 @@
         <w:rPr>
           <w:rStyle w:val="FunctionTok"/>
         </w:rPr>
-        <w:t xml:space="preserve">library</w:t>
-      </w:r>
-      <w:r>
-        <w:rPr>
-          <w:rStyle w:val="NormalTok"/>
-        </w:rPr>
-        <w:t xml:space="preserve">(emmeans)</w:t>
+        <w:t>library</w:t>
+      </w:r>
+      <w:r>
+        <w:rPr>
+          <w:rStyle w:val="NormalTok"/>
+        </w:rPr>
+        <w:t>(emmeans)</w:t>
       </w:r>
     </w:p>
     <w:p>
@@ -310,7 +666,7 @@
         <w:rPr>
           <w:rStyle w:val="VerbatimChar"/>
         </w:rPr>
-        <w:t xml:space="preserve">## Warning: package 'emmeans' was built under R version 4.4.3</w:t>
+        <w:t>## Warning: package 'emmeans' was built under R version 4.4.3</w:t>
       </w:r>
     </w:p>
     <w:p>
@@ -321,25 +677,25 @@
         <w:rPr>
           <w:rStyle w:val="VerbatimChar"/>
         </w:rPr>
-        <w:t xml:space="preserve">## Welcome to emmeans.</w:t>
-      </w:r>
-      <w:r>
-        <w:br/>
-      </w:r>
-      <w:r>
-        <w:rPr>
-          <w:rStyle w:val="VerbatimChar"/>
-        </w:rPr>
-        <w:t xml:space="preserve">## Caution: You lose important information if you filter this package's results.</w:t>
-      </w:r>
-      <w:r>
-        <w:br/>
-      </w:r>
-      <w:r>
-        <w:rPr>
-          <w:rStyle w:val="VerbatimChar"/>
-        </w:rPr>
-        <w:t xml:space="preserve">## See '? untidy'</w:t>
+        <w:t>## Welcome to emmeans.</w:t>
+      </w:r>
+      <w:r>
+        <w:br/>
+      </w:r>
+      <w:r>
+        <w:rPr>
+          <w:rStyle w:val="VerbatimChar"/>
+        </w:rPr>
+        <w:t>## Caution: You lose important information if you filter this package's results.</w:t>
+      </w:r>
+      <w:r>
+        <w:br/>
+      </w:r>
+      <w:r>
+        <w:rPr>
+          <w:rStyle w:val="VerbatimChar"/>
+        </w:rPr>
+        <w:t>## See '? untidy'</w:t>
       </w:r>
     </w:p>
     <w:p>
@@ -350,13 +706,13 @@
         <w:rPr>
           <w:rStyle w:val="FunctionTok"/>
         </w:rPr>
-        <w:t xml:space="preserve">library</w:t>
-      </w:r>
-      <w:r>
-        <w:rPr>
-          <w:rStyle w:val="NormalTok"/>
-        </w:rPr>
-        <w:t xml:space="preserve">(multcomp)</w:t>
+        <w:t>library</w:t>
+      </w:r>
+      <w:r>
+        <w:rPr>
+          <w:rStyle w:val="NormalTok"/>
+        </w:rPr>
+        <w:t>(multcomp)</w:t>
       </w:r>
     </w:p>
     <w:p>
@@ -367,34 +723,34 @@
         <w:rPr>
           <w:rStyle w:val="VerbatimChar"/>
         </w:rPr>
-        <w:t xml:space="preserve">## Loading required package: mvtnorm</w:t>
-      </w:r>
-      <w:r>
-        <w:br/>
-      </w:r>
-      <w:r>
-        <w:rPr>
-          <w:rStyle w:val="VerbatimChar"/>
-        </w:rPr>
-        <w:t xml:space="preserve">## Loading required package: survival</w:t>
-      </w:r>
-      <w:r>
-        <w:br/>
-      </w:r>
-      <w:r>
-        <w:rPr>
-          <w:rStyle w:val="VerbatimChar"/>
-        </w:rPr>
-        <w:t xml:space="preserve">## Loading required package: TH.data</w:t>
-      </w:r>
-      <w:r>
-        <w:br/>
-      </w:r>
-      <w:r>
-        <w:rPr>
-          <w:rStyle w:val="VerbatimChar"/>
-        </w:rPr>
-        <w:t xml:space="preserve">## Loading required package: MASS</w:t>
+        <w:t>## Loading required package: mvtnorm</w:t>
+      </w:r>
+      <w:r>
+        <w:br/>
+      </w:r>
+      <w:r>
+        <w:rPr>
+          <w:rStyle w:val="VerbatimChar"/>
+        </w:rPr>
+        <w:t>## Loading required package: survival</w:t>
+      </w:r>
+      <w:r>
+        <w:br/>
+      </w:r>
+      <w:r>
+        <w:rPr>
+          <w:rStyle w:val="VerbatimChar"/>
+        </w:rPr>
+        <w:t>## Loading required package: TH.data</w:t>
+      </w:r>
+      <w:r>
+        <w:br/>
+      </w:r>
+      <w:r>
+        <w:rPr>
+          <w:rStyle w:val="VerbatimChar"/>
+        </w:rPr>
+        <w:t>## Loading required package: MASS</w:t>
       </w:r>
       <w:r>
         <w:br/>
@@ -412,7 +768,7 @@
         <w:rPr>
           <w:rStyle w:val="VerbatimChar"/>
         </w:rPr>
-        <w:t xml:space="preserve">## Attaching package: 'MASS'</w:t>
+        <w:t>## Attaching package: 'MASS'</w:t>
       </w:r>
       <w:r>
         <w:br/>
@@ -430,7 +786,7 @@
         <w:rPr>
           <w:rStyle w:val="VerbatimChar"/>
         </w:rPr>
-        <w:t xml:space="preserve">## The following object is masked from 'package:dplyr':</w:t>
+        <w:t>## The following object is masked from 'package:dplyr':</w:t>
       </w:r>
       <w:r>
         <w:br/>
@@ -448,7 +804,7 @@
         <w:rPr>
           <w:rStyle w:val="VerbatimChar"/>
         </w:rPr>
-        <w:t xml:space="preserve">##     select</w:t>
+        <w:t>##     select</w:t>
       </w:r>
       <w:r>
         <w:br/>
@@ -475,7 +831,7 @@
         <w:rPr>
           <w:rStyle w:val="VerbatimChar"/>
         </w:rPr>
-        <w:t xml:space="preserve">## Attaching package: 'TH.data'</w:t>
+        <w:t>## Attaching package: 'TH.data'</w:t>
       </w:r>
       <w:r>
         <w:br/>
@@ -493,7 +849,7 @@
         <w:rPr>
           <w:rStyle w:val="VerbatimChar"/>
         </w:rPr>
-        <w:t xml:space="preserve">## The following object is masked from 'package:MASS':</w:t>
+        <w:t>## The following object is masked from 'package:MASS':</w:t>
       </w:r>
       <w:r>
         <w:br/>
@@ -511,7 +867,7 @@
         <w:rPr>
           <w:rStyle w:val="VerbatimChar"/>
         </w:rPr>
-        <w:t xml:space="preserve">##     geyser</w:t>
+        <w:t>##     geyser</w:t>
       </w:r>
     </w:p>
     <w:p>
@@ -522,13 +878,13 @@
         <w:rPr>
           <w:rStyle w:val="FunctionTok"/>
         </w:rPr>
-        <w:t xml:space="preserve">library</w:t>
-      </w:r>
-      <w:r>
-        <w:rPr>
-          <w:rStyle w:val="NormalTok"/>
-        </w:rPr>
-        <w:t xml:space="preserve">(multcompView)</w:t>
+        <w:t>library</w:t>
+      </w:r>
+      <w:r>
+        <w:rPr>
+          <w:rStyle w:val="NormalTok"/>
+        </w:rPr>
+        <w:t>(multcompView)</w:t>
       </w:r>
     </w:p>
     <w:p>
@@ -539,7 +895,7 @@
         <w:rPr>
           <w:rStyle w:val="VerbatimChar"/>
         </w:rPr>
-        <w:t xml:space="preserve">## Warning: package 'multcompView' was built under R version 4.4.3</w:t>
+        <w:t>## Warning: package 'multcompView' was built under R version 4.4.3</w:t>
       </w:r>
     </w:p>
     <w:p>
@@ -556,7 +912,7 @@
         <w:rPr>
           <w:rStyle w:val="OtherTok"/>
         </w:rPr>
-        <w:t xml:space="preserve">&lt;-</w:t>
+        <w:t>&lt;-</w:t>
       </w:r>
       <w:r>
         <w:rPr>
@@ -568,40 +924,40 @@
         <w:rPr>
           <w:rStyle w:val="FunctionTok"/>
         </w:rPr>
-        <w:t xml:space="preserve">read.csv</w:t>
-      </w:r>
-      <w:r>
-        <w:rPr>
-          <w:rStyle w:val="NormalTok"/>
-        </w:rPr>
-        <w:t xml:space="preserve">(</w:t>
+        <w:t>read.csv</w:t>
+      </w:r>
+      <w:r>
+        <w:rPr>
+          <w:rStyle w:val="NormalTok"/>
+        </w:rPr>
+        <w:t>(</w:t>
       </w:r>
       <w:r>
         <w:rPr>
           <w:rStyle w:val="FunctionTok"/>
         </w:rPr>
-        <w:t xml:space="preserve">file.choose</w:t>
-      </w:r>
-      <w:r>
-        <w:rPr>
-          <w:rStyle w:val="NormalTok"/>
-        </w:rPr>
-        <w:t xml:space="preserve">())</w:t>
-      </w:r>
-      <w:r>
-        <w:br/>
-      </w:r>
-      <w:r>
-        <w:rPr>
-          <w:rStyle w:val="NormalTok"/>
-        </w:rPr>
-        <w:t xml:space="preserve">Plant</w:t>
+        <w:t>file.choose</w:t>
+      </w:r>
+      <w:r>
+        <w:rPr>
+          <w:rStyle w:val="NormalTok"/>
+        </w:rPr>
+        <w:t>())</w:t>
+      </w:r>
+      <w:r>
+        <w:br/>
+      </w:r>
+      <w:r>
+        <w:rPr>
+          <w:rStyle w:val="NormalTok"/>
+        </w:rPr>
+        <w:t>Plant</w:t>
       </w:r>
       <w:r>
         <w:rPr>
           <w:rStyle w:val="SpecialCharTok"/>
         </w:rPr>
-        <w:t xml:space="preserve">$</w:t>
+        <w:t>$</w:t>
       </w:r>
       <w:r>
         <w:rPr>
@@ -613,7 +969,7 @@
         <w:rPr>
           <w:rStyle w:val="OtherTok"/>
         </w:rPr>
-        <w:t xml:space="preserve">&lt;-</w:t>
+        <w:t>&lt;-</w:t>
       </w:r>
       <w:r>
         <w:rPr>
@@ -625,40 +981,40 @@
         <w:rPr>
           <w:rStyle w:val="FunctionTok"/>
         </w:rPr>
-        <w:t xml:space="preserve">as.factor</w:t>
-      </w:r>
-      <w:r>
-        <w:rPr>
-          <w:rStyle w:val="NormalTok"/>
-        </w:rPr>
-        <w:t xml:space="preserve">(Plant</w:t>
+        <w:t>as.factor</w:t>
+      </w:r>
+      <w:r>
+        <w:rPr>
+          <w:rStyle w:val="NormalTok"/>
+        </w:rPr>
+        <w:t>(Plant</w:t>
       </w:r>
       <w:r>
         <w:rPr>
           <w:rStyle w:val="SpecialCharTok"/>
         </w:rPr>
-        <w:t xml:space="preserve">$</w:t>
-      </w:r>
-      <w:r>
-        <w:rPr>
-          <w:rStyle w:val="NormalTok"/>
-        </w:rPr>
-        <w:t xml:space="preserve">Treatment)</w:t>
-      </w:r>
-      <w:r>
-        <w:br/>
-      </w:r>
-      <w:r>
-        <w:rPr>
-          <w:rStyle w:val="NormalTok"/>
-        </w:rPr>
-        <w:t xml:space="preserve">Plant</w:t>
+        <w:t>$</w:t>
+      </w:r>
+      <w:r>
+        <w:rPr>
+          <w:rStyle w:val="NormalTok"/>
+        </w:rPr>
+        <w:t>Treatment)</w:t>
+      </w:r>
+      <w:r>
+        <w:br/>
+      </w:r>
+      <w:r>
+        <w:rPr>
+          <w:rStyle w:val="NormalTok"/>
+        </w:rPr>
+        <w:t>Plant</w:t>
       </w:r>
       <w:r>
         <w:rPr>
           <w:rStyle w:val="SpecialCharTok"/>
         </w:rPr>
-        <w:t xml:space="preserve">$</w:t>
+        <w:t>$</w:t>
       </w:r>
       <w:r>
         <w:rPr>
@@ -670,7 +1026,7 @@
         <w:rPr>
           <w:rStyle w:val="OtherTok"/>
         </w:rPr>
-        <w:t xml:space="preserve">&lt;-</w:t>
+        <w:t>&lt;-</w:t>
       </w:r>
       <w:r>
         <w:rPr>
@@ -682,40 +1038,40 @@
         <w:rPr>
           <w:rStyle w:val="FunctionTok"/>
         </w:rPr>
-        <w:t xml:space="preserve">as.factor</w:t>
-      </w:r>
-      <w:r>
-        <w:rPr>
-          <w:rStyle w:val="NormalTok"/>
-        </w:rPr>
-        <w:t xml:space="preserve">(Plant</w:t>
+        <w:t>as.factor</w:t>
+      </w:r>
+      <w:r>
+        <w:rPr>
+          <w:rStyle w:val="NormalTok"/>
+        </w:rPr>
+        <w:t>(Plant</w:t>
       </w:r>
       <w:r>
         <w:rPr>
           <w:rStyle w:val="SpecialCharTok"/>
         </w:rPr>
-        <w:t xml:space="preserve">$</w:t>
-      </w:r>
-      <w:r>
-        <w:rPr>
-          <w:rStyle w:val="NormalTok"/>
-        </w:rPr>
-        <w:t xml:space="preserve">DaysAfterPlanting)</w:t>
-      </w:r>
-      <w:r>
-        <w:br/>
-      </w:r>
-      <w:r>
-        <w:rPr>
-          <w:rStyle w:val="NormalTok"/>
-        </w:rPr>
-        <w:t xml:space="preserve">Plant</w:t>
+        <w:t>$</w:t>
+      </w:r>
+      <w:r>
+        <w:rPr>
+          <w:rStyle w:val="NormalTok"/>
+        </w:rPr>
+        <w:t>DaysAfterPlanting)</w:t>
+      </w:r>
+      <w:r>
+        <w:br/>
+      </w:r>
+      <w:r>
+        <w:rPr>
+          <w:rStyle w:val="NormalTok"/>
+        </w:rPr>
+        <w:t>Plant</w:t>
       </w:r>
       <w:r>
         <w:rPr>
           <w:rStyle w:val="SpecialCharTok"/>
         </w:rPr>
-        <w:t xml:space="preserve">$</w:t>
+        <w:t>$</w:t>
       </w:r>
       <w:r>
         <w:rPr>
@@ -727,7 +1083,7 @@
         <w:rPr>
           <w:rStyle w:val="OtherTok"/>
         </w:rPr>
-        <w:t xml:space="preserve">&lt;-</w:t>
+        <w:t>&lt;-</w:t>
       </w:r>
       <w:r>
         <w:rPr>
@@ -739,36 +1095,38 @@
         <w:rPr>
           <w:rStyle w:val="FunctionTok"/>
         </w:rPr>
-        <w:t xml:space="preserve">as.factor</w:t>
-      </w:r>
-      <w:r>
-        <w:rPr>
-          <w:rStyle w:val="NormalTok"/>
-        </w:rPr>
-        <w:t xml:space="preserve">(Plant</w:t>
+        <w:t>as.factor</w:t>
+      </w:r>
+      <w:r>
+        <w:rPr>
+          <w:rStyle w:val="NormalTok"/>
+        </w:rPr>
+        <w:t>(Plant</w:t>
       </w:r>
       <w:r>
         <w:rPr>
           <w:rStyle w:val="SpecialCharTok"/>
         </w:rPr>
-        <w:t xml:space="preserve">$</w:t>
-      </w:r>
-      <w:r>
-        <w:rPr>
-          <w:rStyle w:val="NormalTok"/>
-        </w:rPr>
-        <w:t xml:space="preserve">Rep)</w:t>
+        <w:t>$</w:t>
+      </w:r>
+      <w:r>
+        <w:rPr>
+          <w:rStyle w:val="NormalTok"/>
+        </w:rPr>
+        <w:t>Rep)</w:t>
       </w:r>
     </w:p>
-    <w:bookmarkEnd w:id="20"/>
-    <w:bookmarkStart w:id="21" w:name="question-2"/>
     <w:p>
       <w:pPr>
         <w:pStyle w:val="Heading1"/>
       </w:pPr>
-      <w:r>
-        <w:t xml:space="preserve">Question 2</w:t>
-      </w:r>
+      <w:bookmarkStart w:id="2" w:name="question-2"/>
+      <w:bookmarkStart w:id="3" w:name="_Toc226021455"/>
+      <w:bookmarkEnd w:id="0"/>
+      <w:r>
+        <w:t>Question 2</w:t>
+      </w:r>
+      <w:bookmarkEnd w:id="3"/>
     </w:p>
     <w:p>
       <w:pPr>
@@ -784,7 +1142,7 @@
         <w:rPr>
           <w:rStyle w:val="OtherTok"/>
         </w:rPr>
-        <w:t xml:space="preserve">&lt;-</w:t>
+        <w:t>&lt;-</w:t>
       </w:r>
       <w:r>
         <w:rPr>
@@ -796,31 +1154,31 @@
         <w:rPr>
           <w:rStyle w:val="FunctionTok"/>
         </w:rPr>
-        <w:t xml:space="preserve">lm</w:t>
-      </w:r>
-      <w:r>
-        <w:rPr>
-          <w:rStyle w:val="NormalTok"/>
-        </w:rPr>
-        <w:t xml:space="preserve">(Emergence</w:t>
+        <w:t>lm</w:t>
+      </w:r>
+      <w:r>
+        <w:rPr>
+          <w:rStyle w:val="NormalTok"/>
+        </w:rPr>
+        <w:t>(Emergence</w:t>
       </w:r>
       <w:r>
         <w:rPr>
           <w:rStyle w:val="SpecialCharTok"/>
         </w:rPr>
-        <w:t xml:space="preserve">~</w:t>
-      </w:r>
-      <w:r>
-        <w:rPr>
-          <w:rStyle w:val="NormalTok"/>
-        </w:rPr>
-        <w:t xml:space="preserve">Treatment</w:t>
+        <w:t>~</w:t>
+      </w:r>
+      <w:r>
+        <w:rPr>
+          <w:rStyle w:val="NormalTok"/>
+        </w:rPr>
+        <w:t>Treatment</w:t>
       </w:r>
       <w:r>
         <w:rPr>
           <w:rStyle w:val="SpecialCharTok"/>
         </w:rPr>
-        <w:t xml:space="preserve">*</w:t>
+        <w:t>*</w:t>
       </w:r>
       <w:r>
         <w:rPr>
@@ -832,7 +1190,7 @@
         <w:rPr>
           <w:rStyle w:val="AttributeTok"/>
         </w:rPr>
-        <w:t xml:space="preserve">data =</w:t>
+        <w:t>data =</w:t>
       </w:r>
       <w:r>
         <w:rPr>
@@ -847,13 +1205,13 @@
         <w:rPr>
           <w:rStyle w:val="FunctionTok"/>
         </w:rPr>
-        <w:t xml:space="preserve">summary</w:t>
-      </w:r>
-      <w:r>
-        <w:rPr>
-          <w:rStyle w:val="NormalTok"/>
-        </w:rPr>
-        <w:t xml:space="preserve">(model)</w:t>
+        <w:t>summary</w:t>
+      </w:r>
+      <w:r>
+        <w:rPr>
+          <w:rStyle w:val="NormalTok"/>
+        </w:rPr>
+        <w:t>(model)</w:t>
       </w:r>
     </w:p>
     <w:p>
@@ -873,16 +1231,16 @@
         <w:rPr>
           <w:rStyle w:val="VerbatimChar"/>
         </w:rPr>
-        <w:t xml:space="preserve">## Call:</w:t>
-      </w:r>
-      <w:r>
-        <w:br/>
-      </w:r>
-      <w:r>
-        <w:rPr>
-          <w:rStyle w:val="VerbatimChar"/>
-        </w:rPr>
-        <w:t xml:space="preserve">## lm(formula = Emergence ~ Treatment * DaysAfterPlanting, data = Plant)</w:t>
+        <w:t>## Call:</w:t>
+      </w:r>
+      <w:r>
+        <w:br/>
+      </w:r>
+      <w:r>
+        <w:rPr>
+          <w:rStyle w:val="VerbatimChar"/>
+        </w:rPr>
+        <w:t>## lm(formula = Emergence ~ Treatment * DaysAfterPlanting, data = Plant)</w:t>
       </w:r>
       <w:r>
         <w:br/>
@@ -900,15 +1258,16 @@
         <w:rPr>
           <w:rStyle w:val="VerbatimChar"/>
         </w:rPr>
-        <w:t xml:space="preserve">## Residuals:</w:t>
-      </w:r>
-      <w:r>
-        <w:br/>
-      </w:r>
-      <w:r>
-        <w:rPr>
-          <w:rStyle w:val="VerbatimChar"/>
-        </w:rPr>
+        <w:t>## Residuals:</w:t>
+      </w:r>
+      <w:r>
+        <w:br/>
+      </w:r>
+      <w:r>
+        <w:rPr>
+          <w:rStyle w:val="VerbatimChar"/>
+        </w:rPr>
+        <w:lastRenderedPageBreak/>
         <w:t xml:space="preserve">##     Min      1Q  Median      3Q     Max </w:t>
       </w:r>
       <w:r>
@@ -936,7 +1295,7 @@
         <w:rPr>
           <w:rStyle w:val="VerbatimChar"/>
         </w:rPr>
-        <w:t xml:space="preserve">## Coefficients:</w:t>
+        <w:t>## Coefficients:</w:t>
       </w:r>
       <w:r>
         <w:br/>
@@ -954,16 +1313,16 @@
         <w:rPr>
           <w:rStyle w:val="VerbatimChar"/>
         </w:rPr>
-        <w:t xml:space="preserve">## (Intercept)                     1.823e+02  5.324e+00  34.229   &lt;2e-16 ***</w:t>
-      </w:r>
-      <w:r>
-        <w:br/>
-      </w:r>
-      <w:r>
-        <w:rPr>
-          <w:rStyle w:val="VerbatimChar"/>
-        </w:rPr>
-        <w:t xml:space="preserve">## Treatment2                     -1.365e+02  7.530e+00 -18.128   &lt;2e-16 ***</w:t>
+        <w:t>## (Intercept)                     1.823e+02  5.324e+00  34.229   &lt;2e-16 ***</w:t>
+      </w:r>
+      <w:r>
+        <w:br/>
+      </w:r>
+      <w:r>
+        <w:rPr>
+          <w:rStyle w:val="VerbatimChar"/>
+        </w:rPr>
+        <w:t>## Treatment2                     -1.365e+02  7.530e+00 -18.128   &lt;2e-16 ***</w:t>
       </w:r>
       <w:r>
         <w:br/>
@@ -1278,16 +1637,16 @@
         <w:rPr>
           <w:rStyle w:val="VerbatimChar"/>
         </w:rPr>
-        <w:t xml:space="preserve">## ---</w:t>
-      </w:r>
-      <w:r>
-        <w:br/>
-      </w:r>
-      <w:r>
-        <w:rPr>
-          <w:rStyle w:val="VerbatimChar"/>
-        </w:rPr>
-        <w:t xml:space="preserve">## Signif. codes:  0 '***' 0.001 '**' 0.01 '*' 0.05 '.' 0.1 ' ' 1</w:t>
+        <w:t>## ---</w:t>
+      </w:r>
+      <w:r>
+        <w:br/>
+      </w:r>
+      <w:r>
+        <w:rPr>
+          <w:rStyle w:val="VerbatimChar"/>
+        </w:rPr>
+        <w:t>## Signif. codes:  0 '***' 0.001 '**' 0.01 '*' 0.05 '.' 0.1 ' ' 1</w:t>
       </w:r>
       <w:r>
         <w:br/>
@@ -1305,7 +1664,7 @@
         <w:rPr>
           <w:rStyle w:val="VerbatimChar"/>
         </w:rPr>
-        <w:t xml:space="preserve">## Residual standard error: 10.65 on 108 degrees of freedom</w:t>
+        <w:t>## Residual standard error: 10.65 on 108 degrees of freedom</w:t>
       </w:r>
       <w:r>
         <w:br/>
@@ -1323,7 +1682,7 @@
         <w:rPr>
           <w:rStyle w:val="VerbatimChar"/>
         </w:rPr>
-        <w:t xml:space="preserve">## F-statistic: 71.21 on 35 and 108 DF,  p-value: &lt; 2.2e-16</w:t>
+        <w:t>## F-statistic: 71.21 on 35 and 108 DF,  p-value: &lt; 2.2e-16</w:t>
       </w:r>
     </w:p>
     <w:p>
@@ -1334,13 +1693,13 @@
         <w:rPr>
           <w:rStyle w:val="FunctionTok"/>
         </w:rPr>
-        <w:t xml:space="preserve">anova</w:t>
-      </w:r>
-      <w:r>
-        <w:rPr>
-          <w:rStyle w:val="NormalTok"/>
-        </w:rPr>
-        <w:t xml:space="preserve">(model)</w:t>
+        <w:t>anova</w:t>
+      </w:r>
+      <w:r>
+        <w:rPr>
+          <w:rStyle w:val="NormalTok"/>
+        </w:rPr>
+        <w:t>(model)</w:t>
       </w:r>
     </w:p>
     <w:p>
@@ -1351,7 +1710,8 @@
         <w:rPr>
           <w:rStyle w:val="VerbatimChar"/>
         </w:rPr>
-        <w:t xml:space="preserve">## Analysis of Variance Table</w:t>
+        <w:lastRenderedPageBreak/>
+        <w:t>## Analysis of Variance Table</w:t>
       </w:r>
       <w:r>
         <w:br/>
@@ -1369,7 +1729,7 @@
         <w:rPr>
           <w:rStyle w:val="VerbatimChar"/>
         </w:rPr>
-        <w:t xml:space="preserve">## Response: Emergence</w:t>
+        <w:t>## Response: Emergence</w:t>
       </w:r>
       <w:r>
         <w:br/>
@@ -1387,16 +1747,16 @@
         <w:rPr>
           <w:rStyle w:val="VerbatimChar"/>
         </w:rPr>
-        <w:t xml:space="preserve">## Treatment                     8 279366   34921 307.9516 &lt; 2.2e-16 ***</w:t>
-      </w:r>
-      <w:r>
-        <w:br/>
-      </w:r>
-      <w:r>
-        <w:rPr>
-          <w:rStyle w:val="VerbatimChar"/>
-        </w:rPr>
-        <w:t xml:space="preserve">## DaysAfterPlanting             3   3116    1039   9.1603 1.877e-05 ***</w:t>
+        <w:t>## Treatment                     8 279366   34921 307.9516 &lt; 2.2e-16 ***</w:t>
+      </w:r>
+      <w:r>
+        <w:br/>
+      </w:r>
+      <w:r>
+        <w:rPr>
+          <w:rStyle w:val="VerbatimChar"/>
+        </w:rPr>
+        <w:t>## DaysAfterPlanting             3   3116    1039   9.1603 1.877e-05 ***</w:t>
       </w:r>
       <w:r>
         <w:br/>
@@ -1423,38 +1783,40 @@
         <w:rPr>
           <w:rStyle w:val="VerbatimChar"/>
         </w:rPr>
-        <w:t xml:space="preserve">## ---</w:t>
-      </w:r>
-      <w:r>
-        <w:br/>
-      </w:r>
-      <w:r>
-        <w:rPr>
-          <w:rStyle w:val="VerbatimChar"/>
-        </w:rPr>
-        <w:t xml:space="preserve">## Signif. codes:  0 '***' 0.001 '**' 0.01 '*' 0.05 '.' 0.1 ' ' 1</w:t>
+        <w:t>## ---</w:t>
+      </w:r>
+      <w:r>
+        <w:br/>
+      </w:r>
+      <w:r>
+        <w:rPr>
+          <w:rStyle w:val="VerbatimChar"/>
+        </w:rPr>
+        <w:t>## Signif. codes:  0 '***' 0.001 '**' 0.01 '*' 0.05 '.' 0.1 ' ' 1</w:t>
       </w:r>
     </w:p>
-    <w:bookmarkEnd w:id="21"/>
-    <w:bookmarkStart w:id="22" w:name="question-3"/>
     <w:p>
       <w:pPr>
         <w:pStyle w:val="Heading1"/>
       </w:pPr>
-      <w:r>
-        <w:t xml:space="preserve">Question 3</w:t>
-      </w:r>
+      <w:bookmarkStart w:id="4" w:name="question-3"/>
+      <w:bookmarkStart w:id="5" w:name="_Toc226021456"/>
+      <w:bookmarkEnd w:id="2"/>
+      <w:r>
+        <w:t>Question 3</w:t>
+      </w:r>
+      <w:bookmarkEnd w:id="5"/>
     </w:p>
     <w:p>
       <w:pPr>
         <w:pStyle w:val="Compact"/>
         <w:numPr>
           <w:ilvl w:val="0"/>
-          <w:numId w:val="1001"/>
+          <w:numId w:val="2"/>
         </w:numPr>
       </w:pPr>
       <w:r>
-        <w:t xml:space="preserve">No, we do not need to fit the interaction term.</w:t>
+        <w:t>No, we do not need to fit the interaction term.</w:t>
       </w:r>
     </w:p>
     <w:p>
@@ -1471,7 +1833,7 @@
         <w:rPr>
           <w:rStyle w:val="OtherTok"/>
         </w:rPr>
-        <w:t xml:space="preserve">&lt;-</w:t>
+        <w:t>&lt;-</w:t>
       </w:r>
       <w:r>
         <w:rPr>
@@ -1483,7 +1845,7 @@
         <w:rPr>
           <w:rStyle w:val="FunctionTok"/>
         </w:rPr>
-        <w:t xml:space="preserve">lm</w:t>
+        <w:t>lm</w:t>
       </w:r>
       <w:r>
         <w:rPr>
@@ -1495,7 +1857,7 @@
         <w:rPr>
           <w:rStyle w:val="SpecialCharTok"/>
         </w:rPr>
-        <w:t xml:space="preserve">~</w:t>
+        <w:t>~</w:t>
       </w:r>
       <w:r>
         <w:rPr>
@@ -1507,7 +1869,7 @@
         <w:rPr>
           <w:rStyle w:val="SpecialCharTok"/>
         </w:rPr>
-        <w:t xml:space="preserve">+</w:t>
+        <w:t>+</w:t>
       </w:r>
       <w:r>
         <w:rPr>
@@ -1519,7 +1881,7 @@
         <w:rPr>
           <w:rStyle w:val="AttributeTok"/>
         </w:rPr>
-        <w:t xml:space="preserve">data =</w:t>
+        <w:t>data =</w:t>
       </w:r>
       <w:r>
         <w:rPr>
@@ -1534,13 +1896,13 @@
         <w:rPr>
           <w:rStyle w:val="FunctionTok"/>
         </w:rPr>
-        <w:t xml:space="preserve">summary</w:t>
-      </w:r>
-      <w:r>
-        <w:rPr>
-          <w:rStyle w:val="NormalTok"/>
-        </w:rPr>
-        <w:t xml:space="preserve">(model_simple)</w:t>
+        <w:t>summary</w:t>
+      </w:r>
+      <w:r>
+        <w:rPr>
+          <w:rStyle w:val="NormalTok"/>
+        </w:rPr>
+        <w:t>(model_simple)</w:t>
       </w:r>
     </w:p>
     <w:p>
@@ -1560,16 +1922,16 @@
         <w:rPr>
           <w:rStyle w:val="VerbatimChar"/>
         </w:rPr>
-        <w:t xml:space="preserve">## Call:</w:t>
-      </w:r>
-      <w:r>
-        <w:br/>
-      </w:r>
-      <w:r>
-        <w:rPr>
-          <w:rStyle w:val="VerbatimChar"/>
-        </w:rPr>
-        <w:t xml:space="preserve">## lm(formula = Emergence ~ Treatment + DaysAfterPlanting, data = Plant)</w:t>
+        <w:t>## Call:</w:t>
+      </w:r>
+      <w:r>
+        <w:br/>
+      </w:r>
+      <w:r>
+        <w:rPr>
+          <w:rStyle w:val="VerbatimChar"/>
+        </w:rPr>
+        <w:t>## lm(formula = Emergence ~ Treatment + DaysAfterPlanting, data = Plant)</w:t>
       </w:r>
       <w:r>
         <w:br/>
@@ -1587,7 +1949,7 @@
         <w:rPr>
           <w:rStyle w:val="VerbatimChar"/>
         </w:rPr>
-        <w:t xml:space="preserve">## Residuals:</w:t>
+        <w:t>## Residuals:</w:t>
       </w:r>
       <w:r>
         <w:br/>
@@ -1623,7 +1985,7 @@
         <w:rPr>
           <w:rStyle w:val="VerbatimChar"/>
         </w:rPr>
-        <w:t xml:space="preserve">## Coefficients:</w:t>
+        <w:t>## Coefficients:</w:t>
       </w:r>
       <w:r>
         <w:br/>
@@ -1641,16 +2003,16 @@
         <w:rPr>
           <w:rStyle w:val="VerbatimChar"/>
         </w:rPr>
-        <w:t xml:space="preserve">## (Intercept)          182.163      2.797  65.136  &lt; 2e-16 ***</w:t>
-      </w:r>
-      <w:r>
-        <w:br/>
-      </w:r>
-      <w:r>
-        <w:rPr>
-          <w:rStyle w:val="VerbatimChar"/>
-        </w:rPr>
-        <w:t xml:space="preserve">## Treatment2          -134.531      3.425 -39.277  &lt; 2e-16 ***</w:t>
+        <w:t>## (Intercept)          182.163      2.797  65.136  &lt; 2e-16 ***</w:t>
+      </w:r>
+      <w:r>
+        <w:br/>
+      </w:r>
+      <w:r>
+        <w:rPr>
+          <w:rStyle w:val="VerbatimChar"/>
+        </w:rPr>
+        <w:t>## Treatment2          -134.531      3.425 -39.277  &lt; 2e-16 ***</w:t>
       </w:r>
       <w:r>
         <w:br/>
@@ -1722,43 +2084,43 @@
         <w:rPr>
           <w:rStyle w:val="VerbatimChar"/>
         </w:rPr>
-        <w:t xml:space="preserve">## DaysAfterPlanting14    9.722      2.283   4.258 3.89e-05 ***</w:t>
-      </w:r>
-      <w:r>
-        <w:br/>
-      </w:r>
-      <w:r>
-        <w:rPr>
-          <w:rStyle w:val="VerbatimChar"/>
-        </w:rPr>
-        <w:t xml:space="preserve">## DaysAfterPlanting21   11.306      2.283   4.951 2.21e-06 ***</w:t>
-      </w:r>
-      <w:r>
-        <w:br/>
-      </w:r>
-      <w:r>
-        <w:rPr>
-          <w:rStyle w:val="VerbatimChar"/>
-        </w:rPr>
-        <w:t xml:space="preserve">## DaysAfterPlanting28   10.944      2.283   4.793 4.36e-06 ***</w:t>
-      </w:r>
-      <w:r>
-        <w:br/>
-      </w:r>
-      <w:r>
-        <w:rPr>
-          <w:rStyle w:val="VerbatimChar"/>
-        </w:rPr>
-        <w:t xml:space="preserve">## ---</w:t>
-      </w:r>
-      <w:r>
-        <w:br/>
-      </w:r>
-      <w:r>
-        <w:rPr>
-          <w:rStyle w:val="VerbatimChar"/>
-        </w:rPr>
-        <w:t xml:space="preserve">## Signif. codes:  0 '***' 0.001 '**' 0.01 '*' 0.05 '.' 0.1 ' ' 1</w:t>
+        <w:t>## DaysAfterPlanting14    9.722      2.283   4.258 3.89e-05 ***</w:t>
+      </w:r>
+      <w:r>
+        <w:br/>
+      </w:r>
+      <w:r>
+        <w:rPr>
+          <w:rStyle w:val="VerbatimChar"/>
+        </w:rPr>
+        <w:t>## DaysAfterPlanting21   11.306      2.283   4.951 2.21e-06 ***</w:t>
+      </w:r>
+      <w:r>
+        <w:br/>
+      </w:r>
+      <w:r>
+        <w:rPr>
+          <w:rStyle w:val="VerbatimChar"/>
+        </w:rPr>
+        <w:t>## DaysAfterPlanting28   10.944      2.283   4.793 4.36e-06 ***</w:t>
+      </w:r>
+      <w:r>
+        <w:br/>
+      </w:r>
+      <w:r>
+        <w:rPr>
+          <w:rStyle w:val="VerbatimChar"/>
+        </w:rPr>
+        <w:t>## ---</w:t>
+      </w:r>
+      <w:r>
+        <w:br/>
+      </w:r>
+      <w:r>
+        <w:rPr>
+          <w:rStyle w:val="VerbatimChar"/>
+        </w:rPr>
+        <w:t>## Signif. codes:  0 '***' 0.001 '**' 0.01 '*' 0.05 '.' 0.1 ' ' 1</w:t>
       </w:r>
       <w:r>
         <w:br/>
@@ -1776,7 +2138,7 @@
         <w:rPr>
           <w:rStyle w:val="VerbatimChar"/>
         </w:rPr>
-        <w:t xml:space="preserve">## Residual standard error: 9.688 on 132 degrees of freedom</w:t>
+        <w:t>## Residual standard error: 9.688 on 132 degrees of freedom</w:t>
       </w:r>
       <w:r>
         <w:br/>
@@ -1794,7 +2156,7 @@
         <w:rPr>
           <w:rStyle w:val="VerbatimChar"/>
         </w:rPr>
-        <w:t xml:space="preserve">## F-statistic: 273.6 on 11 and 132 DF,  p-value: &lt; 2.2e-16</w:t>
+        <w:t>## F-statistic: 273.6 on 11 and 132 DF,  p-value: &lt; 2.2e-16</w:t>
       </w:r>
     </w:p>
     <w:p>
@@ -1805,13 +2167,13 @@
         <w:rPr>
           <w:rStyle w:val="FunctionTok"/>
         </w:rPr>
-        <w:t xml:space="preserve">anova</w:t>
-      </w:r>
-      <w:r>
-        <w:rPr>
-          <w:rStyle w:val="NormalTok"/>
-        </w:rPr>
-        <w:t xml:space="preserve">(model_simple)</w:t>
+        <w:t>anova</w:t>
+      </w:r>
+      <w:r>
+        <w:rPr>
+          <w:rStyle w:val="NormalTok"/>
+        </w:rPr>
+        <w:t>(model_simple)</w:t>
       </w:r>
     </w:p>
     <w:p>
@@ -1822,7 +2184,7 @@
         <w:rPr>
           <w:rStyle w:val="VerbatimChar"/>
         </w:rPr>
-        <w:t xml:space="preserve">## Analysis of Variance Table</w:t>
+        <w:t>## Analysis of Variance Table</w:t>
       </w:r>
       <w:r>
         <w:br/>
@@ -1840,7 +2202,8 @@
         <w:rPr>
           <w:rStyle w:val="VerbatimChar"/>
         </w:rPr>
-        <w:t xml:space="preserve">## Response: Emergence</w:t>
+        <w:lastRenderedPageBreak/>
+        <w:t>## Response: Emergence</w:t>
       </w:r>
       <w:r>
         <w:br/>
@@ -1858,16 +2221,16 @@
         <w:rPr>
           <w:rStyle w:val="VerbatimChar"/>
         </w:rPr>
-        <w:t xml:space="preserve">## Treatment           8 279366   34921 372.070 &lt; 2.2e-16 ***</w:t>
-      </w:r>
-      <w:r>
-        <w:br/>
-      </w:r>
-      <w:r>
-        <w:rPr>
-          <w:rStyle w:val="VerbatimChar"/>
-        </w:rPr>
-        <w:t xml:space="preserve">## DaysAfterPlanting   3   3116    1039  11.068 1.575e-06 ***</w:t>
+        <w:t>## Treatment           8 279366   34921 372.070 &lt; 2.2e-16 ***</w:t>
+      </w:r>
+      <w:r>
+        <w:br/>
+      </w:r>
+      <w:r>
+        <w:rPr>
+          <w:rStyle w:val="VerbatimChar"/>
+        </w:rPr>
+        <w:t>## DaysAfterPlanting   3   3116    1039  11.068 1.575e-06 ***</w:t>
       </w:r>
       <w:r>
         <w:br/>
@@ -1885,16 +2248,16 @@
         <w:rPr>
           <w:rStyle w:val="VerbatimChar"/>
         </w:rPr>
-        <w:t xml:space="preserve">## ---</w:t>
-      </w:r>
-      <w:r>
-        <w:br/>
-      </w:r>
-      <w:r>
-        <w:rPr>
-          <w:rStyle w:val="VerbatimChar"/>
-        </w:rPr>
-        <w:t xml:space="preserve">## Signif. codes:  0 '***' 0.001 '**' 0.01 '*' 0.05 '.' 0.1 ' ' 1</w:t>
+        <w:t>## ---</w:t>
+      </w:r>
+      <w:r>
+        <w:br/>
+      </w:r>
+      <w:r>
+        <w:rPr>
+          <w:rStyle w:val="VerbatimChar"/>
+        </w:rPr>
+        <w:t>## Signif. codes:  0 '***' 0.001 '**' 0.01 '*' 0.05 '.' 0.1 ' ' 1</w:t>
       </w:r>
     </w:p>
     <w:p>
@@ -1902,18 +2265,20 @@
         <w:pStyle w:val="FirstParagraph"/>
       </w:pPr>
       <w:r>
-        <w:t xml:space="preserve">Intercept (182.163),Treatment 2 Coefficient (−134.531)</w:t>
+        <w:t>Intercept (182.163),Treatment 2 Coefficient (−134.531)</w:t>
       </w:r>
     </w:p>
-    <w:bookmarkEnd w:id="22"/>
-    <w:bookmarkStart w:id="23" w:name="question-4"/>
     <w:p>
       <w:pPr>
         <w:pStyle w:val="Heading1"/>
       </w:pPr>
-      <w:r>
-        <w:t xml:space="preserve">Question 4</w:t>
-      </w:r>
+      <w:bookmarkStart w:id="6" w:name="question-4"/>
+      <w:bookmarkStart w:id="7" w:name="_Toc226021457"/>
+      <w:bookmarkEnd w:id="4"/>
+      <w:r>
+        <w:t>Question 4</w:t>
+      </w:r>
+      <w:bookmarkEnd w:id="7"/>
     </w:p>
     <w:p>
       <w:pPr>
@@ -1929,7 +2294,7 @@
         <w:rPr>
           <w:rStyle w:val="OtherTok"/>
         </w:rPr>
-        <w:t xml:space="preserve">&lt;-</w:t>
+        <w:t>&lt;-</w:t>
       </w:r>
       <w:r>
         <w:rPr>
@@ -1941,7 +2306,7 @@
         <w:rPr>
           <w:rStyle w:val="FunctionTok"/>
         </w:rPr>
-        <w:t xml:space="preserve">emmeans</w:t>
+        <w:t>emmeans</w:t>
       </w:r>
       <w:r>
         <w:rPr>
@@ -1953,7 +2318,7 @@
         <w:rPr>
           <w:rStyle w:val="SpecialCharTok"/>
         </w:rPr>
-        <w:t xml:space="preserve">~</w:t>
+        <w:t>~</w:t>
       </w:r>
       <w:r>
         <w:rPr>
@@ -1965,7 +2330,7 @@
         <w:rPr>
           <w:rStyle w:val="CommentTok"/>
         </w:rPr>
-        <w:t xml:space="preserve">#leastSquared means</w:t>
+        <w:t>#leastSquared means</w:t>
       </w:r>
       <w:r>
         <w:br/>
@@ -1980,7 +2345,7 @@
         <w:rPr>
           <w:rStyle w:val="OtherTok"/>
         </w:rPr>
-        <w:t xml:space="preserve">&lt;-</w:t>
+        <w:t>&lt;-</w:t>
       </w:r>
       <w:r>
         <w:rPr>
@@ -1992,7 +2357,7 @@
         <w:rPr>
           <w:rStyle w:val="FunctionTok"/>
         </w:rPr>
-        <w:t xml:space="preserve">cld</w:t>
+        <w:t>cld</w:t>
       </w:r>
       <w:r>
         <w:rPr>
@@ -2004,7 +2369,7 @@
         <w:rPr>
           <w:rStyle w:val="AttributeTok"/>
         </w:rPr>
-        <w:t xml:space="preserve">alpha =</w:t>
+        <w:t>alpha =</w:t>
       </w:r>
       <w:r>
         <w:rPr>
@@ -2016,7 +2381,7 @@
         <w:rPr>
           <w:rStyle w:val="FloatTok"/>
         </w:rPr>
-        <w:t xml:space="preserve">0.05</w:t>
+        <w:t>0.05</w:t>
       </w:r>
       <w:r>
         <w:rPr>
@@ -2028,7 +2393,7 @@
         <w:rPr>
           <w:rStyle w:val="AttributeTok"/>
         </w:rPr>
-        <w:t xml:space="preserve">reversed =</w:t>
+        <w:t>reversed =</w:t>
       </w:r>
       <w:r>
         <w:rPr>
@@ -2040,7 +2405,7 @@
         <w:rPr>
           <w:rStyle w:val="ConstantTok"/>
         </w:rPr>
-        <w:t xml:space="preserve">TRUE</w:t>
+        <w:t>TRUE</w:t>
       </w:r>
       <w:r>
         <w:rPr>
@@ -2052,7 +2417,7 @@
         <w:rPr>
           <w:rStyle w:val="AttributeTok"/>
         </w:rPr>
-        <w:t xml:space="preserve">details =</w:t>
+        <w:t>details =</w:t>
       </w:r>
       <w:r>
         <w:rPr>
@@ -2064,13 +2429,13 @@
         <w:rPr>
           <w:rStyle w:val="ConstantTok"/>
         </w:rPr>
-        <w:t xml:space="preserve">TRUE</w:t>
-      </w:r>
-      <w:r>
-        <w:rPr>
-          <w:rStyle w:val="NormalTok"/>
-        </w:rPr>
-        <w:t xml:space="preserve">)</w:t>
+        <w:t>TRUE</w:t>
+      </w:r>
+      <w:r>
+        <w:rPr>
+          <w:rStyle w:val="NormalTok"/>
+        </w:rPr>
+        <w:t>)</w:t>
       </w:r>
     </w:p>
     <w:p>
@@ -2078,18 +2443,20 @@
         <w:pStyle w:val="FirstParagraph"/>
       </w:pPr>
       <w:r>
-        <w:t xml:space="preserve">Interpret:The least square means (LSMeans) and Tukey grouping show that Treatment 2 is significantly different from all other treatments.</w:t>
+        <w:t>Interpret:The least square means (LSMeans) and Tukey grouping show that Treatment 2 is significantly different from all other treatments.</w:t>
       </w:r>
     </w:p>
-    <w:bookmarkEnd w:id="23"/>
-    <w:bookmarkStart w:id="27" w:name="question-5"/>
     <w:p>
       <w:pPr>
         <w:pStyle w:val="Heading1"/>
       </w:pPr>
-      <w:r>
-        <w:t xml:space="preserve">Question 5</w:t>
-      </w:r>
+      <w:bookmarkStart w:id="8" w:name="question-5"/>
+      <w:bookmarkStart w:id="9" w:name="_Toc226021458"/>
+      <w:bookmarkEnd w:id="6"/>
+      <w:r>
+        <w:t>Question 5</w:t>
+      </w:r>
+      <w:bookmarkEnd w:id="9"/>
     </w:p>
     <w:p>
       <w:pPr>
@@ -2105,7 +2472,7 @@
         <w:rPr>
           <w:rStyle w:val="OtherTok"/>
         </w:rPr>
-        <w:t xml:space="preserve">&lt;-</w:t>
+        <w:t>&lt;-</w:t>
       </w:r>
       <w:r>
         <w:rPr>
@@ -2117,13 +2484,13 @@
         <w:rPr>
           <w:rStyle w:val="ControlFlowTok"/>
         </w:rPr>
-        <w:t xml:space="preserve">function</w:t>
-      </w:r>
-      <w:r>
-        <w:rPr>
-          <w:rStyle w:val="NormalTok"/>
-        </w:rPr>
-        <w:t xml:space="preserve">(lm_model, factor) {</w:t>
+        <w:t>function</w:t>
+      </w:r>
+      <w:r>
+        <w:rPr>
+          <w:rStyle w:val="NormalTok"/>
+        </w:rPr>
+        <w:t>(lm_model, factor) {</w:t>
       </w:r>
       <w:r>
         <w:br/>
@@ -2138,7 +2505,7 @@
         <w:rPr>
           <w:rStyle w:val="OtherTok"/>
         </w:rPr>
-        <w:t xml:space="preserve">&lt;-</w:t>
+        <w:t>&lt;-</w:t>
       </w:r>
       <w:r>
         <w:rPr>
@@ -2150,13 +2517,13 @@
         <w:rPr>
           <w:rStyle w:val="SpecialCharTok"/>
         </w:rPr>
-        <w:t xml:space="preserve">$</w:t>
-      </w:r>
-      <w:r>
-        <w:rPr>
-          <w:rStyle w:val="NormalTok"/>
-        </w:rPr>
-        <w:t xml:space="preserve">model</w:t>
+        <w:t>$</w:t>
+      </w:r>
+      <w:r>
+        <w:rPr>
+          <w:rStyle w:val="NormalTok"/>
+        </w:rPr>
+        <w:t>model</w:t>
       </w:r>
       <w:r>
         <w:br/>
@@ -2171,7 +2538,7 @@
         <w:rPr>
           <w:rStyle w:val="OtherTok"/>
         </w:rPr>
-        <w:t xml:space="preserve">&lt;-</w:t>
+        <w:t>&lt;-</w:t>
       </w:r>
       <w:r>
         <w:rPr>
@@ -2183,25 +2550,25 @@
         <w:rPr>
           <w:rStyle w:val="FunctionTok"/>
         </w:rPr>
-        <w:t xml:space="preserve">colnames</w:t>
-      </w:r>
-      <w:r>
-        <w:rPr>
-          <w:rStyle w:val="NormalTok"/>
-        </w:rPr>
-        <w:t xml:space="preserve">(lm_model</w:t>
+        <w:t>colnames</w:t>
+      </w:r>
+      <w:r>
+        <w:rPr>
+          <w:rStyle w:val="NormalTok"/>
+        </w:rPr>
+        <w:t>(lm_model</w:t>
       </w:r>
       <w:r>
         <w:rPr>
           <w:rStyle w:val="SpecialCharTok"/>
         </w:rPr>
-        <w:t xml:space="preserve">$</w:t>
-      </w:r>
-      <w:r>
-        <w:rPr>
-          <w:rStyle w:val="NormalTok"/>
-        </w:rPr>
-        <w:t xml:space="preserve">model)</w:t>
+        <w:t>$</w:t>
+      </w:r>
+      <w:r>
+        <w:rPr>
+          <w:rStyle w:val="NormalTok"/>
+        </w:rPr>
+        <w:t>model)</w:t>
       </w:r>
       <w:r>
         <w:br/>
@@ -2216,7 +2583,7 @@
         <w:rPr>
           <w:rStyle w:val="OtherTok"/>
         </w:rPr>
-        <w:t xml:space="preserve">&lt;-</w:t>
+        <w:t>&lt;-</w:t>
       </w:r>
       <w:r>
         <w:rPr>
@@ -2228,13 +2595,13 @@
         <w:rPr>
           <w:rStyle w:val="DecValTok"/>
         </w:rPr>
-        <w:t xml:space="preserve">1</w:t>
-      </w:r>
-      <w:r>
-        <w:rPr>
-          <w:rStyle w:val="NormalTok"/>
-        </w:rPr>
-        <w:t xml:space="preserve">]</w:t>
+        <w:t>1</w:t>
+      </w:r>
+      <w:r>
+        <w:rPr>
+          <w:rStyle w:val="NormalTok"/>
+        </w:rPr>
+        <w:t>]</w:t>
       </w:r>
       <w:r>
         <w:br/>
@@ -2249,7 +2616,7 @@
         <w:rPr>
           <w:rStyle w:val="OtherTok"/>
         </w:rPr>
-        <w:t xml:space="preserve">&lt;-</w:t>
+        <w:t>&lt;-</w:t>
       </w:r>
       <w:r>
         <w:rPr>
@@ -2261,25 +2628,25 @@
         <w:rPr>
           <w:rStyle w:val="DecValTok"/>
         </w:rPr>
-        <w:t xml:space="preserve">2</w:t>
+        <w:t>2</w:t>
       </w:r>
       <w:r>
         <w:rPr>
           <w:rStyle w:val="SpecialCharTok"/>
         </w:rPr>
-        <w:t xml:space="preserve">:</w:t>
+        <w:t>:</w:t>
       </w:r>
       <w:r>
         <w:rPr>
           <w:rStyle w:val="FunctionTok"/>
         </w:rPr>
-        <w:t xml:space="preserve">length</w:t>
-      </w:r>
-      <w:r>
-        <w:rPr>
-          <w:rStyle w:val="NormalTok"/>
-        </w:rPr>
-        <w:t xml:space="preserve">(variables)]</w:t>
+        <w:t>length</w:t>
+      </w:r>
+      <w:r>
+        <w:rPr>
+          <w:rStyle w:val="NormalTok"/>
+        </w:rPr>
+        <w:t>(variables)]</w:t>
       </w:r>
       <w:r>
         <w:br/>
@@ -2294,7 +2661,7 @@
         <w:rPr>
           <w:rStyle w:val="OtherTok"/>
         </w:rPr>
-        <w:t xml:space="preserve">&lt;-</w:t>
+        <w:t>&lt;-</w:t>
       </w:r>
       <w:r>
         <w:rPr>
@@ -2306,7 +2673,7 @@
         <w:rPr>
           <w:rStyle w:val="FunctionTok"/>
         </w:rPr>
-        <w:t xml:space="preserve">emmeans</w:t>
+        <w:t>emmeans</w:t>
       </w:r>
       <w:r>
         <w:rPr>
@@ -2318,31 +2685,31 @@
         <w:rPr>
           <w:rStyle w:val="FunctionTok"/>
         </w:rPr>
-        <w:t xml:space="preserve">as.formula</w:t>
-      </w:r>
-      <w:r>
-        <w:rPr>
-          <w:rStyle w:val="NormalTok"/>
-        </w:rPr>
-        <w:t xml:space="preserve">(</w:t>
+        <w:t>as.formula</w:t>
+      </w:r>
+      <w:r>
+        <w:rPr>
+          <w:rStyle w:val="NormalTok"/>
+        </w:rPr>
+        <w:t>(</w:t>
       </w:r>
       <w:r>
         <w:rPr>
           <w:rStyle w:val="FunctionTok"/>
         </w:rPr>
-        <w:t xml:space="preserve">paste</w:t>
-      </w:r>
-      <w:r>
-        <w:rPr>
-          <w:rStyle w:val="NormalTok"/>
-        </w:rPr>
-        <w:t xml:space="preserve">(</w:t>
+        <w:t>paste</w:t>
+      </w:r>
+      <w:r>
+        <w:rPr>
+          <w:rStyle w:val="NormalTok"/>
+        </w:rPr>
+        <w:t>(</w:t>
       </w:r>
       <w:r>
         <w:rPr>
           <w:rStyle w:val="StringTok"/>
         </w:rPr>
-        <w:t xml:space="preserve">"~"</w:t>
+        <w:t>"~"</w:t>
       </w:r>
       <w:r>
         <w:rPr>
@@ -2354,16 +2721,16 @@
         <w:rPr>
           <w:rStyle w:val="CommentTok"/>
         </w:rPr>
-        <w:t xml:space="preserve"># estimate</w:t>
-      </w:r>
-      <w:r>
-        <w:br/>
-      </w:r>
-      <w:r>
-        <w:rPr>
-          <w:rStyle w:val="NormalTok"/>
-        </w:rPr>
-        <w:t xml:space="preserve">lsmeans</w:t>
+        <w:t># estimate</w:t>
+      </w:r>
+      <w:r>
+        <w:br/>
+      </w:r>
+      <w:r>
+        <w:rPr>
+          <w:rStyle w:val="NormalTok"/>
+        </w:rPr>
+        <w:t>lsmeans</w:t>
       </w:r>
       <w:r>
         <w:br/>
@@ -2378,7 +2745,7 @@
         <w:rPr>
           <w:rStyle w:val="OtherTok"/>
         </w:rPr>
-        <w:t xml:space="preserve">&lt;-</w:t>
+        <w:t>&lt;-</w:t>
       </w:r>
       <w:r>
         <w:rPr>
@@ -2390,7 +2757,7 @@
         <w:rPr>
           <w:rStyle w:val="FunctionTok"/>
         </w:rPr>
-        <w:t xml:space="preserve">cld</w:t>
+        <w:t>cld</w:t>
       </w:r>
       <w:r>
         <w:rPr>
@@ -2402,7 +2769,7 @@
         <w:rPr>
           <w:rStyle w:val="AttributeTok"/>
         </w:rPr>
-        <w:t xml:space="preserve">alpha =</w:t>
+        <w:t>alpha =</w:t>
       </w:r>
       <w:r>
         <w:rPr>
@@ -2414,7 +2781,7 @@
         <w:rPr>
           <w:rStyle w:val="FloatTok"/>
         </w:rPr>
-        <w:t xml:space="preserve">0.05</w:t>
+        <w:t>0.05</w:t>
       </w:r>
       <w:r>
         <w:rPr>
@@ -2426,7 +2793,7 @@
         <w:rPr>
           <w:rStyle w:val="AttributeTok"/>
         </w:rPr>
-        <w:t xml:space="preserve">reversed =</w:t>
+        <w:t>reversed =</w:t>
       </w:r>
       <w:r>
         <w:rPr>
@@ -2438,7 +2805,7 @@
         <w:rPr>
           <w:rStyle w:val="ConstantTok"/>
         </w:rPr>
-        <w:t xml:space="preserve">TRUE</w:t>
+        <w:t>TRUE</w:t>
       </w:r>
       <w:r>
         <w:rPr>
@@ -2450,7 +2817,7 @@
         <w:rPr>
           <w:rStyle w:val="AttributeTok"/>
         </w:rPr>
-        <w:t xml:space="preserve">details =</w:t>
+        <w:t>details =</w:t>
       </w:r>
       <w:r>
         <w:br/>
@@ -2459,7 +2826,7 @@
         <w:rPr>
           <w:rStyle w:val="ConstantTok"/>
         </w:rPr>
-        <w:t xml:space="preserve">TRUE</w:t>
+        <w:t>TRUE</w:t>
       </w:r>
       <w:r>
         <w:rPr>
@@ -2471,7 +2838,7 @@
         <w:rPr>
           <w:rStyle w:val="AttributeTok"/>
         </w:rPr>
-        <w:t xml:space="preserve">Letters =</w:t>
+        <w:t>Letters =</w:t>
       </w:r>
       <w:r>
         <w:rPr>
@@ -2483,7 +2850,7 @@
         <w:rPr>
           <w:rStyle w:val="CommentTok"/>
         </w:rPr>
-        <w:t xml:space="preserve"># contrast with Tukey adjustment by default.</w:t>
+        <w:t># contrast with Tukey adjustment by default.</w:t>
       </w:r>
       <w:r>
         <w:br/>
@@ -2492,7 +2859,7 @@
         <w:rPr>
           <w:rStyle w:val="CommentTok"/>
         </w:rPr>
-        <w:t xml:space="preserve"># Extracting the letters for the bars</w:t>
+        <w:t># Extracting the letters for the bars</w:t>
       </w:r>
       <w:r>
         <w:br/>
@@ -2507,7 +2874,7 @@
         <w:rPr>
           <w:rStyle w:val="OtherTok"/>
         </w:rPr>
-        <w:t xml:space="preserve">&lt;-</w:t>
+        <w:t>&lt;-</w:t>
       </w:r>
       <w:r>
         <w:rPr>
@@ -2519,37 +2886,37 @@
         <w:rPr>
           <w:rStyle w:val="FunctionTok"/>
         </w:rPr>
-        <w:t xml:space="preserve">data.frame</w:t>
-      </w:r>
-      <w:r>
-        <w:rPr>
-          <w:rStyle w:val="NormalTok"/>
-        </w:rPr>
-        <w:t xml:space="preserve">(Results_lsmeans</w:t>
+        <w:t>data.frame</w:t>
+      </w:r>
+      <w:r>
+        <w:rPr>
+          <w:rStyle w:val="NormalTok"/>
+        </w:rPr>
+        <w:t>(Results_lsmeans</w:t>
       </w:r>
       <w:r>
         <w:rPr>
           <w:rStyle w:val="SpecialCharTok"/>
         </w:rPr>
-        <w:t xml:space="preserve">$</w:t>
-      </w:r>
-      <w:r>
-        <w:rPr>
-          <w:rStyle w:val="NormalTok"/>
-        </w:rPr>
-        <w:t xml:space="preserve">emmeans[,</w:t>
+        <w:t>$</w:t>
+      </w:r>
+      <w:r>
+        <w:rPr>
+          <w:rStyle w:val="NormalTok"/>
+        </w:rPr>
+        <w:t>emmeans[,</w:t>
       </w:r>
       <w:r>
         <w:rPr>
           <w:rStyle w:val="DecValTok"/>
         </w:rPr>
-        <w:t xml:space="preserve">1</w:t>
-      </w:r>
-      <w:r>
-        <w:rPr>
-          <w:rStyle w:val="NormalTok"/>
-        </w:rPr>
-        <w:t xml:space="preserve">],</w:t>
+        <w:t>1</w:t>
+      </w:r>
+      <w:r>
+        <w:rPr>
+          <w:rStyle w:val="NormalTok"/>
+        </w:rPr>
+        <w:t>],</w:t>
       </w:r>
       <w:r>
         <w:br/>
@@ -2558,37 +2925,37 @@
         <w:rPr>
           <w:rStyle w:val="FunctionTok"/>
         </w:rPr>
-        <w:t xml:space="preserve">str_trim</w:t>
-      </w:r>
-      <w:r>
-        <w:rPr>
-          <w:rStyle w:val="NormalTok"/>
-        </w:rPr>
-        <w:t xml:space="preserve">(Results_lsmeans</w:t>
+        <w:t>str_trim</w:t>
+      </w:r>
+      <w:r>
+        <w:rPr>
+          <w:rStyle w:val="NormalTok"/>
+        </w:rPr>
+        <w:t>(Results_lsmeans</w:t>
       </w:r>
       <w:r>
         <w:rPr>
           <w:rStyle w:val="SpecialCharTok"/>
         </w:rPr>
-        <w:t xml:space="preserve">$</w:t>
-      </w:r>
-      <w:r>
-        <w:rPr>
-          <w:rStyle w:val="NormalTok"/>
-        </w:rPr>
-        <w:t xml:space="preserve">emmeans[,</w:t>
+        <w:t>$</w:t>
+      </w:r>
+      <w:r>
+        <w:rPr>
+          <w:rStyle w:val="NormalTok"/>
+        </w:rPr>
+        <w:t>emmeans[,</w:t>
       </w:r>
       <w:r>
         <w:rPr>
           <w:rStyle w:val="DecValTok"/>
         </w:rPr>
-        <w:t xml:space="preserve">7</w:t>
-      </w:r>
-      <w:r>
-        <w:rPr>
-          <w:rStyle w:val="NormalTok"/>
-        </w:rPr>
-        <w:t xml:space="preserve">]))</w:t>
+        <w:t>7</w:t>
+      </w:r>
+      <w:r>
+        <w:rPr>
+          <w:rStyle w:val="NormalTok"/>
+        </w:rPr>
+        <w:t>]))</w:t>
       </w:r>
       <w:r>
         <w:br/>
@@ -2597,7 +2964,7 @@
         <w:rPr>
           <w:rStyle w:val="FunctionTok"/>
         </w:rPr>
-        <w:t xml:space="preserve">colnames</w:t>
+        <w:t>colnames</w:t>
       </w:r>
       <w:r>
         <w:rPr>
@@ -2609,7 +2976,7 @@
         <w:rPr>
           <w:rStyle w:val="OtherTok"/>
         </w:rPr>
-        <w:t xml:space="preserve">&lt;-</w:t>
+        <w:t>&lt;-</w:t>
       </w:r>
       <w:r>
         <w:rPr>
@@ -2621,7 +2988,7 @@
         <w:rPr>
           <w:rStyle w:val="FunctionTok"/>
         </w:rPr>
-        <w:t xml:space="preserve">c</w:t>
+        <w:t>c</w:t>
       </w:r>
       <w:r>
         <w:rPr>
@@ -2633,13 +3000,13 @@
         <w:rPr>
           <w:rStyle w:val="StringTok"/>
         </w:rPr>
-        <w:t xml:space="preserve">"Letters"</w:t>
-      </w:r>
-      <w:r>
-        <w:rPr>
-          <w:rStyle w:val="NormalTok"/>
-        </w:rPr>
-        <w:t xml:space="preserve">)</w:t>
+        <w:t>"Letters"</w:t>
+      </w:r>
+      <w:r>
+        <w:rPr>
+          <w:rStyle w:val="NormalTok"/>
+        </w:rPr>
+        <w:t>)</w:t>
       </w:r>
       <w:r>
         <w:br/>
@@ -2648,7 +3015,7 @@
         <w:rPr>
           <w:rStyle w:val="CommentTok"/>
         </w:rPr>
-        <w:t xml:space="preserve"># for plotting with letters from significance test</w:t>
+        <w:t># for plotting with letters from significance test</w:t>
       </w:r>
       <w:r>
         <w:br/>
@@ -2663,7 +3030,7 @@
         <w:rPr>
           <w:rStyle w:val="OtherTok"/>
         </w:rPr>
-        <w:t xml:space="preserve">&lt;-</w:t>
+        <w:t>&lt;-</w:t>
       </w:r>
       <w:r>
         <w:rPr>
@@ -2675,7 +3042,7 @@
         <w:rPr>
           <w:rStyle w:val="SpecialCharTok"/>
         </w:rPr>
-        <w:t xml:space="preserve">$</w:t>
+        <w:t>$</w:t>
       </w:r>
       <w:r>
         <w:rPr>
@@ -2687,7 +3054,7 @@
         <w:rPr>
           <w:rStyle w:val="SpecialCharTok"/>
         </w:rPr>
-        <w:t xml:space="preserve">%&gt;%</w:t>
+        <w:t>%&gt;%</w:t>
       </w:r>
       <w:r>
         <w:br/>
@@ -2696,25 +3063,25 @@
         <w:rPr>
           <w:rStyle w:val="FunctionTok"/>
         </w:rPr>
-        <w:t xml:space="preserve">group_by</w:t>
-      </w:r>
-      <w:r>
-        <w:rPr>
-          <w:rStyle w:val="NormalTok"/>
-        </w:rPr>
-        <w:t xml:space="preserve">(</w:t>
+        <w:t>group_by</w:t>
+      </w:r>
+      <w:r>
+        <w:rPr>
+          <w:rStyle w:val="NormalTok"/>
+        </w:rPr>
+        <w:t>(</w:t>
       </w:r>
       <w:r>
         <w:rPr>
           <w:rStyle w:val="SpecialCharTok"/>
         </w:rPr>
-        <w:t xml:space="preserve">!!</w:t>
+        <w:t>!!</w:t>
       </w:r>
       <w:r>
         <w:rPr>
           <w:rStyle w:val="FunctionTok"/>
         </w:rPr>
-        <w:t xml:space="preserve">sym</w:t>
+        <w:t>sym</w:t>
       </w:r>
       <w:r>
         <w:rPr>
@@ -2726,34 +3093,34 @@
         <w:rPr>
           <w:rStyle w:val="SpecialCharTok"/>
         </w:rPr>
-        <w:t xml:space="preserve">%&gt;%</w:t>
-      </w:r>
-      <w:r>
-        <w:br/>
-      </w:r>
-      <w:r>
-        <w:rPr>
-          <w:rStyle w:val="NormalTok"/>
-        </w:rPr>
-        <w:t xml:space="preserve">dplyr</w:t>
+        <w:t>%&gt;%</w:t>
+      </w:r>
+      <w:r>
+        <w:br/>
+      </w:r>
+      <w:r>
+        <w:rPr>
+          <w:rStyle w:val="NormalTok"/>
+        </w:rPr>
+        <w:t>dplyr</w:t>
       </w:r>
       <w:r>
         <w:rPr>
           <w:rStyle w:val="SpecialCharTok"/>
         </w:rPr>
-        <w:t xml:space="preserve">::</w:t>
+        <w:t>::</w:t>
       </w:r>
       <w:r>
         <w:rPr>
           <w:rStyle w:val="FunctionTok"/>
         </w:rPr>
-        <w:t xml:space="preserve">summarize</w:t>
-      </w:r>
-      <w:r>
-        <w:rPr>
-          <w:rStyle w:val="NormalTok"/>
-        </w:rPr>
-        <w:t xml:space="preserve">(</w:t>
+        <w:t>summarize</w:t>
+      </w:r>
+      <w:r>
+        <w:rPr>
+          <w:rStyle w:val="NormalTok"/>
+        </w:rPr>
+        <w:t>(</w:t>
       </w:r>
       <w:r>
         <w:br/>
@@ -2762,7 +3129,7 @@
         <w:rPr>
           <w:rStyle w:val="AttributeTok"/>
         </w:rPr>
-        <w:t xml:space="preserve">ave.emerge =</w:t>
+        <w:t>ave.emerge =</w:t>
       </w:r>
       <w:r>
         <w:rPr>
@@ -2774,7 +3141,7 @@
         <w:rPr>
           <w:rStyle w:val="FunctionTok"/>
         </w:rPr>
-        <w:t xml:space="preserve">mean</w:t>
+        <w:t>mean</w:t>
       </w:r>
       <w:r>
         <w:rPr>
@@ -2786,7 +3153,7 @@
         <w:rPr>
           <w:rStyle w:val="AttributeTok"/>
         </w:rPr>
-        <w:t xml:space="preserve">na.rm =</w:t>
+        <w:t>na.rm =</w:t>
       </w:r>
       <w:r>
         <w:rPr>
@@ -2798,13 +3165,13 @@
         <w:rPr>
           <w:rStyle w:val="ConstantTok"/>
         </w:rPr>
-        <w:t xml:space="preserve">TRUE</w:t>
-      </w:r>
-      <w:r>
-        <w:rPr>
-          <w:rStyle w:val="NormalTok"/>
-        </w:rPr>
-        <w:t xml:space="preserve">),</w:t>
+        <w:t>TRUE</w:t>
+      </w:r>
+      <w:r>
+        <w:rPr>
+          <w:rStyle w:val="NormalTok"/>
+        </w:rPr>
+        <w:t>),</w:t>
       </w:r>
       <w:r>
         <w:br/>
@@ -2813,7 +3180,7 @@
         <w:rPr>
           <w:rStyle w:val="AttributeTok"/>
         </w:rPr>
-        <w:t xml:space="preserve">se =</w:t>
+        <w:t>se =</w:t>
       </w:r>
       <w:r>
         <w:rPr>
@@ -2825,7 +3192,7 @@
         <w:rPr>
           <w:rStyle w:val="FunctionTok"/>
         </w:rPr>
-        <w:t xml:space="preserve">sd</w:t>
+        <w:t>sd</w:t>
       </w:r>
       <w:r>
         <w:rPr>
@@ -2837,7 +3204,7 @@
         <w:rPr>
           <w:rStyle w:val="SpecialCharTok"/>
         </w:rPr>
-        <w:t xml:space="preserve">/</w:t>
+        <w:t>/</w:t>
       </w:r>
       <w:r>
         <w:rPr>
@@ -2849,25 +3216,25 @@
         <w:rPr>
           <w:rStyle w:val="FunctionTok"/>
         </w:rPr>
-        <w:t xml:space="preserve">sqrt</w:t>
-      </w:r>
-      <w:r>
-        <w:rPr>
-          <w:rStyle w:val="NormalTok"/>
-        </w:rPr>
-        <w:t xml:space="preserve">(</w:t>
+        <w:t>sqrt</w:t>
+      </w:r>
+      <w:r>
+        <w:rPr>
+          <w:rStyle w:val="NormalTok"/>
+        </w:rPr>
+        <w:t>(</w:t>
       </w:r>
       <w:r>
         <w:rPr>
           <w:rStyle w:val="FunctionTok"/>
         </w:rPr>
-        <w:t xml:space="preserve">n</w:t>
-      </w:r>
-      <w:r>
-        <w:rPr>
-          <w:rStyle w:val="NormalTok"/>
-        </w:rPr>
-        <w:t xml:space="preserve">())</w:t>
+        <w:t>n</w:t>
+      </w:r>
+      <w:r>
+        <w:rPr>
+          <w:rStyle w:val="NormalTok"/>
+        </w:rPr>
+        <w:t>())</w:t>
       </w:r>
       <w:r>
         <w:br/>
@@ -2882,7 +3249,7 @@
         <w:rPr>
           <w:rStyle w:val="SpecialCharTok"/>
         </w:rPr>
-        <w:t xml:space="preserve">%&gt;%</w:t>
+        <w:t>%&gt;%</w:t>
       </w:r>
       <w:r>
         <w:br/>
@@ -2891,7 +3258,7 @@
         <w:rPr>
           <w:rStyle w:val="FunctionTok"/>
         </w:rPr>
-        <w:t xml:space="preserve">left_join</w:t>
+        <w:t>left_join</w:t>
       </w:r>
       <w:r>
         <w:rPr>
@@ -2903,7 +3270,7 @@
         <w:rPr>
           <w:rStyle w:val="AttributeTok"/>
         </w:rPr>
-        <w:t xml:space="preserve">by =</w:t>
+        <w:t>by =</w:t>
       </w:r>
       <w:r>
         <w:rPr>
@@ -2915,7 +3282,7 @@
         <w:rPr>
           <w:rStyle w:val="SpecialCharTok"/>
         </w:rPr>
-        <w:t xml:space="preserve">%&gt;%</w:t>
+        <w:t>%&gt;%</w:t>
       </w:r>
       <w:r>
         <w:br/>
@@ -2924,19 +3291,19 @@
         <w:rPr>
           <w:rStyle w:val="FunctionTok"/>
         </w:rPr>
-        <w:t xml:space="preserve">mutate</w:t>
-      </w:r>
-      <w:r>
-        <w:rPr>
-          <w:rStyle w:val="NormalTok"/>
-        </w:rPr>
-        <w:t xml:space="preserve">(</w:t>
+        <w:t>mutate</w:t>
+      </w:r>
+      <w:r>
+        <w:rPr>
+          <w:rStyle w:val="NormalTok"/>
+        </w:rPr>
+        <w:t>(</w:t>
       </w:r>
       <w:r>
         <w:rPr>
           <w:rStyle w:val="AttributeTok"/>
         </w:rPr>
-        <w:t xml:space="preserve">letter_position =</w:t>
+        <w:t>letter_position =</w:t>
       </w:r>
       <w:r>
         <w:rPr>
@@ -2948,7 +3315,7 @@
         <w:rPr>
           <w:rStyle w:val="SpecialCharTok"/>
         </w:rPr>
-        <w:t xml:space="preserve">+</w:t>
+        <w:t>+</w:t>
       </w:r>
       <w:r>
         <w:rPr>
@@ -2960,7 +3327,7 @@
         <w:rPr>
           <w:rStyle w:val="DecValTok"/>
         </w:rPr>
-        <w:t xml:space="preserve">10</w:t>
+        <w:t>10</w:t>
       </w:r>
       <w:r>
         <w:rPr>
@@ -2972,7 +3339,7 @@
         <w:rPr>
           <w:rStyle w:val="SpecialCharTok"/>
         </w:rPr>
-        <w:t xml:space="preserve">*</w:t>
+        <w:t>*</w:t>
       </w:r>
       <w:r>
         <w:rPr>
@@ -2993,7 +3360,7 @@
         <w:rPr>
           <w:rStyle w:val="OtherTok"/>
         </w:rPr>
-        <w:t xml:space="preserve">&lt;-</w:t>
+        <w:t>&lt;-</w:t>
       </w:r>
       <w:r>
         <w:rPr>
@@ -3005,7 +3372,7 @@
         <w:rPr>
           <w:rStyle w:val="FunctionTok"/>
         </w:rPr>
-        <w:t xml:space="preserve">ggplot</w:t>
+        <w:t>ggplot</w:t>
       </w:r>
       <w:r>
         <w:rPr>
@@ -3017,19 +3384,19 @@
         <w:rPr>
           <w:rStyle w:val="FunctionTok"/>
         </w:rPr>
-        <w:t xml:space="preserve">aes</w:t>
-      </w:r>
-      <w:r>
-        <w:rPr>
-          <w:rStyle w:val="NormalTok"/>
-        </w:rPr>
-        <w:t xml:space="preserve">(</w:t>
+        <w:t>aes</w:t>
+      </w:r>
+      <w:r>
+        <w:rPr>
+          <w:rStyle w:val="NormalTok"/>
+        </w:rPr>
+        <w:t>(</w:t>
       </w:r>
       <w:r>
         <w:rPr>
           <w:rStyle w:val="AttributeTok"/>
         </w:rPr>
-        <w:t xml:space="preserve">x =</w:t>
+        <w:t>x =</w:t>
       </w:r>
       <w:r>
         <w:rPr>
@@ -3041,7 +3408,7 @@
         <w:rPr>
           <w:rStyle w:val="SpecialCharTok"/>
         </w:rPr>
-        <w:t xml:space="preserve">!!</w:t>
+        <w:t>!!</w:t>
       </w:r>
       <w:r>
         <w:rPr>
@@ -3053,7 +3420,7 @@
         <w:rPr>
           <w:rStyle w:val="FunctionTok"/>
         </w:rPr>
-        <w:t xml:space="preserve">sym</w:t>
+        <w:t>sym</w:t>
       </w:r>
       <w:r>
         <w:rPr>
@@ -3065,7 +3432,7 @@
         <w:rPr>
           <w:rStyle w:val="AttributeTok"/>
         </w:rPr>
-        <w:t xml:space="preserve">y =</w:t>
+        <w:t>y =</w:t>
       </w:r>
       <w:r>
         <w:rPr>
@@ -3077,7 +3444,7 @@
         <w:rPr>
           <w:rStyle w:val="SpecialCharTok"/>
         </w:rPr>
-        <w:t xml:space="preserve">!!</w:t>
+        <w:t>!!</w:t>
       </w:r>
       <w:r>
         <w:rPr>
@@ -3089,7 +3456,7 @@
         <w:rPr>
           <w:rStyle w:val="FunctionTok"/>
         </w:rPr>
-        <w:t xml:space="preserve">sym</w:t>
+        <w:t>sym</w:t>
       </w:r>
       <w:r>
         <w:rPr>
@@ -3101,7 +3468,7 @@
         <w:rPr>
           <w:rStyle w:val="SpecialCharTok"/>
         </w:rPr>
-        <w:t xml:space="preserve">+</w:t>
+        <w:t>+</w:t>
       </w:r>
       <w:r>
         <w:br/>
@@ -3110,19 +3477,19 @@
         <w:rPr>
           <w:rStyle w:val="FunctionTok"/>
         </w:rPr>
-        <w:t xml:space="preserve">stat_summary</w:t>
-      </w:r>
-      <w:r>
-        <w:rPr>
-          <w:rStyle w:val="NormalTok"/>
-        </w:rPr>
-        <w:t xml:space="preserve">(</w:t>
+        <w:t>stat_summary</w:t>
+      </w:r>
+      <w:r>
+        <w:rPr>
+          <w:rStyle w:val="NormalTok"/>
+        </w:rPr>
+        <w:t>(</w:t>
       </w:r>
       <w:r>
         <w:rPr>
           <w:rStyle w:val="AttributeTok"/>
         </w:rPr>
-        <w:t xml:space="preserve">fun =</w:t>
+        <w:t>fun =</w:t>
       </w:r>
       <w:r>
         <w:rPr>
@@ -3134,7 +3501,7 @@
         <w:rPr>
           <w:rStyle w:val="AttributeTok"/>
         </w:rPr>
-        <w:t xml:space="preserve">geom =</w:t>
+        <w:t>geom =</w:t>
       </w:r>
       <w:r>
         <w:rPr>
@@ -3146,7 +3513,7 @@
         <w:rPr>
           <w:rStyle w:val="StringTok"/>
         </w:rPr>
-        <w:t xml:space="preserve">"bar"</w:t>
+        <w:t>"bar"</w:t>
       </w:r>
       <w:r>
         <w:rPr>
@@ -3158,7 +3525,7 @@
         <w:rPr>
           <w:rStyle w:val="SpecialCharTok"/>
         </w:rPr>
-        <w:t xml:space="preserve">+</w:t>
+        <w:t>+</w:t>
       </w:r>
       <w:r>
         <w:br/>
@@ -3167,19 +3534,19 @@
         <w:rPr>
           <w:rStyle w:val="FunctionTok"/>
         </w:rPr>
-        <w:t xml:space="preserve">stat_summary</w:t>
-      </w:r>
-      <w:r>
-        <w:rPr>
-          <w:rStyle w:val="NormalTok"/>
-        </w:rPr>
-        <w:t xml:space="preserve">(</w:t>
+        <w:t>stat_summary</w:t>
+      </w:r>
+      <w:r>
+        <w:rPr>
+          <w:rStyle w:val="NormalTok"/>
+        </w:rPr>
+        <w:t>(</w:t>
       </w:r>
       <w:r>
         <w:rPr>
           <w:rStyle w:val="AttributeTok"/>
         </w:rPr>
-        <w:t xml:space="preserve">fun.data =</w:t>
+        <w:t>fun.data =</w:t>
       </w:r>
       <w:r>
         <w:rPr>
@@ -3191,7 +3558,7 @@
         <w:rPr>
           <w:rStyle w:val="AttributeTok"/>
         </w:rPr>
-        <w:t xml:space="preserve">geom =</w:t>
+        <w:t>geom =</w:t>
       </w:r>
       <w:r>
         <w:rPr>
@@ -3203,7 +3570,7 @@
         <w:rPr>
           <w:rStyle w:val="StringTok"/>
         </w:rPr>
-        <w:t xml:space="preserve">"errorbar"</w:t>
+        <w:t>"errorbar"</w:t>
       </w:r>
       <w:r>
         <w:rPr>
@@ -3215,7 +3582,7 @@
         <w:rPr>
           <w:rStyle w:val="AttributeTok"/>
         </w:rPr>
-        <w:t xml:space="preserve">width =</w:t>
+        <w:t>width =</w:t>
       </w:r>
       <w:r>
         <w:rPr>
@@ -3227,7 +3594,7 @@
         <w:rPr>
           <w:rStyle w:val="FloatTok"/>
         </w:rPr>
-        <w:t xml:space="preserve">0.5</w:t>
+        <w:t>0.5</w:t>
       </w:r>
       <w:r>
         <w:rPr>
@@ -3239,7 +3606,7 @@
         <w:rPr>
           <w:rStyle w:val="SpecialCharTok"/>
         </w:rPr>
-        <w:t xml:space="preserve">+</w:t>
+        <w:t>+</w:t>
       </w:r>
       <w:r>
         <w:br/>
@@ -3248,19 +3615,19 @@
         <w:rPr>
           <w:rStyle w:val="FunctionTok"/>
         </w:rPr>
-        <w:t xml:space="preserve">ylab</w:t>
-      </w:r>
-      <w:r>
-        <w:rPr>
-          <w:rStyle w:val="NormalTok"/>
-        </w:rPr>
-        <w:t xml:space="preserve">(</w:t>
+        <w:t>ylab</w:t>
+      </w:r>
+      <w:r>
+        <w:rPr>
+          <w:rStyle w:val="NormalTok"/>
+        </w:rPr>
+        <w:t>(</w:t>
       </w:r>
       <w:r>
         <w:rPr>
           <w:rStyle w:val="StringTok"/>
         </w:rPr>
-        <w:t xml:space="preserve">"Number of emerged plants"</w:t>
+        <w:t>"Number of emerged plants"</w:t>
       </w:r>
       <w:r>
         <w:rPr>
@@ -3272,7 +3639,7 @@
         <w:rPr>
           <w:rStyle w:val="SpecialCharTok"/>
         </w:rPr>
-        <w:t xml:space="preserve">+</w:t>
+        <w:t>+</w:t>
       </w:r>
       <w:r>
         <w:br/>
@@ -3281,19 +3648,19 @@
         <w:rPr>
           <w:rStyle w:val="FunctionTok"/>
         </w:rPr>
-        <w:t xml:space="preserve">geom_jitter</w:t>
-      </w:r>
-      <w:r>
-        <w:rPr>
-          <w:rStyle w:val="NormalTok"/>
-        </w:rPr>
-        <w:t xml:space="preserve">(</w:t>
+        <w:t>geom_jitter</w:t>
+      </w:r>
+      <w:r>
+        <w:rPr>
+          <w:rStyle w:val="NormalTok"/>
+        </w:rPr>
+        <w:t>(</w:t>
       </w:r>
       <w:r>
         <w:rPr>
           <w:rStyle w:val="AttributeTok"/>
         </w:rPr>
-        <w:t xml:space="preserve">width =</w:t>
+        <w:t>width =</w:t>
       </w:r>
       <w:r>
         <w:rPr>
@@ -3305,7 +3672,7 @@
         <w:rPr>
           <w:rStyle w:val="FloatTok"/>
         </w:rPr>
-        <w:t xml:space="preserve">0.02</w:t>
+        <w:t>0.02</w:t>
       </w:r>
       <w:r>
         <w:rPr>
@@ -3317,7 +3684,7 @@
         <w:rPr>
           <w:rStyle w:val="AttributeTok"/>
         </w:rPr>
-        <w:t xml:space="preserve">alpha =</w:t>
+        <w:t>alpha =</w:t>
       </w:r>
       <w:r>
         <w:rPr>
@@ -3329,7 +3696,7 @@
         <w:rPr>
           <w:rStyle w:val="FloatTok"/>
         </w:rPr>
-        <w:t xml:space="preserve">0.5</w:t>
+        <w:t>0.5</w:t>
       </w:r>
       <w:r>
         <w:rPr>
@@ -3341,7 +3708,7 @@
         <w:rPr>
           <w:rStyle w:val="SpecialCharTok"/>
         </w:rPr>
-        <w:t xml:space="preserve">+</w:t>
+        <w:t>+</w:t>
       </w:r>
       <w:r>
         <w:br/>
@@ -3350,19 +3717,19 @@
         <w:rPr>
           <w:rStyle w:val="FunctionTok"/>
         </w:rPr>
-        <w:t xml:space="preserve">geom_text</w:t>
-      </w:r>
-      <w:r>
-        <w:rPr>
-          <w:rStyle w:val="NormalTok"/>
-        </w:rPr>
-        <w:t xml:space="preserve">(</w:t>
+        <w:t>geom_text</w:t>
+      </w:r>
+      <w:r>
+        <w:rPr>
+          <w:rStyle w:val="NormalTok"/>
+        </w:rPr>
+        <w:t>(</w:t>
       </w:r>
       <w:r>
         <w:rPr>
           <w:rStyle w:val="AttributeTok"/>
         </w:rPr>
-        <w:t xml:space="preserve">data =</w:t>
+        <w:t>data =</w:t>
       </w:r>
       <w:r>
         <w:rPr>
@@ -3374,19 +3741,19 @@
         <w:rPr>
           <w:rStyle w:val="FunctionTok"/>
         </w:rPr>
-        <w:t xml:space="preserve">aes</w:t>
-      </w:r>
-      <w:r>
-        <w:rPr>
-          <w:rStyle w:val="NormalTok"/>
-        </w:rPr>
-        <w:t xml:space="preserve">(</w:t>
+        <w:t>aes</w:t>
+      </w:r>
+      <w:r>
+        <w:rPr>
+          <w:rStyle w:val="NormalTok"/>
+        </w:rPr>
+        <w:t>(</w:t>
       </w:r>
       <w:r>
         <w:rPr>
           <w:rStyle w:val="AttributeTok"/>
         </w:rPr>
-        <w:t xml:space="preserve">label =</w:t>
+        <w:t>label =</w:t>
       </w:r>
       <w:r>
         <w:rPr>
@@ -3398,7 +3765,7 @@
         <w:rPr>
           <w:rStyle w:val="AttributeTok"/>
         </w:rPr>
-        <w:t xml:space="preserve">y =</w:t>
+        <w:t>y =</w:t>
       </w:r>
       <w:r>
         <w:rPr>
@@ -3413,7 +3780,8 @@
         <w:rPr>
           <w:rStyle w:val="AttributeTok"/>
         </w:rPr>
-        <w:t xml:space="preserve">size =</w:t>
+        <w:lastRenderedPageBreak/>
+        <w:t>size =</w:t>
       </w:r>
       <w:r>
         <w:rPr>
@@ -3425,7 +3793,7 @@
         <w:rPr>
           <w:rStyle w:val="DecValTok"/>
         </w:rPr>
-        <w:t xml:space="preserve">5</w:t>
+        <w:t>5</w:t>
       </w:r>
       <w:r>
         <w:rPr>
@@ -3437,7 +3805,7 @@
         <w:rPr>
           <w:rStyle w:val="SpecialCharTok"/>
         </w:rPr>
-        <w:t xml:space="preserve">+</w:t>
+        <w:t>+</w:t>
       </w:r>
       <w:r>
         <w:br/>
@@ -3446,19 +3814,19 @@
         <w:rPr>
           <w:rStyle w:val="FunctionTok"/>
         </w:rPr>
-        <w:t xml:space="preserve">xlab</w:t>
-      </w:r>
-      <w:r>
-        <w:rPr>
-          <w:rStyle w:val="NormalTok"/>
-        </w:rPr>
-        <w:t xml:space="preserve">(</w:t>
+        <w:t>xlab</w:t>
+      </w:r>
+      <w:r>
+        <w:rPr>
+          <w:rStyle w:val="NormalTok"/>
+        </w:rPr>
+        <w:t>(</w:t>
       </w:r>
       <w:r>
         <w:rPr>
           <w:rStyle w:val="FunctionTok"/>
         </w:rPr>
-        <w:t xml:space="preserve">as.character</w:t>
+        <w:t>as.character</w:t>
       </w:r>
       <w:r>
         <w:rPr>
@@ -3470,7 +3838,7 @@
         <w:rPr>
           <w:rStyle w:val="SpecialCharTok"/>
         </w:rPr>
-        <w:t xml:space="preserve">+</w:t>
+        <w:t>+</w:t>
       </w:r>
       <w:r>
         <w:br/>
@@ -3479,13 +3847,13 @@
         <w:rPr>
           <w:rStyle w:val="FunctionTok"/>
         </w:rPr>
-        <w:t xml:space="preserve">theme_classic</w:t>
-      </w:r>
-      <w:r>
-        <w:rPr>
-          <w:rStyle w:val="NormalTok"/>
-        </w:rPr>
-        <w:t xml:space="preserve">()</w:t>
+        <w:t>theme_classic</w:t>
+      </w:r>
+      <w:r>
+        <w:rPr>
+          <w:rStyle w:val="NormalTok"/>
+        </w:rPr>
+        <w:t>()</w:t>
       </w:r>
       <w:r>
         <w:br/>
@@ -3494,22 +3862,22 @@
         <w:rPr>
           <w:rStyle w:val="FunctionTok"/>
         </w:rPr>
-        <w:t xml:space="preserve">return</w:t>
-      </w:r>
-      <w:r>
-        <w:rPr>
-          <w:rStyle w:val="NormalTok"/>
-        </w:rPr>
-        <w:t xml:space="preserve">(plot)</w:t>
-      </w:r>
-      <w:r>
-        <w:br/>
-      </w:r>
-      <w:r>
-        <w:rPr>
-          <w:rStyle w:val="NormalTok"/>
-        </w:rPr>
-        <w:t xml:space="preserve">}</w:t>
+        <w:t>return</w:t>
+      </w:r>
+      <w:r>
+        <w:rPr>
+          <w:rStyle w:val="NormalTok"/>
+        </w:rPr>
+        <w:t>(plot)</w:t>
+      </w:r>
+      <w:r>
+        <w:br/>
+      </w:r>
+      <w:r>
+        <w:rPr>
+          <w:rStyle w:val="NormalTok"/>
+        </w:rPr>
+        <w:t>}</w:t>
       </w:r>
       <w:r>
         <w:br/>
@@ -3518,7 +3886,7 @@
         <w:rPr>
           <w:rStyle w:val="FunctionTok"/>
         </w:rPr>
-        <w:t xml:space="preserve">plot_cldbars_onefactor</w:t>
+        <w:t>plot_cldbars_onefactor</w:t>
       </w:r>
       <w:r>
         <w:rPr>
@@ -3530,13 +3898,13 @@
         <w:rPr>
           <w:rStyle w:val="StringTok"/>
         </w:rPr>
-        <w:t xml:space="preserve">"Treatment"</w:t>
-      </w:r>
-      <w:r>
-        <w:rPr>
-          <w:rStyle w:val="NormalTok"/>
-        </w:rPr>
-        <w:t xml:space="preserve">)</w:t>
+        <w:t>"Treatment"</w:t>
+      </w:r>
+      <w:r>
+        <w:rPr>
+          <w:rStyle w:val="NormalTok"/>
+        </w:rPr>
+        <w:t>)</w:t>
       </w:r>
     </w:p>
     <w:p>
@@ -3544,22 +3912,26 @@
         <w:pStyle w:val="FirstParagraph"/>
       </w:pPr>
       <w:r>
+        <w:rPr>
+          <w:noProof/>
+        </w:rPr>
         <w:drawing>
-          <wp:inline>
+          <wp:inline distT="0" distB="0" distL="0" distR="0" wp14:anchorId="382B86F1" wp14:editId="382B86F2">
             <wp:extent cx="4620126" cy="3696101"/>
-            <wp:effectExtent b="0" l="0" r="0" t="0"/>
-            <wp:docPr descr="" title="" id="25" name="Picture"/>
-            <a:graphic>
+            <wp:effectExtent l="0" t="0" r="0" b="0"/>
+            <wp:docPr id="25" name="Picture"/>
+            <wp:cNvGraphicFramePr/>
+            <a:graphic xmlns:a="http://schemas.openxmlformats.org/drawingml/2006/main">
               <a:graphicData uri="http://schemas.openxmlformats.org/drawingml/2006/picture">
-                <pic:pic>
+                <pic:pic xmlns:pic="http://schemas.openxmlformats.org/drawingml/2006/picture">
                   <pic:nvPicPr>
-                    <pic:cNvPr descr="CodingChallenge7_files/figure-docx/unnamed-chunk-5-1.png" id="26" name="Picture"/>
+                    <pic:cNvPr id="26" name="Picture" descr="CodingChallenge7_files/figure-docx/unnamed-chunk-5-1.png"/>
                     <pic:cNvPicPr>
-                      <a:picLocks noChangeArrowheads="1" noChangeAspect="1"/>
+                      <a:picLocks noChangeAspect="1" noChangeArrowheads="1"/>
                     </pic:cNvPicPr>
                   </pic:nvPicPr>
                   <pic:blipFill>
-                    <a:blip r:embed="rId24"/>
+                    <a:blip r:embed="rId5"/>
                     <a:stretch>
                       <a:fillRect/>
                     </a:stretch>
@@ -3591,43 +3963,43 @@
         <w:pStyle w:val="BodyText"/>
       </w:pPr>
       <w:r>
-        <w:t xml:space="preserve">The intercept represents the mean emergence for the reference treatment at the reference day level, and the coefficient for Treatment 2 shows how much emergence differs from the reference treatment after adjusting for DaysAfterPlanting.</w:t>
+        <w:t>The intercept represents the mean emergence for the reference treatment at the reference day level, and the coefficient for Treatment 2 shows how much emergence differs from the reference treatment after adjusting for DaysAfterPlanting.</w:t>
       </w:r>
     </w:p>
-    <w:bookmarkEnd w:id="27"/>
-    <w:sectPr/>
+    <w:p>
+      <w:pPr>
+        <w:pStyle w:val="BodyText"/>
+      </w:pPr>
+      <w:r>
+        <w:t xml:space="preserve">#Question6 </w:t>
+      </w:r>
+      <w:hyperlink r:id="rId6">
+        <w:proofErr w:type="spellStart"/>
+        <w:r>
+          <w:rPr>
+            <w:rStyle w:val="Hyperlink"/>
+          </w:rPr>
+          <w:t>Github</w:t>
+        </w:r>
+        <w:proofErr w:type="spellEnd"/>
+      </w:hyperlink>
+      <w:bookmarkEnd w:id="8"/>
+    </w:p>
+    <w:sectPr>
+      <w:pgSz w:w="12240" w:h="15840"/>
+      <w:pgMar w:top="1440" w:right="1440" w:bottom="1440" w:left="1440" w:header="720" w:footer="720" w:gutter="0"/>
+      <w:cols w:space="720"/>
+    </w:sectPr>
   </w:body>
 </w:document>
 </file>
 
-<file path=word/comments.xml><?xml version="1.0" encoding="utf-8"?>
-<w:comments xmlns:w="http://schemas.openxmlformats.org/wordprocessingml/2006/main" xmlns:m="http://schemas.openxmlformats.org/officeDocument/2006/math" xmlns:r="http://schemas.openxmlformats.org/officeDocument/2006/relationships" xmlns:o="urn:schemas-microsoft-com:office:office" xmlns:v="urn:schemas-microsoft-com:vml" xmlns:w10="urn:schemas-microsoft-com:office:word" xmlns:a="http://schemas.openxmlformats.org/drawingml/2006/main" xmlns:pic="http://schemas.openxmlformats.org/drawingml/2006/picture" xmlns:wp="http://schemas.openxmlformats.org/drawingml/2006/wordprocessingDrawing"/>
-</file>
-
-<file path=word/footnotes.xml><?xml version="1.0" encoding="utf-8"?>
-<w:footnotes xmlns:w="http://schemas.openxmlformats.org/wordprocessingml/2006/main" xmlns:m="http://schemas.openxmlformats.org/officeDocument/2006/math" xmlns:r="http://schemas.openxmlformats.org/officeDocument/2006/relationships" xmlns:o="urn:schemas-microsoft-com:office:office" xmlns:v="urn:schemas-microsoft-com:vml" xmlns:w10="urn:schemas-microsoft-com:office:word" xmlns:a="http://schemas.openxmlformats.org/drawingml/2006/main" xmlns:pic="http://schemas.openxmlformats.org/drawingml/2006/picture" xmlns:wp="http://schemas.openxmlformats.org/drawingml/2006/wordprocessingDrawing">
-  <w:footnote w:type="continuationSeparator" w:id="0">
-    <w:p>
-      <w:r>
-        <w:continuationSeparator/>
-      </w:r>
-    </w:p>
-  </w:footnote>
-  <w:footnote w:type="separator" w:id="-1">
-    <w:p>
-      <w:r>
-        <w:separator/>
-      </w:r>
-    </w:p>
-  </w:footnote>
-</w:footnotes>
-</file>
-
 <file path=word/numbering.xml><?xml version="1.0" encoding="utf-8"?>
-<w:numbering xmlns:w="http://schemas.openxmlformats.org/wordprocessingml/2006/main">
-  <w:abstractNum w:abstractNumId="990">
+<w:numbering xmlns:wpc="http://schemas.microsoft.com/office/word/2010/wordprocessingCanvas" xmlns:cx="http://schemas.microsoft.com/office/drawing/2014/chartex" xmlns:cx1="http://schemas.microsoft.com/office/drawing/2015/9/8/chartex" xmlns:cx2="http://schemas.microsoft.com/office/drawing/2015/10/21/chartex" xmlns:cx3="http://schemas.microsoft.com/office/drawing/2016/5/9/chartex" xmlns:cx4="http://schemas.microsoft.com/office/drawing/2016/5/10/chartex" xmlns:cx5="http://schemas.microsoft.com/office/drawing/2016/5/11/chartex" xmlns:cx6="http://schemas.microsoft.com/office/drawing/2016/5/12/chartex" xmlns:cx7="http://schemas.microsoft.com/office/drawing/2016/5/13/chartex" xmlns:cx8="http://schemas.microsoft.com/office/drawing/2016/5/14/chartex" xmlns:mc="http://schemas.openxmlformats.org/markup-compatibility/2006" xmlns:aink="http://schemas.microsoft.com/office/drawing/2016/ink" xmlns:am3d="http://schemas.microsoft.com/office/drawing/2017/model3d" xmlns:o="urn:schemas-microsoft-com:office:office" xmlns:oel="http://schemas.microsoft.com/office/2019/extlst" xmlns:r="http://schemas.openxmlformats.org/officeDocument/2006/relationships" xmlns:m="http://schemas.openxmlformats.org/officeDocument/2006/math" xmlns:v="urn:schemas-microsoft-com:vml" xmlns:wp14="http://schemas.microsoft.com/office/word/2010/wordprocessingDrawing" xmlns:wp="http://schemas.openxmlformats.org/drawingml/2006/wordprocessingDrawing" xmlns:w10="urn:schemas-microsoft-com:office:word" xmlns:w="http://schemas.openxmlformats.org/wordprocessingml/2006/main" xmlns:w14="http://schemas.microsoft.com/office/word/2010/wordml" xmlns:w15="http://schemas.microsoft.com/office/word/2012/wordml" xmlns:w16cex="http://schemas.microsoft.com/office/word/2018/wordml/cex" xmlns:w16cid="http://schemas.microsoft.com/office/word/2016/wordml/cid" xmlns:w16="http://schemas.microsoft.com/office/word/2018/wordml" xmlns:w16du="http://schemas.microsoft.com/office/word/2023/wordml/word16du" xmlns:w16sdtdh="http://schemas.microsoft.com/office/word/2020/wordml/sdtdatahash" xmlns:w16sdtfl="http://schemas.microsoft.com/office/word/2024/wordml/sdtformatlock" xmlns:w16se="http://schemas.microsoft.com/office/word/2015/wordml/symex" xmlns:wpg="http://schemas.microsoft.com/office/word/2010/wordprocessingGroup" xmlns:wpi="http://schemas.microsoft.com/office/word/2010/wordprocessingInk" xmlns:wne="http://schemas.microsoft.com/office/word/2006/wordml" xmlns:wps="http://schemas.microsoft.com/office/word/2010/wordprocessingShape" mc:Ignorable="w14 w15 w16se w16cid w16 w16cex w16sdtdh w16sdtfl w16du wp14">
+  <w:abstractNum w:abstractNumId="0" w15:restartNumberingAfterBreak="0">
     <w:nsid w:val="0000A990"/>
     <w:multiLevelType w:val="multilevel"/>
+    <w:tmpl w:val="F1BA1672"/>
     <w:lvl w:ilvl="0">
       <w:numFmt w:val="bullet"/>
       <w:lvlText w:val=" "/>
@@ -3701,9 +4073,10 @@
       </w:pPr>
     </w:lvl>
   </w:abstractNum>
-  <w:abstractNum w:abstractNumId="991">
+  <w:abstractNum w:abstractNumId="1" w15:restartNumberingAfterBreak="0">
     <w:nsid w:val="0000A991"/>
     <w:multiLevelType w:val="multilevel"/>
+    <w:tmpl w:val="0D5E1E6C"/>
     <w:lvl w:ilvl="0">
       <w:numFmt w:val="bullet"/>
       <w:lvlText w:val=""/>
@@ -3804,24 +4177,24 @@
       </w:rPr>
     </w:lvl>
   </w:abstractNum>
-  <w:num w:numId="1000">
-    <w:abstractNumId w:val="990"/>
+  <w:num w:numId="1" w16cid:durableId="2053729661">
+    <w:abstractNumId w:val="0"/>
   </w:num>
-  <w:num w:numId="1001">
-    <w:abstractNumId w:val="991"/>
+  <w:num w:numId="2" w16cid:durableId="1934967609">
+    <w:abstractNumId w:val="1"/>
   </w:num>
 </w:numbering>
 </file>
 
 <file path=word/styles.xml><?xml version="1.0" encoding="utf-8"?>
-<w:styles xmlns:r="http://schemas.openxmlformats.org/officeDocument/2006/relationships" xmlns:w="http://schemas.openxmlformats.org/wordprocessingml/2006/main">
+<w:styles xmlns:mc="http://schemas.openxmlformats.org/markup-compatibility/2006" xmlns:r="http://schemas.openxmlformats.org/officeDocument/2006/relationships" xmlns:w="http://schemas.openxmlformats.org/wordprocessingml/2006/main" xmlns:w14="http://schemas.microsoft.com/office/word/2010/wordml" xmlns:w15="http://schemas.microsoft.com/office/word/2012/wordml" xmlns:w16cex="http://schemas.microsoft.com/office/word/2018/wordml/cex" xmlns:w16cid="http://schemas.microsoft.com/office/word/2016/wordml/cid" xmlns:w16="http://schemas.microsoft.com/office/word/2018/wordml" xmlns:w16du="http://schemas.microsoft.com/office/word/2023/wordml/word16du" xmlns:w16sdtdh="http://schemas.microsoft.com/office/word/2020/wordml/sdtdatahash" xmlns:w16sdtfl="http://schemas.microsoft.com/office/word/2024/wordml/sdtformatlock" xmlns:w16se="http://schemas.microsoft.com/office/word/2015/wordml/symex" mc:Ignorable="w14 w15 w16se w16cid w16 w16cex w16sdtdh w16sdtfl w16du">
   <w:docDefaults>
     <w:rPrDefault>
       <w:rPr>
-        <w:rFonts w:asciiTheme="minorHAnsi" w:cstheme="minorBidi" w:eastAsiaTheme="minorHAnsi" w:hAnsiTheme="minorHAnsi"/>
+        <w:rFonts w:asciiTheme="minorHAnsi" w:eastAsiaTheme="minorHAnsi" w:hAnsiTheme="minorHAnsi" w:cstheme="minorBidi"/>
         <w:sz w:val="24"/>
         <w:szCs w:val="24"/>
-        <w:lang w:bidi="ar-SA" w:eastAsia="en-US" w:val="en-US"/>
+        <w:lang w:val="en-US" w:eastAsia="en-US" w:bidi="ar-SA"/>
       </w:rPr>
     </w:rPrDefault>
     <w:pPrDefault>
@@ -3830,166 +4203,257 @@
       </w:pPr>
     </w:pPrDefault>
   </w:docDefaults>
-  <w:latentStyles w:count="276" w:defLockedState="0" w:defQFormat="0" w:defSemiHidden="0" w:defUIPriority="0" w:defUnhideWhenUsed="0"/>
-  <w:style w:default="1" w:styleId="Normal" w:type="paragraph">
+  <w:latentStyles w:defLockedState="0" w:defUIPriority="0" w:defSemiHidden="0" w:defUnhideWhenUsed="0" w:defQFormat="0" w:count="376">
+    <w:lsdException w:name="toc 1" w:uiPriority="39"/>
+    <w:lsdException w:name="Hyperlink" w:uiPriority="99"/>
+    <w:lsdException w:name="Normal Table" w:semiHidden="1" w:unhideWhenUsed="1"/>
+    <w:lsdException w:name="Table Simple 1" w:semiHidden="1" w:unhideWhenUsed="1"/>
+    <w:lsdException w:name="Table Simple 2" w:semiHidden="1" w:unhideWhenUsed="1"/>
+    <w:lsdException w:name="Table Simple 3" w:semiHidden="1" w:unhideWhenUsed="1"/>
+    <w:lsdException w:name="Table Classic 1" w:semiHidden="1" w:unhideWhenUsed="1"/>
+    <w:lsdException w:name="Table Classic 2" w:semiHidden="1" w:unhideWhenUsed="1"/>
+    <w:lsdException w:name="Table Classic 3" w:semiHidden="1" w:unhideWhenUsed="1"/>
+    <w:lsdException w:name="Table Classic 4" w:semiHidden="1" w:unhideWhenUsed="1"/>
+    <w:lsdException w:name="Table Colorful 1" w:semiHidden="1" w:unhideWhenUsed="1"/>
+    <w:lsdException w:name="Table Colorful 2" w:semiHidden="1" w:unhideWhenUsed="1"/>
+    <w:lsdException w:name="Table Colorful 3" w:semiHidden="1" w:unhideWhenUsed="1"/>
+    <w:lsdException w:name="Table Columns 1" w:semiHidden="1" w:unhideWhenUsed="1"/>
+    <w:lsdException w:name="Table Columns 2" w:semiHidden="1" w:unhideWhenUsed="1"/>
+    <w:lsdException w:name="Table Columns 3" w:semiHidden="1" w:unhideWhenUsed="1"/>
+    <w:lsdException w:name="Table Columns 4" w:semiHidden="1" w:unhideWhenUsed="1"/>
+    <w:lsdException w:name="Table Columns 5" w:semiHidden="1" w:unhideWhenUsed="1"/>
+    <w:lsdException w:name="Table Grid 1" w:semiHidden="1" w:unhideWhenUsed="1"/>
+    <w:lsdException w:name="Table Grid 2" w:semiHidden="1" w:unhideWhenUsed="1"/>
+    <w:lsdException w:name="Table Grid 3" w:semiHidden="1" w:unhideWhenUsed="1"/>
+    <w:lsdException w:name="Table Grid 4" w:semiHidden="1" w:unhideWhenUsed="1"/>
+    <w:lsdException w:name="Table Grid 5" w:semiHidden="1" w:unhideWhenUsed="1"/>
+    <w:lsdException w:name="Table Grid 6" w:semiHidden="1" w:unhideWhenUsed="1"/>
+    <w:lsdException w:name="Table Grid 7" w:semiHidden="1" w:unhideWhenUsed="1"/>
+    <w:lsdException w:name="Table Grid 8" w:semiHidden="1" w:unhideWhenUsed="1"/>
+    <w:lsdException w:name="Table List 1" w:semiHidden="1" w:unhideWhenUsed="1"/>
+    <w:lsdException w:name="Table List 2" w:semiHidden="1" w:unhideWhenUsed="1"/>
+    <w:lsdException w:name="Table List 3" w:semiHidden="1" w:unhideWhenUsed="1"/>
+    <w:lsdException w:name="Table List 4" w:semiHidden="1" w:unhideWhenUsed="1"/>
+    <w:lsdException w:name="Table List 5" w:semiHidden="1" w:unhideWhenUsed="1"/>
+    <w:lsdException w:name="Table List 6" w:semiHidden="1" w:unhideWhenUsed="1"/>
+    <w:lsdException w:name="Table List 7" w:semiHidden="1" w:unhideWhenUsed="1"/>
+    <w:lsdException w:name="Table List 8" w:semiHidden="1" w:unhideWhenUsed="1"/>
+    <w:lsdException w:name="Table 3D effects 1" w:semiHidden="1" w:unhideWhenUsed="1"/>
+    <w:lsdException w:name="Table 3D effects 2" w:semiHidden="1" w:unhideWhenUsed="1"/>
+    <w:lsdException w:name="Table 3D effects 3" w:semiHidden="1" w:unhideWhenUsed="1"/>
+    <w:lsdException w:name="Table Contemporary" w:semiHidden="1" w:unhideWhenUsed="1"/>
+    <w:lsdException w:name="Table Elegant" w:semiHidden="1" w:unhideWhenUsed="1"/>
+    <w:lsdException w:name="Table Professional" w:semiHidden="1" w:unhideWhenUsed="1"/>
+    <w:lsdException w:name="Table Subtle 1" w:semiHidden="1" w:unhideWhenUsed="1"/>
+    <w:lsdException w:name="Table Subtle 2" w:semiHidden="1" w:unhideWhenUsed="1"/>
+    <w:lsdException w:name="Table Web 1" w:semiHidden="1" w:unhideWhenUsed="1"/>
+    <w:lsdException w:name="Table Web 2" w:semiHidden="1" w:unhideWhenUsed="1"/>
+    <w:lsdException w:name="Table Web 3" w:semiHidden="1" w:unhideWhenUsed="1"/>
+    <w:lsdException w:name="Table Theme" w:semiHidden="1" w:unhideWhenUsed="1"/>
+    <w:lsdException w:name="Light Shading"/>
+    <w:lsdException w:name="Light List"/>
+    <w:lsdException w:name="Light Grid"/>
+    <w:lsdException w:name="Medium Shading 1"/>
+    <w:lsdException w:name="Medium Shading 2"/>
+    <w:lsdException w:name="Medium List 1"/>
+    <w:lsdException w:name="Medium List 2"/>
+    <w:lsdException w:name="Medium Grid 1"/>
+    <w:lsdException w:name="Medium Grid 2"/>
+    <w:lsdException w:name="Medium Grid 3"/>
+    <w:lsdException w:name="Dark List"/>
+    <w:lsdException w:name="Colorful Shading"/>
+    <w:lsdException w:name="Colorful List"/>
+    <w:lsdException w:name="Colorful Grid"/>
+    <w:lsdException w:name="Light Shading Accent 1"/>
+    <w:lsdException w:name="Light List Accent 1"/>
+    <w:lsdException w:name="Light Grid Accent 1"/>
+    <w:lsdException w:name="Medium Shading 1 Accent 1"/>
+    <w:lsdException w:name="Medium Shading 2 Accent 1"/>
+    <w:lsdException w:name="Medium List 1 Accent 1"/>
+    <w:lsdException w:name="Medium List 2 Accent 1"/>
+    <w:lsdException w:name="Medium Grid 1 Accent 1"/>
+    <w:lsdException w:name="Medium Grid 2 Accent 1"/>
+    <w:lsdException w:name="Medium Grid 3 Accent 1"/>
+    <w:lsdException w:name="Dark List Accent 1"/>
+    <w:lsdException w:name="Colorful Shading Accent 1"/>
+    <w:lsdException w:name="Colorful List Accent 1"/>
+    <w:lsdException w:name="Colorful Grid Accent 1"/>
+    <w:lsdException w:name="Light Shading Accent 2"/>
+    <w:lsdException w:name="Light List Accent 2"/>
+    <w:lsdException w:name="Light Grid Accent 2"/>
+    <w:lsdException w:name="Medium Shading 1 Accent 2"/>
+    <w:lsdException w:name="Medium Shading 2 Accent 2"/>
+    <w:lsdException w:name="Medium List 1 Accent 2"/>
+    <w:lsdException w:name="Medium List 2 Accent 2"/>
+    <w:lsdException w:name="Medium Grid 1 Accent 2"/>
+    <w:lsdException w:name="Medium Grid 2 Accent 2"/>
+    <w:lsdException w:name="Medium Grid 3 Accent 2"/>
+    <w:lsdException w:name="Dark List Accent 2"/>
+    <w:lsdException w:name="Colorful Shading Accent 2"/>
+    <w:lsdException w:name="Colorful List Accent 2"/>
+    <w:lsdException w:name="Colorful Grid Accent 2"/>
+    <w:lsdException w:name="Light Shading Accent 3"/>
+    <w:lsdException w:name="Light List Accent 3"/>
+    <w:lsdException w:name="Light Grid Accent 3"/>
+    <w:lsdException w:name="Medium Shading 1 Accent 3"/>
+    <w:lsdException w:name="Medium Shading 2 Accent 3"/>
+    <w:lsdException w:name="Medium List 1 Accent 3"/>
+    <w:lsdException w:name="Medium List 2 Accent 3"/>
+    <w:lsdException w:name="Medium Grid 1 Accent 3"/>
+    <w:lsdException w:name="Medium Grid 2 Accent 3"/>
+    <w:lsdException w:name="Medium Grid 3 Accent 3"/>
+    <w:lsdException w:name="Dark List Accent 3"/>
+    <w:lsdException w:name="Colorful Shading Accent 3"/>
+    <w:lsdException w:name="Colorful List Accent 3"/>
+    <w:lsdException w:name="Colorful Grid Accent 3"/>
+    <w:lsdException w:name="Light Shading Accent 4"/>
+    <w:lsdException w:name="Light List Accent 4"/>
+    <w:lsdException w:name="Light Grid Accent 4"/>
+    <w:lsdException w:name="Medium Shading 1 Accent 4"/>
+    <w:lsdException w:name="Medium Shading 2 Accent 4"/>
+    <w:lsdException w:name="Medium List 1 Accent 4"/>
+    <w:lsdException w:name="Medium List 2 Accent 4"/>
+    <w:lsdException w:name="Medium Grid 1 Accent 4"/>
+    <w:lsdException w:name="Medium Grid 2 Accent 4"/>
+    <w:lsdException w:name="Medium Grid 3 Accent 4"/>
+    <w:lsdException w:name="Dark List Accent 4"/>
+    <w:lsdException w:name="Colorful Shading Accent 4"/>
+    <w:lsdException w:name="Colorful List Accent 4"/>
+    <w:lsdException w:name="Colorful Grid Accent 4"/>
+    <w:lsdException w:name="Light Shading Accent 5"/>
+    <w:lsdException w:name="Light List Accent 5"/>
+    <w:lsdException w:name="Light Grid Accent 5"/>
+    <w:lsdException w:name="Medium Shading 1 Accent 5"/>
+    <w:lsdException w:name="Medium Shading 2 Accent 5"/>
+    <w:lsdException w:name="Medium List 1 Accent 5"/>
+    <w:lsdException w:name="Medium List 2 Accent 5"/>
+    <w:lsdException w:name="Medium Grid 1 Accent 5"/>
+    <w:lsdException w:name="Medium Grid 2 Accent 5"/>
+    <w:lsdException w:name="Medium Grid 3 Accent 5"/>
+    <w:lsdException w:name="Dark List Accent 5"/>
+    <w:lsdException w:name="Colorful Shading Accent 5"/>
+    <w:lsdException w:name="Colorful List Accent 5"/>
+    <w:lsdException w:name="Colorful Grid Accent 5"/>
+    <w:lsdException w:name="Light Shading Accent 6"/>
+    <w:lsdException w:name="Light List Accent 6"/>
+    <w:lsdException w:name="Light Grid Accent 6"/>
+    <w:lsdException w:name="Medium Shading 1 Accent 6"/>
+    <w:lsdException w:name="Medium Shading 2 Accent 6"/>
+    <w:lsdException w:name="Medium List 1 Accent 6"/>
+    <w:lsdException w:name="Medium List 2 Accent 6"/>
+    <w:lsdException w:name="Medium Grid 1 Accent 6"/>
+    <w:lsdException w:name="Medium Grid 2 Accent 6"/>
+    <w:lsdException w:name="Medium Grid 3 Accent 6"/>
+    <w:lsdException w:name="Dark List Accent 6"/>
+    <w:lsdException w:name="Colorful Shading Accent 6"/>
+    <w:lsdException w:name="Colorful List Accent 6"/>
+    <w:lsdException w:name="Colorful Grid Accent 6"/>
+    <w:lsdException w:name="Grid Table 4" w:uiPriority="49"/>
+    <w:lsdException w:name="Grid Table 5 Dark" w:uiPriority="50"/>
+    <w:lsdException w:name="Grid Table 6 Colorful" w:uiPriority="51"/>
+    <w:lsdException w:name="Grid Table 7 Colorful" w:uiPriority="52"/>
+    <w:lsdException w:name="Grid Table 1 Light Accent 1" w:uiPriority="46"/>
+    <w:lsdException w:name="Grid Table 2 Accent 1" w:uiPriority="47"/>
+    <w:lsdException w:name="Grid Table 3 Accent 1" w:uiPriority="48"/>
+    <w:lsdException w:name="Grid Table 4 Accent 1" w:uiPriority="49"/>
+    <w:lsdException w:name="Grid Table 5 Dark Accent 1" w:uiPriority="50"/>
+    <w:lsdException w:name="Grid Table 6 Colorful Accent 1" w:uiPriority="51"/>
+    <w:lsdException w:name="Grid Table 7 Colorful Accent 1" w:uiPriority="52"/>
+    <w:lsdException w:name="Grid Table 1 Light Accent 2" w:uiPriority="46"/>
+    <w:lsdException w:name="Grid Table 2 Accent 2" w:uiPriority="47"/>
+    <w:lsdException w:name="Grid Table 3 Accent 2" w:uiPriority="48"/>
+    <w:lsdException w:name="Grid Table 4 Accent 2" w:uiPriority="49"/>
+    <w:lsdException w:name="Grid Table 5 Dark Accent 2" w:uiPriority="50"/>
+    <w:lsdException w:name="Grid Table 6 Colorful Accent 2" w:uiPriority="51"/>
+    <w:lsdException w:name="Grid Table 7 Colorful Accent 2" w:uiPriority="52"/>
+    <w:lsdException w:name="Grid Table 1 Light Accent 3" w:uiPriority="46"/>
+    <w:lsdException w:name="Grid Table 2 Accent 3" w:uiPriority="47"/>
+    <w:lsdException w:name="Grid Table 3 Accent 3" w:uiPriority="48"/>
+    <w:lsdException w:name="Grid Table 4 Accent 3" w:uiPriority="49"/>
+    <w:lsdException w:name="Grid Table 5 Dark Accent 3" w:uiPriority="50"/>
+    <w:lsdException w:name="Grid Table 6 Colorful Accent 3" w:uiPriority="51"/>
+    <w:lsdException w:name="Grid Table 7 Colorful Accent 3" w:uiPriority="52"/>
+    <w:lsdException w:name="Grid Table 1 Light Accent 4" w:uiPriority="46"/>
+    <w:lsdException w:name="Grid Table 2 Accent 4" w:uiPriority="47"/>
+    <w:lsdException w:name="Grid Table 3 Accent 4" w:uiPriority="48"/>
+    <w:lsdException w:name="Grid Table 4 Accent 4" w:uiPriority="49"/>
+    <w:lsdException w:name="Grid Table 5 Dark Accent 4" w:uiPriority="50"/>
+    <w:lsdException w:name="Grid Table 6 Colorful Accent 4" w:uiPriority="51"/>
+    <w:lsdException w:name="Grid Table 7 Colorful Accent 4" w:uiPriority="52"/>
+    <w:lsdException w:name="Grid Table 1 Light Accent 5" w:uiPriority="46"/>
+    <w:lsdException w:name="Grid Table 2 Accent 5" w:uiPriority="47"/>
+    <w:lsdException w:name="Grid Table 3 Accent 5" w:uiPriority="48"/>
+    <w:lsdException w:name="Grid Table 4 Accent 5" w:uiPriority="49"/>
+    <w:lsdException w:name="Grid Table 5 Dark Accent 5" w:uiPriority="50"/>
+    <w:lsdException w:name="Grid Table 6 Colorful Accent 5" w:uiPriority="51"/>
+    <w:lsdException w:name="Grid Table 7 Colorful Accent 5" w:uiPriority="52"/>
+    <w:lsdException w:name="Grid Table 1 Light Accent 6" w:uiPriority="46"/>
+    <w:lsdException w:name="Grid Table 2 Accent 6" w:uiPriority="47"/>
+    <w:lsdException w:name="Grid Table 3 Accent 6" w:uiPriority="48"/>
+    <w:lsdException w:name="Grid Table 4 Accent 6" w:uiPriority="49"/>
+    <w:lsdException w:name="Grid Table 5 Dark Accent 6" w:uiPriority="50"/>
+    <w:lsdException w:name="Grid Table 6 Colorful Accent 6" w:uiPriority="51"/>
+    <w:lsdException w:name="Grid Table 7 Colorful Accent 6" w:uiPriority="52"/>
+    <w:lsdException w:name="List Table 1 Light" w:uiPriority="46"/>
+    <w:lsdException w:name="List Table 2" w:uiPriority="47"/>
+    <w:lsdException w:name="List Table 3" w:uiPriority="48"/>
+    <w:lsdException w:name="List Table 4" w:uiPriority="49"/>
+    <w:lsdException w:name="List Table 5 Dark" w:uiPriority="50"/>
+    <w:lsdException w:name="List Table 6 Colorful" w:uiPriority="51"/>
+    <w:lsdException w:name="List Table 7 Colorful" w:uiPriority="52"/>
+    <w:lsdException w:name="List Table 1 Light Accent 1" w:uiPriority="46"/>
+    <w:lsdException w:name="List Table 2 Accent 1" w:uiPriority="47"/>
+    <w:lsdException w:name="List Table 3 Accent 1" w:uiPriority="48"/>
+    <w:lsdException w:name="List Table 4 Accent 1" w:uiPriority="49"/>
+    <w:lsdException w:name="List Table 5 Dark Accent 1" w:uiPriority="50"/>
+    <w:lsdException w:name="List Table 6 Colorful Accent 1" w:uiPriority="51"/>
+    <w:lsdException w:name="List Table 7 Colorful Accent 1" w:uiPriority="52"/>
+    <w:lsdException w:name="List Table 1 Light Accent 2" w:uiPriority="46"/>
+    <w:lsdException w:name="List Table 2 Accent 2" w:uiPriority="47"/>
+    <w:lsdException w:name="List Table 3 Accent 2" w:uiPriority="48"/>
+    <w:lsdException w:name="List Table 4 Accent 2" w:uiPriority="49"/>
+    <w:lsdException w:name="List Table 5 Dark Accent 2" w:uiPriority="50"/>
+    <w:lsdException w:name="List Table 6 Colorful Accent 2" w:uiPriority="51"/>
+    <w:lsdException w:name="List Table 7 Colorful Accent 2" w:uiPriority="52"/>
+    <w:lsdException w:name="List Table 1 Light Accent 3" w:uiPriority="46"/>
+    <w:lsdException w:name="List Table 2 Accent 3" w:uiPriority="47"/>
+    <w:lsdException w:name="List Table 3 Accent 3" w:uiPriority="48"/>
+    <w:lsdException w:name="List Table 4 Accent 3" w:uiPriority="49"/>
+    <w:lsdException w:name="List Table 5 Dark Accent 3" w:uiPriority="50"/>
+    <w:lsdException w:name="List Table 6 Colorful Accent 3" w:uiPriority="51"/>
+    <w:lsdException w:name="List Table 7 Colorful Accent 3" w:uiPriority="52"/>
+    <w:lsdException w:name="List Table 1 Light Accent 4" w:uiPriority="46"/>
+    <w:lsdException w:name="List Table 2 Accent 4" w:uiPriority="47"/>
+    <w:lsdException w:name="List Table 3 Accent 4" w:uiPriority="48"/>
+    <w:lsdException w:name="List Table 4 Accent 4" w:uiPriority="49"/>
+    <w:lsdException w:name="List Table 5 Dark Accent 4" w:uiPriority="50"/>
+    <w:lsdException w:name="List Table 6 Colorful Accent 4" w:uiPriority="51"/>
+    <w:lsdException w:name="List Table 7 Colorful Accent 4" w:uiPriority="52"/>
+    <w:lsdException w:name="List Table 1 Light Accent 5" w:uiPriority="46"/>
+    <w:lsdException w:name="List Table 2 Accent 5" w:uiPriority="47"/>
+    <w:lsdException w:name="List Table 3 Accent 5" w:uiPriority="48"/>
+    <w:lsdException w:name="List Table 4 Accent 5" w:uiPriority="49"/>
+    <w:lsdException w:name="List Table 5 Dark Accent 5" w:uiPriority="50"/>
+    <w:lsdException w:name="List Table 6 Colorful Accent 5" w:uiPriority="51"/>
+    <w:lsdException w:name="List Table 7 Colorful Accent 5" w:uiPriority="52"/>
+    <w:lsdException w:name="List Table 1 Light Accent 6" w:uiPriority="46"/>
+    <w:lsdException w:name="List Table 2 Accent 6" w:uiPriority="47"/>
+    <w:lsdException w:name="List Table 3 Accent 6" w:uiPriority="48"/>
+    <w:lsdException w:name="List Table 4 Accent 6" w:uiPriority="49"/>
+    <w:lsdException w:name="List Table 5 Dark Accent 6" w:uiPriority="50"/>
+    <w:lsdException w:name="List Table 6 Colorful Accent 6" w:uiPriority="51"/>
+    <w:lsdException w:name="List Table 7 Colorful Accent 6" w:uiPriority="52"/>
+    <w:lsdException w:name="Mention" w:semiHidden="1" w:uiPriority="99" w:unhideWhenUsed="1"/>
+    <w:lsdException w:name="Smart Hyperlink" w:semiHidden="1" w:uiPriority="99" w:unhideWhenUsed="1"/>
+    <w:lsdException w:name="Hashtag" w:semiHidden="1" w:uiPriority="99" w:unhideWhenUsed="1"/>
+    <w:lsdException w:name="Unresolved Mention" w:semiHidden="1" w:uiPriority="99" w:unhideWhenUsed="1"/>
+    <w:lsdException w:name="Smart Link" w:semiHidden="1" w:uiPriority="99" w:unhideWhenUsed="1"/>
+  </w:latentStyles>
+  <w:style w:type="paragraph" w:default="1" w:styleId="Normal">
     <w:name w:val="Normal"/>
     <w:qFormat/>
   </w:style>
-  <w:style w:styleId="BodyText" w:type="paragraph">
-    <w:name w:val="Body Text"/>
-    <w:basedOn w:val="Normal"/>
-    <w:link w:val="BodyTextChar"/>
-    <w:qFormat/>
-    <w:pPr>
-      <w:spacing w:after="180" w:before="180"/>
-    </w:pPr>
-  </w:style>
-  <w:style w:customStyle="1" w:styleId="FirstParagraph" w:type="paragraph">
-    <w:name w:val="First Paragraph"/>
-    <w:basedOn w:val="BodyText"/>
-    <w:next w:val="BodyText"/>
-    <w:qFormat/>
-  </w:style>
-  <w:style w:customStyle="1" w:styleId="Compact" w:type="paragraph">
-    <w:name w:val="Compact"/>
-    <w:basedOn w:val="BodyText"/>
-    <w:qFormat/>
-    <w:pPr>
-      <w:spacing w:after="36" w:before="36"/>
-    </w:pPr>
-  </w:style>
-  <w:style w:styleId="Title" w:type="paragraph">
-    <w:name w:val="Title"/>
-    <w:basedOn w:val="Normal"/>
-    <w:next w:val="BodyText"/>
-    <w:link w:val="TitleChar"/>
-    <w:uiPriority w:val="10"/>
-    <w:qFormat/>
-    <w:rsid w:val="00A10FD9"/>
-    <w:pPr>
-      <w:spacing w:after="80" w:line="240" w:lineRule="auto"/>
-      <w:contextualSpacing/>
-      <w:jc w:val="center"/>
-    </w:pPr>
-    <w:rPr>
-      <w:rFonts w:asciiTheme="majorHAnsi" w:cstheme="majorBidi" w:eastAsiaTheme="majorEastAsia" w:hAnsiTheme="majorHAnsi"/>
-      <w:spacing w:val="-10"/>
-      <w:kern w:val="28"/>
-      <w:sz w:val="56"/>
-      <w:szCs w:val="56"/>
-    </w:rPr>
-  </w:style>
-  <w:style w:customStyle="1" w:styleId="TitleChar" w:type="character">
-    <w:name w:val="Title Char"/>
-    <w:basedOn w:val="DefaultParagraphFont"/>
-    <w:link w:val="Title"/>
-    <w:uiPriority w:val="10"/>
-    <w:rsid w:val="00A10FD9"/>
-    <w:rPr>
-      <w:rFonts w:asciiTheme="majorHAnsi" w:cstheme="majorBidi" w:eastAsiaTheme="majorEastAsia" w:hAnsiTheme="majorHAnsi"/>
-      <w:spacing w:val="-10"/>
-      <w:kern w:val="28"/>
-      <w:sz w:val="56"/>
-      <w:szCs w:val="56"/>
-    </w:rPr>
-  </w:style>
-  <w:style w:styleId="Subtitle" w:type="paragraph">
-    <w:name w:val="Subtitle"/>
-    <w:basedOn w:val="Normal"/>
-    <w:next w:val="BodyText"/>
-    <w:link w:val="SubtitleChar"/>
-    <w:uiPriority w:val="11"/>
-    <w:qFormat/>
-    <w:rsid w:val="00A10FD9"/>
-    <w:pPr>
-      <w:numPr>
-        <w:ilvl w:val="1"/>
-      </w:numPr>
-    </w:pPr>
-    <w:rPr>
-      <w:rFonts w:cstheme="majorBidi" w:eastAsiaTheme="majorEastAsia"/>
-      <w:color w:themeColor="text1" w:themeTint="A6" w:val="595959"/>
-      <w:spacing w:val="15"/>
-      <w:sz w:val="28"/>
-      <w:szCs w:val="28"/>
-    </w:rPr>
-  </w:style>
-  <w:style w:customStyle="1" w:styleId="SubtitleChar" w:type="character">
-    <w:name w:val="Subtitle Char"/>
-    <w:basedOn w:val="DefaultParagraphFont"/>
-    <w:link w:val="Subtitle"/>
-    <w:uiPriority w:val="11"/>
-    <w:rsid w:val="00A10FD9"/>
-    <w:rPr>
-      <w:rFonts w:cstheme="majorBidi" w:eastAsiaTheme="majorEastAsia"/>
-      <w:color w:themeColor="text1" w:themeTint="A6" w:val="595959"/>
-      <w:spacing w:val="15"/>
-      <w:sz w:val="28"/>
-      <w:szCs w:val="28"/>
-    </w:rPr>
-  </w:style>
-  <w:style w:customStyle="1" w:styleId="Author" w:type="paragraph">
-    <w:name w:val="Author"/>
-    <w:next w:val="BodyText"/>
-    <w:qFormat/>
-    <w:pPr>
-      <w:keepNext/>
-      <w:keepLines/>
-      <w:jc w:val="center"/>
-    </w:pPr>
-  </w:style>
-  <w:style w:styleId="Date" w:type="paragraph">
-    <w:name w:val="Date"/>
-    <w:next w:val="BodyText"/>
-    <w:qFormat/>
-    <w:pPr>
-      <w:keepNext/>
-      <w:keepLines/>
-      <w:jc w:val="center"/>
-    </w:pPr>
-  </w:style>
-  <w:style w:customStyle="1" w:styleId="AbstractTitle" w:type="paragraph">
-    <w:name w:val="Abstract Title"/>
-    <w:basedOn w:val="Normal"/>
-    <w:next w:val="Abstract"/>
-    <w:qFormat/>
-    <w:pPr>
-      <w:keepNext/>
-      <w:keepLines/>
-      <w:spacing w:after="0" w:before="300"/>
-      <w:jc w:val="center"/>
-    </w:pPr>
-    <w:rPr>
-      <w:b/>
-      <w:color w:val="345A8A"/>
-      <w:sz w:val="20"/>
-      <w:szCs w:val="20"/>
-    </w:rPr>
-  </w:style>
-  <w:style w:customStyle="1" w:styleId="Abstract" w:type="paragraph">
-    <w:name w:val="Abstract"/>
-    <w:basedOn w:val="Normal"/>
-    <w:next w:val="BodyText"/>
-    <w:qFormat/>
-    <w:pPr>
-      <w:keepNext/>
-      <w:keepLines/>
-      <w:spacing w:after="300" w:before="100"/>
-    </w:pPr>
-    <w:rPr>
-      <w:sz w:val="20"/>
-      <w:szCs w:val="20"/>
-    </w:rPr>
-  </w:style>
-  <w:style w:styleId="Bibliography" w:type="paragraph">
-    <w:name w:val="Bibliography"/>
-    <w:basedOn w:val="Normal"/>
-    <w:next w:val="Bibliography"/>
-    <w:qFormat/>
-    <w:pPr/>
-    <w:rPr/>
-  </w:style>
-  <w:style w:styleId="Heading1" w:type="paragraph">
+  <w:style w:type="paragraph" w:styleId="Heading1">
     <w:name w:val="heading 1"/>
     <w:basedOn w:val="Normal"/>
     <w:next w:val="BodyText"/>
@@ -4000,17 +4464,17 @@
     <w:pPr>
       <w:keepNext/>
       <w:keepLines/>
-      <w:spacing w:after="80" w:before="360"/>
+      <w:spacing w:before="360" w:after="80"/>
       <w:outlineLvl w:val="0"/>
     </w:pPr>
     <w:rPr>
-      <w:rFonts w:asciiTheme="majorHAnsi" w:cstheme="majorBidi" w:eastAsiaTheme="majorEastAsia" w:hAnsiTheme="majorHAnsi"/>
-      <w:color w:themeColor="accent1" w:themeShade="BF" w:val="0F4761"/>
+      <w:rFonts w:asciiTheme="majorHAnsi" w:eastAsiaTheme="majorEastAsia" w:hAnsiTheme="majorHAnsi" w:cstheme="majorBidi"/>
+      <w:color w:val="0F4761" w:themeColor="accent1" w:themeShade="BF"/>
       <w:sz w:val="40"/>
       <w:szCs w:val="40"/>
     </w:rPr>
   </w:style>
-  <w:style w:styleId="Heading2" w:type="paragraph">
+  <w:style w:type="paragraph" w:styleId="Heading2">
     <w:name w:val="heading 2"/>
     <w:basedOn w:val="Normal"/>
     <w:next w:val="BodyText"/>
@@ -4023,17 +4487,17 @@
     <w:pPr>
       <w:keepNext/>
       <w:keepLines/>
-      <w:spacing w:after="80" w:before="160"/>
+      <w:spacing w:before="160" w:after="80"/>
       <w:outlineLvl w:val="1"/>
     </w:pPr>
     <w:rPr>
-      <w:rFonts w:asciiTheme="majorHAnsi" w:cstheme="majorBidi" w:eastAsiaTheme="majorEastAsia" w:hAnsiTheme="majorHAnsi"/>
-      <w:color w:themeColor="accent1" w:themeShade="BF" w:val="0F4761"/>
+      <w:rFonts w:asciiTheme="majorHAnsi" w:eastAsiaTheme="majorEastAsia" w:hAnsiTheme="majorHAnsi" w:cstheme="majorBidi"/>
+      <w:color w:val="0F4761" w:themeColor="accent1" w:themeShade="BF"/>
       <w:sz w:val="32"/>
       <w:szCs w:val="32"/>
     </w:rPr>
   </w:style>
-  <w:style w:styleId="Heading3" w:type="paragraph">
+  <w:style w:type="paragraph" w:styleId="Heading3">
     <w:name w:val="heading 3"/>
     <w:basedOn w:val="Normal"/>
     <w:next w:val="BodyText"/>
@@ -4046,17 +4510,17 @@
     <w:pPr>
       <w:keepNext/>
       <w:keepLines/>
-      <w:spacing w:after="80" w:before="160"/>
+      <w:spacing w:before="160" w:after="80"/>
       <w:outlineLvl w:val="2"/>
     </w:pPr>
     <w:rPr>
-      <w:rFonts w:cstheme="majorBidi" w:eastAsiaTheme="majorEastAsia"/>
-      <w:color w:themeColor="accent1" w:themeShade="BF" w:val="0F4761"/>
+      <w:rFonts w:eastAsiaTheme="majorEastAsia" w:cstheme="majorBidi"/>
+      <w:color w:val="0F4761" w:themeColor="accent1" w:themeShade="BF"/>
       <w:sz w:val="28"/>
       <w:szCs w:val="28"/>
     </w:rPr>
   </w:style>
-  <w:style w:styleId="Heading4" w:type="paragraph">
+  <w:style w:type="paragraph" w:styleId="Heading4">
     <w:name w:val="heading 4"/>
     <w:basedOn w:val="Normal"/>
     <w:next w:val="BodyText"/>
@@ -4069,17 +4533,17 @@
     <w:pPr>
       <w:keepNext/>
       <w:keepLines/>
-      <w:spacing w:after="40" w:before="80"/>
+      <w:spacing w:before="80" w:after="40"/>
       <w:outlineLvl w:val="3"/>
     </w:pPr>
     <w:rPr>
-      <w:rFonts w:cstheme="majorBidi" w:eastAsiaTheme="majorEastAsia"/>
+      <w:rFonts w:eastAsiaTheme="majorEastAsia" w:cstheme="majorBidi"/>
       <w:i/>
       <w:iCs/>
-      <w:color w:themeColor="accent1" w:themeShade="BF" w:val="0F4761"/>
-    </w:rPr>
-  </w:style>
-  <w:style w:styleId="Heading5" w:type="paragraph">
+      <w:color w:val="0F4761" w:themeColor="accent1" w:themeShade="BF"/>
+    </w:rPr>
+  </w:style>
+  <w:style w:type="paragraph" w:styleId="Heading5">
     <w:name w:val="heading 5"/>
     <w:basedOn w:val="Normal"/>
     <w:next w:val="BodyText"/>
@@ -4092,15 +4556,15 @@
     <w:pPr>
       <w:keepNext/>
       <w:keepLines/>
-      <w:spacing w:after="40" w:before="80"/>
+      <w:spacing w:before="80" w:after="40"/>
       <w:outlineLvl w:val="4"/>
     </w:pPr>
     <w:rPr>
-      <w:rFonts w:cstheme="majorBidi" w:eastAsiaTheme="majorEastAsia"/>
-      <w:color w:themeColor="accent1" w:themeShade="BF" w:val="0F4761"/>
-    </w:rPr>
-  </w:style>
-  <w:style w:styleId="Heading6" w:type="paragraph">
+      <w:rFonts w:eastAsiaTheme="majorEastAsia" w:cstheme="majorBidi"/>
+      <w:color w:val="0F4761" w:themeColor="accent1" w:themeShade="BF"/>
+    </w:rPr>
+  </w:style>
+  <w:style w:type="paragraph" w:styleId="Heading6">
     <w:name w:val="heading 6"/>
     <w:basedOn w:val="Normal"/>
     <w:next w:val="BodyText"/>
@@ -4113,17 +4577,17 @@
     <w:pPr>
       <w:keepNext/>
       <w:keepLines/>
-      <w:spacing w:after="0" w:before="40"/>
+      <w:spacing w:before="40" w:after="0"/>
       <w:outlineLvl w:val="5"/>
     </w:pPr>
     <w:rPr>
-      <w:rFonts w:cstheme="majorBidi" w:eastAsiaTheme="majorEastAsia"/>
+      <w:rFonts w:eastAsiaTheme="majorEastAsia" w:cstheme="majorBidi"/>
       <w:i/>
       <w:iCs/>
-      <w:color w:themeColor="text1" w:themeTint="A6" w:val="595959"/>
-    </w:rPr>
-  </w:style>
-  <w:style w:styleId="Heading7" w:type="paragraph">
+      <w:color w:val="595959" w:themeColor="text1" w:themeTint="A6"/>
+    </w:rPr>
+  </w:style>
+  <w:style w:type="paragraph" w:styleId="Heading7">
     <w:name w:val="heading 7"/>
     <w:basedOn w:val="Normal"/>
     <w:next w:val="BodyText"/>
@@ -4136,15 +4600,15 @@
     <w:pPr>
       <w:keepNext/>
       <w:keepLines/>
-      <w:spacing w:after="0" w:before="40"/>
+      <w:spacing w:before="40" w:after="0"/>
       <w:outlineLvl w:val="6"/>
     </w:pPr>
     <w:rPr>
-      <w:rFonts w:cstheme="majorBidi" w:eastAsiaTheme="majorEastAsia"/>
-      <w:color w:themeColor="text1" w:themeTint="A6" w:val="595959"/>
-    </w:rPr>
-  </w:style>
-  <w:style w:styleId="Heading8" w:type="paragraph">
+      <w:rFonts w:eastAsiaTheme="majorEastAsia" w:cstheme="majorBidi"/>
+      <w:color w:val="595959" w:themeColor="text1" w:themeTint="A6"/>
+    </w:rPr>
+  </w:style>
+  <w:style w:type="paragraph" w:styleId="Heading8">
     <w:name w:val="heading 8"/>
     <w:basedOn w:val="Normal"/>
     <w:next w:val="BodyText"/>
@@ -4161,13 +4625,13 @@
       <w:outlineLvl w:val="7"/>
     </w:pPr>
     <w:rPr>
-      <w:rFonts w:cstheme="majorBidi" w:eastAsiaTheme="majorEastAsia"/>
+      <w:rFonts w:eastAsiaTheme="majorEastAsia" w:cstheme="majorBidi"/>
       <w:i/>
       <w:iCs/>
-      <w:color w:themeColor="text1" w:themeTint="D8" w:val="272727"/>
-    </w:rPr>
-  </w:style>
-  <w:style w:styleId="Heading9" w:type="paragraph">
+      <w:color w:val="272727" w:themeColor="text1" w:themeTint="D8"/>
+    </w:rPr>
+  </w:style>
+  <w:style w:type="paragraph" w:styleId="Heading9">
     <w:name w:val="heading 9"/>
     <w:basedOn w:val="Normal"/>
     <w:next w:val="BodyText"/>
@@ -4184,24 +4648,201 @@
       <w:outlineLvl w:val="8"/>
     </w:pPr>
     <w:rPr>
-      <w:rFonts w:cstheme="majorBidi" w:eastAsiaTheme="majorEastAsia"/>
-      <w:color w:themeColor="text1" w:themeTint="D8" w:val="272727"/>
-    </w:rPr>
-  </w:style>
-  <w:style w:customStyle="1" w:styleId="Heading1Char" w:type="character">
+      <w:rFonts w:eastAsiaTheme="majorEastAsia" w:cstheme="majorBidi"/>
+      <w:color w:val="272727" w:themeColor="text1" w:themeTint="D8"/>
+    </w:rPr>
+  </w:style>
+  <w:style w:type="character" w:default="1" w:styleId="DefaultParagraphFont">
+    <w:name w:val="Default Paragraph Font"/>
+    <w:uiPriority w:val="1"/>
+    <w:semiHidden/>
+    <w:unhideWhenUsed/>
+  </w:style>
+  <w:style w:type="table" w:default="1" w:styleId="TableNormal">
+    <w:name w:val="Normal Table"/>
+    <w:uiPriority w:val="99"/>
+    <w:semiHidden/>
+    <w:unhideWhenUsed/>
+    <w:tblPr>
+      <w:tblInd w:w="0" w:type="dxa"/>
+      <w:tblCellMar>
+        <w:top w:w="0" w:type="dxa"/>
+        <w:left w:w="108" w:type="dxa"/>
+        <w:bottom w:w="0" w:type="dxa"/>
+        <w:right w:w="108" w:type="dxa"/>
+      </w:tblCellMar>
+    </w:tblPr>
+  </w:style>
+  <w:style w:type="numbering" w:default="1" w:styleId="NoList">
+    <w:name w:val="No List"/>
+    <w:uiPriority w:val="99"/>
+    <w:semiHidden/>
+    <w:unhideWhenUsed/>
+  </w:style>
+  <w:style w:type="paragraph" w:styleId="BodyText">
+    <w:name w:val="Body Text"/>
+    <w:basedOn w:val="Normal"/>
+    <w:qFormat/>
+    <w:pPr>
+      <w:spacing w:before="180" w:after="180"/>
+    </w:pPr>
+  </w:style>
+  <w:style w:type="paragraph" w:customStyle="1" w:styleId="FirstParagraph">
+    <w:name w:val="First Paragraph"/>
+    <w:basedOn w:val="BodyText"/>
+    <w:next w:val="BodyText"/>
+    <w:qFormat/>
+  </w:style>
+  <w:style w:type="paragraph" w:customStyle="1" w:styleId="Compact">
+    <w:name w:val="Compact"/>
+    <w:basedOn w:val="BodyText"/>
+    <w:qFormat/>
+    <w:pPr>
+      <w:spacing w:before="36" w:after="36"/>
+    </w:pPr>
+  </w:style>
+  <w:style w:type="paragraph" w:styleId="Title">
+    <w:name w:val="Title"/>
+    <w:basedOn w:val="Normal"/>
+    <w:next w:val="BodyText"/>
+    <w:link w:val="TitleChar"/>
+    <w:uiPriority w:val="10"/>
+    <w:qFormat/>
+    <w:rsid w:val="00A10FD9"/>
+    <w:pPr>
+      <w:spacing w:after="80"/>
+      <w:contextualSpacing/>
+      <w:jc w:val="center"/>
+    </w:pPr>
+    <w:rPr>
+      <w:rFonts w:asciiTheme="majorHAnsi" w:eastAsiaTheme="majorEastAsia" w:hAnsiTheme="majorHAnsi" w:cstheme="majorBidi"/>
+      <w:spacing w:val="-10"/>
+      <w:kern w:val="28"/>
+      <w:sz w:val="56"/>
+      <w:szCs w:val="56"/>
+    </w:rPr>
+  </w:style>
+  <w:style w:type="character" w:customStyle="1" w:styleId="TitleChar">
+    <w:name w:val="Title Char"/>
+    <w:basedOn w:val="DefaultParagraphFont"/>
+    <w:link w:val="Title"/>
+    <w:uiPriority w:val="10"/>
+    <w:rsid w:val="00A10FD9"/>
+    <w:rPr>
+      <w:rFonts w:asciiTheme="majorHAnsi" w:eastAsiaTheme="majorEastAsia" w:hAnsiTheme="majorHAnsi" w:cstheme="majorBidi"/>
+      <w:spacing w:val="-10"/>
+      <w:kern w:val="28"/>
+      <w:sz w:val="56"/>
+      <w:szCs w:val="56"/>
+    </w:rPr>
+  </w:style>
+  <w:style w:type="paragraph" w:styleId="Subtitle">
+    <w:name w:val="Subtitle"/>
+    <w:basedOn w:val="Normal"/>
+    <w:next w:val="BodyText"/>
+    <w:link w:val="SubtitleChar"/>
+    <w:uiPriority w:val="11"/>
+    <w:qFormat/>
+    <w:rsid w:val="00A10FD9"/>
+    <w:pPr>
+      <w:numPr>
+        <w:ilvl w:val="1"/>
+      </w:numPr>
+    </w:pPr>
+    <w:rPr>
+      <w:rFonts w:eastAsiaTheme="majorEastAsia" w:cstheme="majorBidi"/>
+      <w:color w:val="595959" w:themeColor="text1" w:themeTint="A6"/>
+      <w:spacing w:val="15"/>
+      <w:sz w:val="28"/>
+      <w:szCs w:val="28"/>
+    </w:rPr>
+  </w:style>
+  <w:style w:type="character" w:customStyle="1" w:styleId="SubtitleChar">
+    <w:name w:val="Subtitle Char"/>
+    <w:basedOn w:val="DefaultParagraphFont"/>
+    <w:link w:val="Subtitle"/>
+    <w:uiPriority w:val="11"/>
+    <w:rsid w:val="00A10FD9"/>
+    <w:rPr>
+      <w:rFonts w:eastAsiaTheme="majorEastAsia" w:cstheme="majorBidi"/>
+      <w:color w:val="595959" w:themeColor="text1" w:themeTint="A6"/>
+      <w:spacing w:val="15"/>
+      <w:sz w:val="28"/>
+      <w:szCs w:val="28"/>
+    </w:rPr>
+  </w:style>
+  <w:style w:type="paragraph" w:customStyle="1" w:styleId="Author">
+    <w:name w:val="Author"/>
+    <w:next w:val="BodyText"/>
+    <w:qFormat/>
+    <w:pPr>
+      <w:keepNext/>
+      <w:keepLines/>
+      <w:jc w:val="center"/>
+    </w:pPr>
+  </w:style>
+  <w:style w:type="paragraph" w:styleId="Date">
+    <w:name w:val="Date"/>
+    <w:next w:val="BodyText"/>
+    <w:qFormat/>
+    <w:pPr>
+      <w:keepNext/>
+      <w:keepLines/>
+      <w:jc w:val="center"/>
+    </w:pPr>
+  </w:style>
+  <w:style w:type="paragraph" w:customStyle="1" w:styleId="AbstractTitle">
+    <w:name w:val="Abstract Title"/>
+    <w:basedOn w:val="Normal"/>
+    <w:next w:val="Abstract"/>
+    <w:qFormat/>
+    <w:pPr>
+      <w:keepNext/>
+      <w:keepLines/>
+      <w:spacing w:before="300" w:after="0"/>
+      <w:jc w:val="center"/>
+    </w:pPr>
+    <w:rPr>
+      <w:b/>
+      <w:color w:val="345A8A"/>
+      <w:sz w:val="20"/>
+      <w:szCs w:val="20"/>
+    </w:rPr>
+  </w:style>
+  <w:style w:type="paragraph" w:customStyle="1" w:styleId="Abstract">
+    <w:name w:val="Abstract"/>
+    <w:basedOn w:val="Normal"/>
+    <w:next w:val="BodyText"/>
+    <w:qFormat/>
+    <w:pPr>
+      <w:keepNext/>
+      <w:keepLines/>
+      <w:spacing w:before="100" w:after="300"/>
+    </w:pPr>
+    <w:rPr>
+      <w:sz w:val="20"/>
+      <w:szCs w:val="20"/>
+    </w:rPr>
+  </w:style>
+  <w:style w:type="paragraph" w:styleId="Bibliography">
+    <w:name w:val="Bibliography"/>
+    <w:basedOn w:val="Normal"/>
+    <w:qFormat/>
+  </w:style>
+  <w:style w:type="character" w:customStyle="1" w:styleId="Heading1Char">
     <w:name w:val="Heading 1 Char"/>
     <w:basedOn w:val="DefaultParagraphFont"/>
     <w:link w:val="Heading1"/>
     <w:uiPriority w:val="9"/>
     <w:rsid w:val="00A10FD9"/>
     <w:rPr>
-      <w:rFonts w:asciiTheme="majorHAnsi" w:cstheme="majorBidi" w:eastAsiaTheme="majorEastAsia" w:hAnsiTheme="majorHAnsi"/>
-      <w:color w:themeColor="accent1" w:themeShade="BF" w:val="0F4761"/>
+      <w:rFonts w:asciiTheme="majorHAnsi" w:eastAsiaTheme="majorEastAsia" w:hAnsiTheme="majorHAnsi" w:cstheme="majorBidi"/>
+      <w:color w:val="0F4761" w:themeColor="accent1" w:themeShade="BF"/>
       <w:sz w:val="40"/>
       <w:szCs w:val="40"/>
     </w:rPr>
   </w:style>
-  <w:style w:customStyle="1" w:styleId="Heading2Char" w:type="character">
+  <w:style w:type="character" w:customStyle="1" w:styleId="Heading2Char">
     <w:name w:val="Heading 2 Char"/>
     <w:basedOn w:val="DefaultParagraphFont"/>
     <w:link w:val="Heading2"/>
@@ -4209,13 +4850,13 @@
     <w:semiHidden/>
     <w:rsid w:val="00A10FD9"/>
     <w:rPr>
-      <w:rFonts w:asciiTheme="majorHAnsi" w:cstheme="majorBidi" w:eastAsiaTheme="majorEastAsia" w:hAnsiTheme="majorHAnsi"/>
-      <w:color w:themeColor="accent1" w:themeShade="BF" w:val="0F4761"/>
+      <w:rFonts w:asciiTheme="majorHAnsi" w:eastAsiaTheme="majorEastAsia" w:hAnsiTheme="majorHAnsi" w:cstheme="majorBidi"/>
+      <w:color w:val="0F4761" w:themeColor="accent1" w:themeShade="BF"/>
       <w:sz w:val="32"/>
       <w:szCs w:val="32"/>
     </w:rPr>
   </w:style>
-  <w:style w:customStyle="1" w:styleId="Heading3Char" w:type="character">
+  <w:style w:type="character" w:customStyle="1" w:styleId="Heading3Char">
     <w:name w:val="Heading 3 Char"/>
     <w:basedOn w:val="DefaultParagraphFont"/>
     <w:link w:val="Heading3"/>
@@ -4223,13 +4864,13 @@
     <w:semiHidden/>
     <w:rsid w:val="00A10FD9"/>
     <w:rPr>
-      <w:rFonts w:cstheme="majorBidi" w:eastAsiaTheme="majorEastAsia"/>
-      <w:color w:themeColor="accent1" w:themeShade="BF" w:val="0F4761"/>
+      <w:rFonts w:eastAsiaTheme="majorEastAsia" w:cstheme="majorBidi"/>
+      <w:color w:val="0F4761" w:themeColor="accent1" w:themeShade="BF"/>
       <w:sz w:val="28"/>
       <w:szCs w:val="28"/>
     </w:rPr>
   </w:style>
-  <w:style w:customStyle="1" w:styleId="Heading4Char" w:type="character">
+  <w:style w:type="character" w:customStyle="1" w:styleId="Heading4Char">
     <w:name w:val="Heading 4 Char"/>
     <w:basedOn w:val="DefaultParagraphFont"/>
     <w:link w:val="Heading4"/>
@@ -4237,13 +4878,13 @@
     <w:semiHidden/>
     <w:rsid w:val="00A10FD9"/>
     <w:rPr>
-      <w:rFonts w:cstheme="majorBidi" w:eastAsiaTheme="majorEastAsia"/>
+      <w:rFonts w:eastAsiaTheme="majorEastAsia" w:cstheme="majorBidi"/>
       <w:i/>
       <w:iCs/>
-      <w:color w:themeColor="accent1" w:themeShade="BF" w:val="0F4761"/>
-    </w:rPr>
-  </w:style>
-  <w:style w:customStyle="1" w:styleId="Heading5Char" w:type="character">
+      <w:color w:val="0F4761" w:themeColor="accent1" w:themeShade="BF"/>
+    </w:rPr>
+  </w:style>
+  <w:style w:type="character" w:customStyle="1" w:styleId="Heading5Char">
     <w:name w:val="Heading 5 Char"/>
     <w:basedOn w:val="DefaultParagraphFont"/>
     <w:link w:val="Heading5"/>
@@ -4251,11 +4892,11 @@
     <w:semiHidden/>
     <w:rsid w:val="00A10FD9"/>
     <w:rPr>
-      <w:rFonts w:cstheme="majorBidi" w:eastAsiaTheme="majorEastAsia"/>
-      <w:color w:themeColor="accent1" w:themeShade="BF" w:val="0F4761"/>
-    </w:rPr>
-  </w:style>
-  <w:style w:customStyle="1" w:styleId="Heading6Char" w:type="character">
+      <w:rFonts w:eastAsiaTheme="majorEastAsia" w:cstheme="majorBidi"/>
+      <w:color w:val="0F4761" w:themeColor="accent1" w:themeShade="BF"/>
+    </w:rPr>
+  </w:style>
+  <w:style w:type="character" w:customStyle="1" w:styleId="Heading6Char">
     <w:name w:val="Heading 6 Char"/>
     <w:basedOn w:val="DefaultParagraphFont"/>
     <w:link w:val="Heading6"/>
@@ -4263,13 +4904,13 @@
     <w:semiHidden/>
     <w:rsid w:val="00A10FD9"/>
     <w:rPr>
-      <w:rFonts w:cstheme="majorBidi" w:eastAsiaTheme="majorEastAsia"/>
+      <w:rFonts w:eastAsiaTheme="majorEastAsia" w:cstheme="majorBidi"/>
       <w:i/>
       <w:iCs/>
-      <w:color w:themeColor="text1" w:themeTint="A6" w:val="595959"/>
-    </w:rPr>
-  </w:style>
-  <w:style w:customStyle="1" w:styleId="Heading7Char" w:type="character">
+      <w:color w:val="595959" w:themeColor="text1" w:themeTint="A6"/>
+    </w:rPr>
+  </w:style>
+  <w:style w:type="character" w:customStyle="1" w:styleId="Heading7Char">
     <w:name w:val="Heading 7 Char"/>
     <w:basedOn w:val="DefaultParagraphFont"/>
     <w:link w:val="Heading7"/>
@@ -4277,11 +4918,11 @@
     <w:semiHidden/>
     <w:rsid w:val="00A10FD9"/>
     <w:rPr>
-      <w:rFonts w:cstheme="majorBidi" w:eastAsiaTheme="majorEastAsia"/>
-      <w:color w:themeColor="text1" w:themeTint="A6" w:val="595959"/>
-    </w:rPr>
-  </w:style>
-  <w:style w:customStyle="1" w:styleId="Heading8Char" w:type="character">
+      <w:rFonts w:eastAsiaTheme="majorEastAsia" w:cstheme="majorBidi"/>
+      <w:color w:val="595959" w:themeColor="text1" w:themeTint="A6"/>
+    </w:rPr>
+  </w:style>
+  <w:style w:type="character" w:customStyle="1" w:styleId="Heading8Char">
     <w:name w:val="Heading 8 Char"/>
     <w:basedOn w:val="DefaultParagraphFont"/>
     <w:link w:val="Heading8"/>
@@ -4289,13 +4930,13 @@
     <w:semiHidden/>
     <w:rsid w:val="00A10FD9"/>
     <w:rPr>
-      <w:rFonts w:cstheme="majorBidi" w:eastAsiaTheme="majorEastAsia"/>
+      <w:rFonts w:eastAsiaTheme="majorEastAsia" w:cstheme="majorBidi"/>
       <w:i/>
       <w:iCs/>
-      <w:color w:themeColor="text1" w:themeTint="D8" w:val="272727"/>
-    </w:rPr>
-  </w:style>
-  <w:style w:customStyle="1" w:styleId="Heading9Char" w:type="character">
+      <w:color w:val="272727" w:themeColor="text1" w:themeTint="D8"/>
+    </w:rPr>
+  </w:style>
+  <w:style w:type="character" w:customStyle="1" w:styleId="Heading9Char">
     <w:name w:val="Heading 9 Char"/>
     <w:basedOn w:val="DefaultParagraphFont"/>
     <w:link w:val="Heading9"/>
@@ -4303,11 +4944,11 @@
     <w:semiHidden/>
     <w:rsid w:val="00A10FD9"/>
     <w:rPr>
-      <w:rFonts w:cstheme="majorBidi" w:eastAsiaTheme="majorEastAsia"/>
-      <w:color w:themeColor="text1" w:themeTint="D8" w:val="272727"/>
-    </w:rPr>
-  </w:style>
-  <w:style w:styleId="BlockText" w:type="paragraph">
+      <w:rFonts w:eastAsiaTheme="majorEastAsia" w:cstheme="majorBidi"/>
+      <w:color w:val="272727" w:themeColor="text1" w:themeTint="D8"/>
+    </w:rPr>
+  </w:style>
+  <w:style w:type="paragraph" w:styleId="BlockText">
     <w:name w:val="Block Text"/>
     <w:basedOn w:val="BodyText"/>
     <w:next w:val="BodyText"/>
@@ -4315,19 +4956,18 @@
     <w:unhideWhenUsed/>
     <w:qFormat/>
     <w:pPr>
-      <w:spacing w:after="100" w:before="100"/>
-      <w:ind w:firstLine="0" w:left="480" w:right="480"/>
+      <w:spacing w:before="100" w:after="100"/>
+      <w:ind w:left="480" w:right="480"/>
     </w:pPr>
   </w:style>
-  <w:style w:styleId="FootnoteText" w:type="paragraph">
-    <w:name w:val="Footnote Text"/>
+  <w:style w:type="paragraph" w:styleId="FootnoteText">
+    <w:name w:val="footnote text"/>
     <w:basedOn w:val="Normal"/>
-    <w:next w:val="FootnoteText"/>
     <w:uiPriority w:val="9"/>
     <w:unhideWhenUsed/>
     <w:qFormat/>
   </w:style>
-  <w:style w:styleId="FootnoteBlockText" w:type="paragraph">
+  <w:style w:type="paragraph" w:customStyle="1" w:styleId="FootnoteBlockText">
     <w:name w:val="Footnote Block Text"/>
     <w:basedOn w:val="FootnoteText"/>
     <w:next w:val="FootnoteText"/>
@@ -4335,47 +4975,40 @@
     <w:unhideWhenUsed/>
     <w:qFormat/>
     <w:pPr>
-      <w:spacing w:after="100" w:before="100"/>
-      <w:ind w:firstLine="0" w:left="480" w:right="480"/>
+      <w:spacing w:before="100" w:after="100"/>
+      <w:ind w:left="480" w:right="480"/>
     </w:pPr>
   </w:style>
-  <w:style w:default="1" w:styleId="DefaultParagraphFont" w:type="character">
-    <w:name w:val="Default Paragraph Font"/>
-    <w:semiHidden/>
-    <w:unhideWhenUsed/>
-  </w:style>
-  <w:style w:default="1" w:styleId="Table" w:type="table">
+  <w:style w:type="table" w:customStyle="1" w:styleId="Table">
     <w:name w:val="Table"/>
-    <w:basedOn w:val="TableNormal"/>
     <w:semiHidden/>
     <w:unhideWhenUsed/>
     <w:qFormat/>
     <w:tblPr>
-      <w:tblInd w:type="dxa" w:w="0"/>
+      <w:tblInd w:w="0" w:type="dxa"/>
       <w:tblCellMar>
-        <w:top w:type="dxa" w:w="0"/>
-        <w:left w:type="dxa" w:w="108"/>
-        <w:bottom w:type="dxa" w:w="0"/>
-        <w:right w:type="dxa" w:w="108"/>
+        <w:top w:w="0" w:type="dxa"/>
+        <w:left w:w="108" w:type="dxa"/>
+        <w:bottom w:w="0" w:type="dxa"/>
+        <w:right w:w="108" w:type="dxa"/>
       </w:tblCellMar>
     </w:tblPr>
     <w:tblStylePr w:type="firstRow">
       <w:tblPr>
         <w:jc w:val="left"/>
-        <w:tblInd w:type="dxa" w:w="0"/>
       </w:tblPr>
       <w:trPr>
         <w:jc w:val="left"/>
       </w:trPr>
       <w:tcPr>
         <w:tcBorders>
-          <w:bottom w:val="single"/>
+          <w:bottom w:val="single" w:sz="0" w:space="0" w:color="auto"/>
         </w:tcBorders>
         <w:vAlign w:val="bottom"/>
       </w:tcPr>
     </w:tblStylePr>
   </w:style>
-  <w:style w:customStyle="1" w:styleId="DefinitionTerm" w:type="paragraph">
+  <w:style w:type="paragraph" w:customStyle="1" w:styleId="DefinitionTerm">
     <w:name w:val="Definition Term"/>
     <w:basedOn w:val="Normal"/>
     <w:next w:val="Definition"/>
@@ -4388,75 +5021,77 @@
       <w:b/>
     </w:rPr>
   </w:style>
-  <w:style w:customStyle="1" w:styleId="Definition" w:type="paragraph">
+  <w:style w:type="paragraph" w:customStyle="1" w:styleId="Definition">
     <w:name w:val="Definition"/>
     <w:basedOn w:val="Normal"/>
   </w:style>
-  <w:style w:styleId="Caption" w:type="paragraph">
-    <w:name w:val="Caption"/>
+  <w:style w:type="paragraph" w:styleId="Caption">
+    <w:name w:val="caption"/>
     <w:basedOn w:val="Normal"/>
-    <w:link w:val="BodyTextChar"/>
+    <w:link w:val="CaptionChar"/>
     <w:pPr>
-      <w:spacing w:after="120" w:before="0"/>
+      <w:spacing w:after="120"/>
     </w:pPr>
     <w:rPr>
       <w:i/>
     </w:rPr>
   </w:style>
-  <w:style w:customStyle="1" w:styleId="TableCaption" w:type="paragraph">
+  <w:style w:type="paragraph" w:customStyle="1" w:styleId="TableCaption">
     <w:name w:val="Table Caption"/>
     <w:basedOn w:val="Caption"/>
     <w:pPr>
       <w:keepNext/>
     </w:pPr>
   </w:style>
-  <w:style w:customStyle="1" w:styleId="ImageCaption" w:type="paragraph">
+  <w:style w:type="paragraph" w:customStyle="1" w:styleId="ImageCaption">
     <w:name w:val="Image Caption"/>
     <w:basedOn w:val="Caption"/>
   </w:style>
-  <w:style w:customStyle="1" w:styleId="Figure" w:type="paragraph">
+  <w:style w:type="paragraph" w:customStyle="1" w:styleId="Figure">
     <w:name w:val="Figure"/>
     <w:basedOn w:val="Normal"/>
   </w:style>
-  <w:style w:customStyle="1" w:styleId="CaptionedFigure" w:type="paragraph">
+  <w:style w:type="paragraph" w:customStyle="1" w:styleId="CaptionedFigure">
     <w:name w:val="Captioned Figure"/>
     <w:basedOn w:val="Figure"/>
     <w:pPr>
       <w:keepNext/>
     </w:pPr>
   </w:style>
-  <w:style w:customStyle="1" w:styleId="BodyTextChar" w:type="character">
-    <w:name w:val="Body Text Char"/>
+  <w:style w:type="character" w:customStyle="1" w:styleId="CaptionChar">
+    <w:name w:val="Caption Char"/>
     <w:basedOn w:val="DefaultParagraphFont"/>
-    <w:link w:val="BodyText"/>
-  </w:style>
-  <w:style w:customStyle="1" w:styleId="VerbatimChar" w:type="character">
+    <w:link w:val="Caption"/>
+  </w:style>
+  <w:style w:type="character" w:customStyle="1" w:styleId="VerbatimChar">
     <w:name w:val="Verbatim Char"/>
-    <w:basedOn w:val="BodyTextChar"/>
+    <w:basedOn w:val="CaptionChar"/>
+    <w:link w:val="SourceCode"/>
     <w:rPr>
       <w:rFonts w:ascii="Consolas" w:hAnsi="Consolas"/>
       <w:sz w:val="22"/>
     </w:rPr>
   </w:style>
-  <w:style w:customStyle="1" w:styleId="SectionNumber" w:type="character">
+  <w:style w:type="character" w:customStyle="1" w:styleId="SectionNumber">
     <w:name w:val="Section Number"/>
-    <w:basedOn w:val="BodyTextChar"/>
-  </w:style>
-  <w:style w:styleId="FootnoteReference" w:type="character">
-    <w:name w:val="Footnote Reference"/>
-    <w:basedOn w:val="BodyTextChar"/>
+    <w:basedOn w:val="CaptionChar"/>
+  </w:style>
+  <w:style w:type="character" w:styleId="FootnoteReference">
+    <w:name w:val="footnote reference"/>
+    <w:basedOn w:val="CaptionChar"/>
     <w:rPr>
       <w:vertAlign w:val="superscript"/>
     </w:rPr>
   </w:style>
-  <w:style w:styleId="Hyperlink" w:type="character">
+  <w:style w:type="character" w:styleId="Hyperlink">
     <w:name w:val="Hyperlink"/>
-    <w:basedOn w:val="BodyTextChar"/>
-    <w:rPr>
-      <w:color w:themeColor="accent1" w:val="4F81BD"/>
-    </w:rPr>
-  </w:style>
-  <w:style w:styleId="TOCHeading" w:type="paragraph">
+    <w:basedOn w:val="CaptionChar"/>
+    <w:uiPriority w:val="99"/>
+    <w:rPr>
+      <w:color w:val="156082" w:themeColor="accent1"/>
+    </w:rPr>
+  </w:style>
+  <w:style w:type="paragraph" w:styleId="TOCHeading">
     <w:name w:val="TOC Heading"/>
     <w:basedOn w:val="Heading1"/>
     <w:next w:val="BodyText"/>
@@ -4467,281 +5102,357 @@
       <w:spacing w:before="240" w:line="259" w:lineRule="auto"/>
       <w:outlineLvl w:val="9"/>
     </w:pPr>
-    <w:rPr>
-      <w:rFonts w:asciiTheme="majorHAnsi" w:cstheme="majorBidi" w:eastAsiaTheme="majorEastAsia" w:hAnsiTheme="majorHAnsi"/>
-      <w:b w:val="0"/>
-      <w:bCs w:val="0"/>
-      <w:color w:themeColor="accent1" w:themeShade="BF" w:val="365F91"/>
-    </w:rPr>
   </w:style>
   <w:style w:type="paragraph" w:customStyle="1" w:styleId="SourceCode">
     <w:name w:val="Source Code"/>
     <w:basedOn w:val="Normal"/>
     <w:link w:val="VerbatimChar"/>
     <w:pPr>
-      <w:wordWrap w:val="off"/>
-      <w:shd w:val="clear" w:fill="f8f8f8"/>
+      <w:shd w:val="clear" w:color="auto" w:fill="F8F8F8"/>
+      <w:wordWrap w:val="0"/>
     </w:pPr>
   </w:style>
   <w:style w:type="character" w:customStyle="1" w:styleId="KeywordTok">
     <w:name w:val="KeywordTok"/>
     <w:basedOn w:val="VerbatimChar"/>
     <w:rPr>
+      <w:rFonts w:ascii="Consolas" w:hAnsi="Consolas"/>
       <w:b/>
-      <w:color w:val="204a87"/>
-      <w:shd w:val="clear" w:fill="f8f8f8"/>
+      <w:color w:val="204A87"/>
+      <w:sz w:val="22"/>
+      <w:shd w:val="clear" w:color="auto" w:fill="F8F8F8"/>
     </w:rPr>
   </w:style>
   <w:style w:type="character" w:customStyle="1" w:styleId="DataTypeTok">
     <w:name w:val="DataTypeTok"/>
     <w:basedOn w:val="VerbatimChar"/>
     <w:rPr>
-      <w:color w:val="204a87"/>
-      <w:shd w:val="clear" w:fill="f8f8f8"/>
+      <w:rFonts w:ascii="Consolas" w:hAnsi="Consolas"/>
+      <w:color w:val="204A87"/>
+      <w:sz w:val="22"/>
+      <w:shd w:val="clear" w:color="auto" w:fill="F8F8F8"/>
     </w:rPr>
   </w:style>
   <w:style w:type="character" w:customStyle="1" w:styleId="DecValTok">
     <w:name w:val="DecValTok"/>
     <w:basedOn w:val="VerbatimChar"/>
     <w:rPr>
-      <w:color w:val="0000cf"/>
-      <w:shd w:val="clear" w:fill="f8f8f8"/>
+      <w:rFonts w:ascii="Consolas" w:hAnsi="Consolas"/>
+      <w:color w:val="0000CF"/>
+      <w:sz w:val="22"/>
+      <w:shd w:val="clear" w:color="auto" w:fill="F8F8F8"/>
     </w:rPr>
   </w:style>
   <w:style w:type="character" w:customStyle="1" w:styleId="BaseNTok">
     <w:name w:val="BaseNTok"/>
     <w:basedOn w:val="VerbatimChar"/>
     <w:rPr>
-      <w:color w:val="0000cf"/>
-      <w:shd w:val="clear" w:fill="f8f8f8"/>
+      <w:rFonts w:ascii="Consolas" w:hAnsi="Consolas"/>
+      <w:color w:val="0000CF"/>
+      <w:sz w:val="22"/>
+      <w:shd w:val="clear" w:color="auto" w:fill="F8F8F8"/>
     </w:rPr>
   </w:style>
   <w:style w:type="character" w:customStyle="1" w:styleId="FloatTok">
     <w:name w:val="FloatTok"/>
     <w:basedOn w:val="VerbatimChar"/>
     <w:rPr>
-      <w:color w:val="0000cf"/>
-      <w:shd w:val="clear" w:fill="f8f8f8"/>
+      <w:rFonts w:ascii="Consolas" w:hAnsi="Consolas"/>
+      <w:color w:val="0000CF"/>
+      <w:sz w:val="22"/>
+      <w:shd w:val="clear" w:color="auto" w:fill="F8F8F8"/>
     </w:rPr>
   </w:style>
   <w:style w:type="character" w:customStyle="1" w:styleId="ConstantTok">
     <w:name w:val="ConstantTok"/>
     <w:basedOn w:val="VerbatimChar"/>
     <w:rPr>
-      <w:color w:val="8f5902"/>
-      <w:shd w:val="clear" w:fill="f8f8f8"/>
+      <w:rFonts w:ascii="Consolas" w:hAnsi="Consolas"/>
+      <w:color w:val="8F5902"/>
+      <w:sz w:val="22"/>
+      <w:shd w:val="clear" w:color="auto" w:fill="F8F8F8"/>
     </w:rPr>
   </w:style>
   <w:style w:type="character" w:customStyle="1" w:styleId="CharTok">
     <w:name w:val="CharTok"/>
     <w:basedOn w:val="VerbatimChar"/>
     <w:rPr>
-      <w:color w:val="4e9a06"/>
-      <w:shd w:val="clear" w:fill="f8f8f8"/>
+      <w:rFonts w:ascii="Consolas" w:hAnsi="Consolas"/>
+      <w:color w:val="4E9A06"/>
+      <w:sz w:val="22"/>
+      <w:shd w:val="clear" w:color="auto" w:fill="F8F8F8"/>
     </w:rPr>
   </w:style>
   <w:style w:type="character" w:customStyle="1" w:styleId="SpecialCharTok">
     <w:name w:val="SpecialCharTok"/>
     <w:basedOn w:val="VerbatimChar"/>
     <w:rPr>
+      <w:rFonts w:ascii="Consolas" w:hAnsi="Consolas"/>
       <w:b/>
-      <w:color w:val="ce5c00"/>
-      <w:shd w:val="clear" w:fill="f8f8f8"/>
+      <w:color w:val="CE5C00"/>
+      <w:sz w:val="22"/>
+      <w:shd w:val="clear" w:color="auto" w:fill="F8F8F8"/>
     </w:rPr>
   </w:style>
   <w:style w:type="character" w:customStyle="1" w:styleId="StringTok">
     <w:name w:val="StringTok"/>
     <w:basedOn w:val="VerbatimChar"/>
     <w:rPr>
-      <w:color w:val="4e9a06"/>
-      <w:shd w:val="clear" w:fill="f8f8f8"/>
+      <w:rFonts w:ascii="Consolas" w:hAnsi="Consolas"/>
+      <w:color w:val="4E9A06"/>
+      <w:sz w:val="22"/>
+      <w:shd w:val="clear" w:color="auto" w:fill="F8F8F8"/>
     </w:rPr>
   </w:style>
   <w:style w:type="character" w:customStyle="1" w:styleId="VerbatimStringTok">
     <w:name w:val="VerbatimStringTok"/>
     <w:basedOn w:val="VerbatimChar"/>
     <w:rPr>
-      <w:color w:val="4e9a06"/>
-      <w:shd w:val="clear" w:fill="f8f8f8"/>
+      <w:rFonts w:ascii="Consolas" w:hAnsi="Consolas"/>
+      <w:color w:val="4E9A06"/>
+      <w:sz w:val="22"/>
+      <w:shd w:val="clear" w:color="auto" w:fill="F8F8F8"/>
     </w:rPr>
   </w:style>
   <w:style w:type="character" w:customStyle="1" w:styleId="SpecialStringTok">
     <w:name w:val="SpecialStringTok"/>
     <w:basedOn w:val="VerbatimChar"/>
     <w:rPr>
-      <w:color w:val="4e9a06"/>
-      <w:shd w:val="clear" w:fill="f8f8f8"/>
+      <w:rFonts w:ascii="Consolas" w:hAnsi="Consolas"/>
+      <w:color w:val="4E9A06"/>
+      <w:sz w:val="22"/>
+      <w:shd w:val="clear" w:color="auto" w:fill="F8F8F8"/>
     </w:rPr>
   </w:style>
   <w:style w:type="character" w:customStyle="1" w:styleId="ImportTok">
     <w:name w:val="ImportTok"/>
     <w:basedOn w:val="VerbatimChar"/>
     <w:rPr>
-      <w:shd w:val="clear" w:fill="f8f8f8"/>
+      <w:rFonts w:ascii="Consolas" w:hAnsi="Consolas"/>
+      <w:sz w:val="22"/>
+      <w:shd w:val="clear" w:color="auto" w:fill="F8F8F8"/>
     </w:rPr>
   </w:style>
   <w:style w:type="character" w:customStyle="1" w:styleId="CommentTok">
     <w:name w:val="CommentTok"/>
     <w:basedOn w:val="VerbatimChar"/>
     <w:rPr>
+      <w:rFonts w:ascii="Consolas" w:hAnsi="Consolas"/>
       <w:i/>
-      <w:color w:val="8f5902"/>
-      <w:shd w:val="clear" w:fill="f8f8f8"/>
+      <w:color w:val="8F5902"/>
+      <w:sz w:val="22"/>
+      <w:shd w:val="clear" w:color="auto" w:fill="F8F8F8"/>
     </w:rPr>
   </w:style>
   <w:style w:type="character" w:customStyle="1" w:styleId="DocumentationTok">
     <w:name w:val="DocumentationTok"/>
     <w:basedOn w:val="VerbatimChar"/>
     <w:rPr>
+      <w:rFonts w:ascii="Consolas" w:hAnsi="Consolas"/>
       <w:b/>
       <w:i/>
-      <w:color w:val="8f5902"/>
-      <w:shd w:val="clear" w:fill="f8f8f8"/>
+      <w:color w:val="8F5902"/>
+      <w:sz w:val="22"/>
+      <w:shd w:val="clear" w:color="auto" w:fill="F8F8F8"/>
     </w:rPr>
   </w:style>
   <w:style w:type="character" w:customStyle="1" w:styleId="AnnotationTok">
     <w:name w:val="AnnotationTok"/>
     <w:basedOn w:val="VerbatimChar"/>
     <w:rPr>
+      <w:rFonts w:ascii="Consolas" w:hAnsi="Consolas"/>
       <w:b/>
       <w:i/>
-      <w:color w:val="8f5902"/>
-      <w:shd w:val="clear" w:fill="f8f8f8"/>
+      <w:color w:val="8F5902"/>
+      <w:sz w:val="22"/>
+      <w:shd w:val="clear" w:color="auto" w:fill="F8F8F8"/>
     </w:rPr>
   </w:style>
   <w:style w:type="character" w:customStyle="1" w:styleId="CommentVarTok">
     <w:name w:val="CommentVarTok"/>
     <w:basedOn w:val="VerbatimChar"/>
     <w:rPr>
+      <w:rFonts w:ascii="Consolas" w:hAnsi="Consolas"/>
       <w:b/>
       <w:i/>
-      <w:color w:val="8f5902"/>
-      <w:shd w:val="clear" w:fill="f8f8f8"/>
+      <w:color w:val="8F5902"/>
+      <w:sz w:val="22"/>
+      <w:shd w:val="clear" w:color="auto" w:fill="F8F8F8"/>
     </w:rPr>
   </w:style>
   <w:style w:type="character" w:customStyle="1" w:styleId="OtherTok">
     <w:name w:val="OtherTok"/>
     <w:basedOn w:val="VerbatimChar"/>
     <w:rPr>
-      <w:color w:val="8f5902"/>
-      <w:shd w:val="clear" w:fill="f8f8f8"/>
+      <w:rFonts w:ascii="Consolas" w:hAnsi="Consolas"/>
+      <w:color w:val="8F5902"/>
+      <w:sz w:val="22"/>
+      <w:shd w:val="clear" w:color="auto" w:fill="F8F8F8"/>
     </w:rPr>
   </w:style>
   <w:style w:type="character" w:customStyle="1" w:styleId="FunctionTok">
     <w:name w:val="FunctionTok"/>
     <w:basedOn w:val="VerbatimChar"/>
     <w:rPr>
+      <w:rFonts w:ascii="Consolas" w:hAnsi="Consolas"/>
       <w:b/>
-      <w:color w:val="204a87"/>
-      <w:shd w:val="clear" w:fill="f8f8f8"/>
+      <w:color w:val="204A87"/>
+      <w:sz w:val="22"/>
+      <w:shd w:val="clear" w:color="auto" w:fill="F8F8F8"/>
     </w:rPr>
   </w:style>
   <w:style w:type="character" w:customStyle="1" w:styleId="VariableTok">
     <w:name w:val="VariableTok"/>
     <w:basedOn w:val="VerbatimChar"/>
     <w:rPr>
+      <w:rFonts w:ascii="Consolas" w:hAnsi="Consolas"/>
       <w:color w:val="000000"/>
-      <w:shd w:val="clear" w:fill="f8f8f8"/>
+      <w:sz w:val="22"/>
+      <w:shd w:val="clear" w:color="auto" w:fill="F8F8F8"/>
     </w:rPr>
   </w:style>
   <w:style w:type="character" w:customStyle="1" w:styleId="ControlFlowTok">
     <w:name w:val="ControlFlowTok"/>
     <w:basedOn w:val="VerbatimChar"/>
     <w:rPr>
+      <w:rFonts w:ascii="Consolas" w:hAnsi="Consolas"/>
       <w:b/>
-      <w:color w:val="204a87"/>
-      <w:shd w:val="clear" w:fill="f8f8f8"/>
+      <w:color w:val="204A87"/>
+      <w:sz w:val="22"/>
+      <w:shd w:val="clear" w:color="auto" w:fill="F8F8F8"/>
     </w:rPr>
   </w:style>
   <w:style w:type="character" w:customStyle="1" w:styleId="OperatorTok">
     <w:name w:val="OperatorTok"/>
     <w:basedOn w:val="VerbatimChar"/>
     <w:rPr>
+      <w:rFonts w:ascii="Consolas" w:hAnsi="Consolas"/>
       <w:b/>
-      <w:color w:val="ce5c00"/>
-      <w:shd w:val="clear" w:fill="f8f8f8"/>
+      <w:color w:val="CE5C00"/>
+      <w:sz w:val="22"/>
+      <w:shd w:val="clear" w:color="auto" w:fill="F8F8F8"/>
     </w:rPr>
   </w:style>
   <w:style w:type="character" w:customStyle="1" w:styleId="BuiltInTok">
     <w:name w:val="BuiltInTok"/>
     <w:basedOn w:val="VerbatimChar"/>
     <w:rPr>
-      <w:shd w:val="clear" w:fill="f8f8f8"/>
+      <w:rFonts w:ascii="Consolas" w:hAnsi="Consolas"/>
+      <w:sz w:val="22"/>
+      <w:shd w:val="clear" w:color="auto" w:fill="F8F8F8"/>
     </w:rPr>
   </w:style>
   <w:style w:type="character" w:customStyle="1" w:styleId="ExtensionTok">
     <w:name w:val="ExtensionTok"/>
     <w:basedOn w:val="VerbatimChar"/>
     <w:rPr>
-      <w:shd w:val="clear" w:fill="f8f8f8"/>
+      <w:rFonts w:ascii="Consolas" w:hAnsi="Consolas"/>
+      <w:sz w:val="22"/>
+      <w:shd w:val="clear" w:color="auto" w:fill="F8F8F8"/>
     </w:rPr>
   </w:style>
   <w:style w:type="character" w:customStyle="1" w:styleId="PreprocessorTok">
     <w:name w:val="PreprocessorTok"/>
     <w:basedOn w:val="VerbatimChar"/>
     <w:rPr>
+      <w:rFonts w:ascii="Consolas" w:hAnsi="Consolas"/>
       <w:i/>
-      <w:color w:val="8f5902"/>
-      <w:shd w:val="clear" w:fill="f8f8f8"/>
+      <w:color w:val="8F5902"/>
+      <w:sz w:val="22"/>
+      <w:shd w:val="clear" w:color="auto" w:fill="F8F8F8"/>
     </w:rPr>
   </w:style>
   <w:style w:type="character" w:customStyle="1" w:styleId="AttributeTok">
     <w:name w:val="AttributeTok"/>
     <w:basedOn w:val="VerbatimChar"/>
     <w:rPr>
-      <w:color w:val="204a87"/>
-      <w:shd w:val="clear" w:fill="f8f8f8"/>
+      <w:rFonts w:ascii="Consolas" w:hAnsi="Consolas"/>
+      <w:color w:val="204A87"/>
+      <w:sz w:val="22"/>
+      <w:shd w:val="clear" w:color="auto" w:fill="F8F8F8"/>
     </w:rPr>
   </w:style>
   <w:style w:type="character" w:customStyle="1" w:styleId="RegionMarkerTok">
     <w:name w:val="RegionMarkerTok"/>
     <w:basedOn w:val="VerbatimChar"/>
     <w:rPr>
-      <w:shd w:val="clear" w:fill="f8f8f8"/>
+      <w:rFonts w:ascii="Consolas" w:hAnsi="Consolas"/>
+      <w:sz w:val="22"/>
+      <w:shd w:val="clear" w:color="auto" w:fill="F8F8F8"/>
     </w:rPr>
   </w:style>
   <w:style w:type="character" w:customStyle="1" w:styleId="InformationTok">
     <w:name w:val="InformationTok"/>
     <w:basedOn w:val="VerbatimChar"/>
     <w:rPr>
+      <w:rFonts w:ascii="Consolas" w:hAnsi="Consolas"/>
       <w:b/>
       <w:i/>
-      <w:color w:val="8f5902"/>
-      <w:shd w:val="clear" w:fill="f8f8f8"/>
+      <w:color w:val="8F5902"/>
+      <w:sz w:val="22"/>
+      <w:shd w:val="clear" w:color="auto" w:fill="F8F8F8"/>
     </w:rPr>
   </w:style>
   <w:style w:type="character" w:customStyle="1" w:styleId="WarningTok">
     <w:name w:val="WarningTok"/>
     <w:basedOn w:val="VerbatimChar"/>
     <w:rPr>
+      <w:rFonts w:ascii="Consolas" w:hAnsi="Consolas"/>
       <w:b/>
       <w:i/>
-      <w:color w:val="8f5902"/>
-      <w:shd w:val="clear" w:fill="f8f8f8"/>
+      <w:color w:val="8F5902"/>
+      <w:sz w:val="22"/>
+      <w:shd w:val="clear" w:color="auto" w:fill="F8F8F8"/>
     </w:rPr>
   </w:style>
   <w:style w:type="character" w:customStyle="1" w:styleId="AlertTok">
     <w:name w:val="AlertTok"/>
     <w:basedOn w:val="VerbatimChar"/>
     <w:rPr>
-      <w:color w:val="ef2929"/>
-      <w:shd w:val="clear" w:fill="f8f8f8"/>
+      <w:rFonts w:ascii="Consolas" w:hAnsi="Consolas"/>
+      <w:color w:val="EF2929"/>
+      <w:sz w:val="22"/>
+      <w:shd w:val="clear" w:color="auto" w:fill="F8F8F8"/>
     </w:rPr>
   </w:style>
   <w:style w:type="character" w:customStyle="1" w:styleId="ErrorTok">
     <w:name w:val="ErrorTok"/>
     <w:basedOn w:val="VerbatimChar"/>
     <w:rPr>
+      <w:rFonts w:ascii="Consolas" w:hAnsi="Consolas"/>
       <w:b/>
-      <w:color w:val="a40000"/>
-      <w:shd w:val="clear" w:fill="f8f8f8"/>
+      <w:color w:val="A40000"/>
+      <w:sz w:val="22"/>
+      <w:shd w:val="clear" w:color="auto" w:fill="F8F8F8"/>
     </w:rPr>
   </w:style>
   <w:style w:type="character" w:customStyle="1" w:styleId="NormalTok">
     <w:name w:val="NormalTok"/>
     <w:basedOn w:val="VerbatimChar"/>
     <w:rPr>
-      <w:shd w:val="clear" w:fill="f8f8f8"/>
+      <w:rFonts w:ascii="Consolas" w:hAnsi="Consolas"/>
+      <w:sz w:val="22"/>
+      <w:shd w:val="clear" w:color="auto" w:fill="F8F8F8"/>
+    </w:rPr>
+  </w:style>
+  <w:style w:type="paragraph" w:styleId="TOC1">
+    <w:name w:val="toc 1"/>
+    <w:basedOn w:val="Normal"/>
+    <w:next w:val="Normal"/>
+    <w:autoRedefine/>
+    <w:uiPriority w:val="39"/>
+    <w:rsid w:val="00D543AC"/>
+    <w:pPr>
+      <w:spacing w:after="100"/>
+    </w:pPr>
+  </w:style>
+  <w:style w:type="character" w:styleId="FollowedHyperlink">
+    <w:name w:val="FollowedHyperlink"/>
+    <w:basedOn w:val="DefaultParagraphFont"/>
+    <w:rsid w:val="00D543AC"/>
+    <w:rPr>
+      <w:color w:val="96607D" w:themeColor="followedHyperlink"/>
+      <w:u w:val="single"/>
     </w:rPr>
   </w:style>
 </w:styles>
